--- a/二次上会整改材料/word/11-01服务台管理制度.docx
+++ b/二次上会整改材料/word/11-01服务台管理制度.docx
@@ -1,6 +1,7 @@
 
 <file path=word/document.xml><?xml version="1.0" encoding="utf-8"?>
-<w:document xmlns:wpc="http://schemas.microsoft.com/office/word/2010/wordprocessingCanvas" xmlns:mc="http://schemas.openxmlformats.org/markup-compatibility/2006" xmlns:o="urn:schemas-microsoft-com:office:office" xmlns:r="http://schemas.openxmlformats.org/officeDocument/2006/relationships" xmlns:m="http://schemas.openxmlformats.org/officeDocument/2006/math" xmlns:v="urn:schemas-microsoft-com:vml" xmlns:wp14="http://schemas.microsoft.com/office/word/2010/wordprocessingDrawing" xmlns:wp="http://schemas.openxmlformats.org/drawingml/2006/wordprocessingDrawing" xmlns:w="http://schemas.openxmlformats.org/wordprocessingml/2006/main" xmlns:w14="http://schemas.microsoft.com/office/word/2010/wordml" xmlns:w10="urn:schemas-microsoft-com:office:word" xmlns:w15="http://schemas.microsoft.com/office/word/2012/wordml" xmlns:wpg="http://schemas.microsoft.com/office/word/2010/wordprocessingGroup" xmlns:wpi="http://schemas.microsoft.com/office/word/2010/wordprocessingInk" xmlns:wne="http://schemas.microsoft.com/office/word/2006/wordml" xmlns:wps="http://schemas.microsoft.com/office/word/2010/wordprocessingShape" xmlns:wpsCustomData="http://www.wps.cn/officeDocument/2013/wpsCustomData" mc:Ignorable="w14 w15 wp14">
+<w:document xmlns:wpc="http://schemas.microsoft.com/office/word/2010/wordprocessingCanvas" xmlns:mc="http://schemas.openxmlformats.org/markup-compatibility/2006" xmlns:o="urn:schemas-microsoft-com:office:office" xmlns:r="http://schemas.openxmlformats.org/officeDocument/2006/relationships" xmlns:m="http://schemas.openxmlformats.org/officeDocument/2006/math" xmlns:v="urn:schemas-microsoft-com:vml" xmlns:wp14="http://schemas.microsoft.com/office/word/2010/wordprocessingDrawing" xmlns:wp="http://schemas.openxmlformats.org/drawingml/2006/wordprocessingDrawing" xmlns:w10="urn:schemas-microsoft-com:office:word" xmlns:w="http://schemas.openxmlformats.org/wordprocessingml/2006/main" xmlns:w14="http://schemas.microsoft.com/office/word/2010/wordml" xmlns:w15="http://schemas.microsoft.com/office/word/2012/wordml" xmlns:wne="http://schemas.microsoft.com/office/word/2006/wordml" xmlns:wpg="http://schemas.microsoft.com/office/word/2010/wordprocessingGroup" xmlns:wpi="http://schemas.microsoft.com/office/word/2010/wordprocessingInk" xmlns:wps="http://schemas.microsoft.com/office/word/2010/wordprocessingShape" mc:Ignorable="w14 w15 wp14">
+  <!-- Generated by Aspose.Words for .NET 13.3.0.1 -->
   <w:body>
     <w:p>
       <w:pPr>
@@ -21,12 +22,12 @@
       </w:pPr>
       <w:r>
         <w:rPr>
-          <w:rFonts w:hint="eastAsia" w:ascii="宋体" w:hAnsi="宋体"/>
+          <w:rFonts w:ascii="宋体" w:hAnsi="宋体" w:hint="eastAsia"/>
           <w:b/>
           <w:sz w:val="52"/>
           <w:szCs w:val="52"/>
         </w:rPr>
-        <w:t>青岛九邮信息技术有限公司</w:t>
+        <w:t>南京航之舟数字科技有限公司</w:t>
       </w:r>
     </w:p>
     <w:p>
@@ -41,7 +42,7 @@
       </w:pPr>
       <w:r>
         <w:rPr>
-          <w:rFonts w:hint="eastAsia" w:ascii="宋体" w:hAnsi="宋体"/>
+          <w:rFonts w:ascii="宋体" w:hAnsi="宋体" w:hint="eastAsia"/>
           <w:b/>
           <w:sz w:val="48"/>
           <w:szCs w:val="52"/>
@@ -50,7 +51,7 @@
       </w:r>
       <w:r>
         <w:rPr>
-          <w:rFonts w:hint="eastAsia" w:ascii="宋体" w:hAnsi="宋体"/>
+          <w:rFonts w:ascii="宋体" w:hAnsi="宋体" w:hint="eastAsia"/>
           <w:b/>
           <w:sz w:val="52"/>
         </w:rPr>
@@ -118,18 +119,18 @@
     <w:p/>
     <w:tbl>
       <w:tblPr>
-        <w:tblStyle w:val="15"/>
+        <w:tblStyle w:val="TableNormal"/>
         <w:tblpPr w:leftFromText="180" w:rightFromText="180" w:vertAnchor="text" w:horzAnchor="page" w:tblpX="1957" w:tblpY="476"/>
         <w:tblOverlap w:val="never"/>
         <w:tblW w:w="8526" w:type="dxa"/>
         <w:tblInd w:w="0" w:type="dxa"/>
         <w:tblBorders>
-          <w:top w:val="single" w:color="auto" w:sz="4" w:space="0"/>
-          <w:left w:val="single" w:color="auto" w:sz="4" w:space="0"/>
-          <w:bottom w:val="single" w:color="auto" w:sz="4" w:space="0"/>
-          <w:right w:val="single" w:color="auto" w:sz="4" w:space="0"/>
-          <w:insideH w:val="single" w:color="auto" w:sz="4" w:space="0"/>
-          <w:insideV w:val="single" w:color="auto" w:sz="4" w:space="0"/>
+          <w:top w:val="single" w:sz="4" w:space="0" w:color="auto"/>
+          <w:left w:val="single" w:sz="4" w:space="0" w:color="auto"/>
+          <w:bottom w:val="single" w:sz="4" w:space="0" w:color="auto"/>
+          <w:right w:val="single" w:sz="4" w:space="0" w:color="auto"/>
+          <w:insideH w:val="single" w:sz="4" w:space="0" w:color="auto"/>
+          <w:insideV w:val="single" w:sz="4" w:space="0" w:color="auto"/>
         </w:tblBorders>
         <w:tblLayout w:type="fixed"/>
         <w:tblCellMar>
@@ -149,14 +150,17 @@
       </w:tblGrid>
       <w:tr>
         <w:tblPrEx>
+          <w:tblW w:w="8526" w:type="dxa"/>
+          <w:tblInd w:w="0" w:type="dxa"/>
           <w:tblBorders>
-            <w:top w:val="single" w:color="auto" w:sz="4" w:space="0"/>
-            <w:left w:val="single" w:color="auto" w:sz="4" w:space="0"/>
-            <w:bottom w:val="single" w:color="auto" w:sz="4" w:space="0"/>
-            <w:right w:val="single" w:color="auto" w:sz="4" w:space="0"/>
-            <w:insideH w:val="single" w:color="auto" w:sz="4" w:space="0"/>
-            <w:insideV w:val="single" w:color="auto" w:sz="4" w:space="0"/>
+            <w:top w:val="single" w:sz="4" w:space="0" w:color="auto"/>
+            <w:left w:val="single" w:sz="4" w:space="0" w:color="auto"/>
+            <w:bottom w:val="single" w:sz="4" w:space="0" w:color="auto"/>
+            <w:right w:val="single" w:sz="4" w:space="0" w:color="auto"/>
+            <w:insideH w:val="single" w:sz="4" w:space="0" w:color="auto"/>
+            <w:insideV w:val="single" w:sz="4" w:space="0" w:color="auto"/>
           </w:tblBorders>
+          <w:tblLayout w:type="fixed"/>
           <w:tblCellMar>
             <w:top w:w="0" w:type="dxa"/>
             <w:left w:w="108" w:type="dxa"/>
@@ -165,7 +169,7 @@
           </w:tblCellMar>
         </w:tblPrEx>
         <w:trPr>
-          <w:trHeight w:val="351" w:hRule="atLeast"/>
+          <w:trHeight w:val="351"/>
         </w:trPr>
         <w:tc>
           <w:tcPr>
@@ -175,13 +179,13 @@
             <w:pPr>
               <w:jc w:val="center"/>
               <w:rPr>
-                <w:rFonts w:ascii="微软雅黑" w:hAnsi="微软雅黑" w:eastAsia="微软雅黑"/>
+                <w:rFonts w:ascii="微软雅黑" w:eastAsia="微软雅黑" w:hAnsi="微软雅黑"/>
                 <w:b/>
               </w:rPr>
             </w:pPr>
             <w:r>
               <w:rPr>
-                <w:rFonts w:hint="eastAsia" w:ascii="微软雅黑" w:hAnsi="微软雅黑" w:eastAsia="微软雅黑"/>
+                <w:rFonts w:ascii="微软雅黑" w:eastAsia="微软雅黑" w:hAnsi="微软雅黑" w:hint="eastAsia"/>
                 <w:b/>
               </w:rPr>
               <w:t>编制</w:t>
@@ -196,13 +200,13 @@
             <w:pPr>
               <w:jc w:val="center"/>
               <w:rPr>
-                <w:rFonts w:ascii="微软雅黑" w:hAnsi="微软雅黑" w:eastAsia="微软雅黑"/>
+                <w:rFonts w:ascii="微软雅黑" w:eastAsia="微软雅黑" w:hAnsi="微软雅黑"/>
                 <w:sz w:val="24"/>
               </w:rPr>
             </w:pPr>
             <w:r>
               <w:rPr>
-                <w:rFonts w:hint="eastAsia" w:ascii="微软雅黑" w:hAnsi="微软雅黑" w:eastAsia="微软雅黑"/>
+                <w:rFonts w:ascii="微软雅黑" w:eastAsia="微软雅黑" w:hAnsi="微软雅黑" w:hint="eastAsia"/>
                 <w:sz w:val="24"/>
               </w:rPr>
               <w:t>唐旭</w:t>
@@ -217,13 +221,13 @@
             <w:pPr>
               <w:jc w:val="center"/>
               <w:rPr>
-                <w:rFonts w:ascii="微软雅黑" w:hAnsi="微软雅黑" w:eastAsia="微软雅黑"/>
+                <w:rFonts w:ascii="微软雅黑" w:eastAsia="微软雅黑" w:hAnsi="微软雅黑"/>
                 <w:b/>
               </w:rPr>
             </w:pPr>
             <w:r>
               <w:rPr>
-                <w:rFonts w:hint="eastAsia" w:ascii="微软雅黑" w:hAnsi="微软雅黑" w:eastAsia="微软雅黑"/>
+                <w:rFonts w:ascii="微软雅黑" w:eastAsia="微软雅黑" w:hAnsi="微软雅黑" w:hint="eastAsia"/>
                 <w:b/>
               </w:rPr>
               <w:t>审核</w:t>
@@ -238,13 +242,13 @@
             <w:pPr>
               <w:jc w:val="center"/>
               <w:rPr>
-                <w:rFonts w:ascii="微软雅黑" w:hAnsi="微软雅黑" w:eastAsia="微软雅黑"/>
+                <w:rFonts w:ascii="微软雅黑" w:eastAsia="微软雅黑" w:hAnsi="微软雅黑"/>
                 <w:szCs w:val="21"/>
               </w:rPr>
             </w:pPr>
             <w:r>
               <w:rPr>
-                <w:rFonts w:hint="eastAsia" w:ascii="微软雅黑" w:hAnsi="微软雅黑" w:eastAsia="微软雅黑"/>
+                <w:rFonts w:ascii="微软雅黑" w:eastAsia="微软雅黑" w:hAnsi="微软雅黑" w:hint="eastAsia"/>
                 <w:szCs w:val="21"/>
               </w:rPr>
               <w:t>吴克</w:t>
@@ -259,13 +263,13 @@
             <w:pPr>
               <w:jc w:val="center"/>
               <w:rPr>
-                <w:rFonts w:ascii="微软雅黑" w:hAnsi="微软雅黑" w:eastAsia="微软雅黑"/>
+                <w:rFonts w:ascii="微软雅黑" w:eastAsia="微软雅黑" w:hAnsi="微软雅黑"/>
                 <w:szCs w:val="21"/>
               </w:rPr>
             </w:pPr>
             <w:r>
               <w:rPr>
-                <w:rFonts w:hint="eastAsia" w:ascii="微软雅黑" w:hAnsi="微软雅黑" w:eastAsia="微软雅黑"/>
+                <w:rFonts w:ascii="微软雅黑" w:eastAsia="微软雅黑" w:hAnsi="微软雅黑" w:hint="eastAsia"/>
                 <w:b/>
                 <w:bCs/>
                 <w:szCs w:val="21"/>
@@ -282,30 +286,25 @@
             <w:pPr>
               <w:jc w:val="center"/>
               <w:rPr>
-                <w:rFonts w:ascii="微软雅黑" w:hAnsi="微软雅黑" w:eastAsia="微软雅黑"/>
+                <w:rFonts w:ascii="微软雅黑" w:eastAsia="微软雅黑" w:hAnsi="微软雅黑"/>
                 <w:szCs w:val="21"/>
               </w:rPr>
             </w:pPr>
             <w:r>
               <w:rPr>
-                <w:rFonts w:hint="eastAsia" w:ascii="微软雅黑" w:hAnsi="微软雅黑" w:eastAsia="微软雅黑"/>
+                <w:rFonts w:ascii="微软雅黑" w:eastAsia="微软雅黑" w:hAnsi="微软雅黑" w:hint="eastAsia"/>
                 <w:szCs w:val="21"/>
               </w:rPr>
-              <w:t>孙元朝</w:t>
+              <w:t>陈潮华</w:t>
             </w:r>
           </w:p>
         </w:tc>
       </w:tr>
       <w:tr>
         <w:tblPrEx>
-          <w:tblBorders>
-            <w:top w:val="single" w:color="auto" w:sz="4" w:space="0"/>
-            <w:left w:val="single" w:color="auto" w:sz="4" w:space="0"/>
-            <w:bottom w:val="single" w:color="auto" w:sz="4" w:space="0"/>
-            <w:right w:val="single" w:color="auto" w:sz="4" w:space="0"/>
-            <w:insideH w:val="single" w:color="auto" w:sz="4" w:space="0"/>
-            <w:insideV w:val="single" w:color="auto" w:sz="4" w:space="0"/>
-          </w:tblBorders>
+          <w:tblW w:w="8526" w:type="dxa"/>
+          <w:tblInd w:w="0" w:type="dxa"/>
+          <w:tblLayout w:type="fixed"/>
           <w:tblCellMar>
             <w:top w:w="0" w:type="dxa"/>
             <w:left w:w="108" w:type="dxa"/>
@@ -314,7 +313,7 @@
           </w:tblCellMar>
         </w:tblPrEx>
         <w:trPr>
-          <w:trHeight w:val="296" w:hRule="atLeast"/>
+          <w:trHeight w:val="296"/>
         </w:trPr>
         <w:tc>
           <w:tcPr>
@@ -325,13 +324,13 @@
             <w:pPr>
               <w:jc w:val="center"/>
               <w:rPr>
-                <w:rFonts w:ascii="微软雅黑" w:hAnsi="微软雅黑" w:eastAsia="微软雅黑"/>
+                <w:rFonts w:ascii="微软雅黑" w:eastAsia="微软雅黑" w:hAnsi="微软雅黑"/>
                 <w:sz w:val="24"/>
               </w:rPr>
             </w:pPr>
             <w:r>
               <w:rPr>
-                <w:rFonts w:hint="eastAsia" w:ascii="微软雅黑" w:hAnsi="微软雅黑" w:eastAsia="微软雅黑"/>
+                <w:rFonts w:ascii="微软雅黑" w:eastAsia="微软雅黑" w:hAnsi="微软雅黑" w:hint="eastAsia"/>
                 <w:b/>
                 <w:bCs/>
                 <w:sz w:val="22"/>
@@ -350,20 +349,20 @@
             <w:pPr>
               <w:jc w:val="center"/>
               <w:rPr>
-                <w:rFonts w:ascii="微软雅黑" w:hAnsi="微软雅黑" w:eastAsia="微软雅黑"/>
+                <w:rFonts w:ascii="微软雅黑" w:eastAsia="微软雅黑" w:hAnsi="微软雅黑"/>
                 <w:szCs w:val="21"/>
               </w:rPr>
             </w:pPr>
             <w:r>
               <w:rPr>
-                <w:rFonts w:hint="eastAsia" w:ascii="微软雅黑" w:hAnsi="微软雅黑" w:eastAsia="微软雅黑"/>
+                <w:rFonts w:ascii="微软雅黑" w:eastAsia="微软雅黑" w:hAnsi="微软雅黑" w:hint="eastAsia"/>
                 <w:szCs w:val="21"/>
               </w:rPr>
-              <w:t>2019年</w:t>
+              <w:t>2025年</w:t>
             </w:r>
             <w:r>
               <w:rPr>
-                <w:rFonts w:hint="eastAsia" w:ascii="微软雅黑" w:hAnsi="微软雅黑" w:eastAsia="微软雅黑"/>
+                <w:rFonts w:ascii="微软雅黑" w:eastAsia="微软雅黑" w:hAnsi="微软雅黑" w:hint="eastAsia"/>
                 <w:szCs w:val="21"/>
                 <w:lang w:val="en-US" w:eastAsia="zh-CN"/>
               </w:rPr>
@@ -371,14 +370,14 @@
             </w:r>
             <w:r>
               <w:rPr>
-                <w:rFonts w:hint="eastAsia" w:ascii="微软雅黑" w:hAnsi="微软雅黑" w:eastAsia="微软雅黑"/>
+                <w:rFonts w:ascii="微软雅黑" w:eastAsia="微软雅黑" w:hAnsi="微软雅黑" w:hint="eastAsia"/>
                 <w:szCs w:val="21"/>
               </w:rPr>
               <w:t>月</w:t>
             </w:r>
             <w:r>
               <w:rPr>
-                <w:rFonts w:hint="eastAsia" w:ascii="微软雅黑" w:hAnsi="微软雅黑" w:eastAsia="微软雅黑"/>
+                <w:rFonts w:ascii="微软雅黑" w:eastAsia="微软雅黑" w:hAnsi="微软雅黑" w:hint="eastAsia"/>
                 <w:szCs w:val="21"/>
                 <w:lang w:val="en-US" w:eastAsia="zh-CN"/>
               </w:rPr>
@@ -386,7 +385,7 @@
             </w:r>
             <w:r>
               <w:rPr>
-                <w:rFonts w:hint="eastAsia" w:ascii="微软雅黑" w:hAnsi="微软雅黑" w:eastAsia="微软雅黑"/>
+                <w:rFonts w:ascii="微软雅黑" w:eastAsia="微软雅黑" w:hAnsi="微软雅黑" w:hint="eastAsia"/>
                 <w:szCs w:val="21"/>
               </w:rPr>
               <w:t>日</w:t>
@@ -429,7 +428,7 @@
       </w:pPr>
       <w:r>
         <w:rPr>
-          <w:rFonts w:hint="eastAsia" w:ascii="宋体" w:hAnsi="宋体"/>
+          <w:rFonts w:ascii="宋体" w:hAnsi="宋体" w:hint="eastAsia"/>
           <w:b/>
           <w:sz w:val="28"/>
           <w:szCs w:val="28"/>
@@ -439,16 +438,16 @@
     </w:p>
     <w:tbl>
       <w:tblPr>
-        <w:tblStyle w:val="15"/>
+        <w:tblStyle w:val="TableNormal"/>
         <w:tblW w:w="9288" w:type="dxa"/>
         <w:tblInd w:w="0" w:type="dxa"/>
         <w:tblBorders>
-          <w:top w:val="single" w:color="000000" w:sz="4" w:space="0"/>
-          <w:left w:val="single" w:color="000000" w:sz="4" w:space="0"/>
-          <w:bottom w:val="single" w:color="000000" w:sz="4" w:space="0"/>
-          <w:right w:val="single" w:color="000000" w:sz="4" w:space="0"/>
-          <w:insideH w:val="single" w:color="000000" w:sz="4" w:space="0"/>
-          <w:insideV w:val="single" w:color="000000" w:sz="4" w:space="0"/>
+          <w:top w:val="single" w:sz="4" w:space="0" w:color="000000"/>
+          <w:left w:val="single" w:sz="4" w:space="0" w:color="000000"/>
+          <w:bottom w:val="single" w:sz="4" w:space="0" w:color="000000"/>
+          <w:right w:val="single" w:sz="4" w:space="0" w:color="000000"/>
+          <w:insideH w:val="single" w:sz="4" w:space="0" w:color="000000"/>
+          <w:insideV w:val="single" w:sz="4" w:space="0" w:color="000000"/>
         </w:tblBorders>
         <w:tblLayout w:type="fixed"/>
         <w:tblCellMar>
@@ -468,14 +467,17 @@
       </w:tblGrid>
       <w:tr>
         <w:tblPrEx>
+          <w:tblW w:w="9288" w:type="dxa"/>
+          <w:tblInd w:w="0" w:type="dxa"/>
           <w:tblBorders>
-            <w:top w:val="single" w:color="000000" w:sz="4" w:space="0"/>
-            <w:left w:val="single" w:color="000000" w:sz="4" w:space="0"/>
-            <w:bottom w:val="single" w:color="000000" w:sz="4" w:space="0"/>
-            <w:right w:val="single" w:color="000000" w:sz="4" w:space="0"/>
-            <w:insideH w:val="single" w:color="000000" w:sz="4" w:space="0"/>
-            <w:insideV w:val="single" w:color="000000" w:sz="4" w:space="0"/>
+            <w:top w:val="single" w:sz="4" w:space="0" w:color="000000"/>
+            <w:left w:val="single" w:sz="4" w:space="0" w:color="000000"/>
+            <w:bottom w:val="single" w:sz="4" w:space="0" w:color="000000"/>
+            <w:right w:val="single" w:sz="4" w:space="0" w:color="000000"/>
+            <w:insideH w:val="single" w:sz="4" w:space="0" w:color="000000"/>
+            <w:insideV w:val="single" w:sz="4" w:space="0" w:color="000000"/>
           </w:tblBorders>
+          <w:tblLayout w:type="fixed"/>
           <w:tblCellMar>
             <w:top w:w="0" w:type="dxa"/>
             <w:left w:w="108" w:type="dxa"/>
@@ -498,7 +500,7 @@
             </w:pPr>
             <w:r>
               <w:rPr>
-                <w:rFonts w:hint="eastAsia" w:ascii="宋体" w:hAnsi="宋体"/>
+                <w:rFonts w:ascii="宋体" w:hAnsi="宋体" w:hint="eastAsia"/>
               </w:rPr>
               <w:t>版本号</w:t>
             </w:r>
@@ -519,7 +521,7 @@
             </w:pPr>
             <w:r>
               <w:rPr>
-                <w:rFonts w:hint="eastAsia" w:ascii="宋体" w:hAnsi="宋体"/>
+                <w:rFonts w:ascii="宋体" w:hAnsi="宋体" w:hint="eastAsia"/>
               </w:rPr>
               <w:t>发布日期</w:t>
             </w:r>
@@ -540,7 +542,7 @@
             </w:pPr>
             <w:r>
               <w:rPr>
-                <w:rFonts w:hint="eastAsia" w:ascii="宋体" w:hAnsi="宋体"/>
+                <w:rFonts w:ascii="宋体" w:hAnsi="宋体" w:hint="eastAsia"/>
               </w:rPr>
               <w:t>修改人/</w:t>
             </w:r>
@@ -555,7 +557,7 @@
             </w:pPr>
             <w:r>
               <w:rPr>
-                <w:rFonts w:hint="eastAsia" w:ascii="宋体" w:hAnsi="宋体"/>
+                <w:rFonts w:ascii="宋体" w:hAnsi="宋体" w:hint="eastAsia"/>
               </w:rPr>
               <w:t>修改日期</w:t>
             </w:r>
@@ -576,7 +578,7 @@
             </w:pPr>
             <w:r>
               <w:rPr>
-                <w:rFonts w:hint="eastAsia" w:ascii="宋体" w:hAnsi="宋体"/>
+                <w:rFonts w:ascii="宋体" w:hAnsi="宋体" w:hint="eastAsia"/>
               </w:rPr>
               <w:t>审核人/</w:t>
             </w:r>
@@ -591,7 +593,7 @@
             </w:pPr>
             <w:r>
               <w:rPr>
-                <w:rFonts w:hint="eastAsia" w:ascii="宋体" w:hAnsi="宋体"/>
+                <w:rFonts w:ascii="宋体" w:hAnsi="宋体" w:hint="eastAsia"/>
               </w:rPr>
               <w:t>审核日期</w:t>
             </w:r>
@@ -612,7 +614,7 @@
             </w:pPr>
             <w:r>
               <w:rPr>
-                <w:rFonts w:hint="eastAsia" w:ascii="宋体" w:hAnsi="宋体"/>
+                <w:rFonts w:ascii="宋体" w:hAnsi="宋体" w:hint="eastAsia"/>
               </w:rPr>
               <w:t>批准人/</w:t>
             </w:r>
@@ -627,7 +629,7 @@
             </w:pPr>
             <w:r>
               <w:rPr>
-                <w:rFonts w:hint="eastAsia" w:ascii="宋体" w:hAnsi="宋体"/>
+                <w:rFonts w:ascii="宋体" w:hAnsi="宋体" w:hint="eastAsia"/>
               </w:rPr>
               <w:t>批准日期</w:t>
             </w:r>
@@ -648,7 +650,7 @@
             </w:pPr>
             <w:r>
               <w:rPr>
-                <w:rFonts w:hint="eastAsia" w:ascii="宋体" w:hAnsi="宋体"/>
+                <w:rFonts w:ascii="宋体" w:hAnsi="宋体" w:hint="eastAsia"/>
               </w:rPr>
               <w:t>修订原因</w:t>
             </w:r>
@@ -657,14 +659,9 @@
       </w:tr>
       <w:tr>
         <w:tblPrEx>
-          <w:tblBorders>
-            <w:top w:val="single" w:color="000000" w:sz="4" w:space="0"/>
-            <w:left w:val="single" w:color="000000" w:sz="4" w:space="0"/>
-            <w:bottom w:val="single" w:color="000000" w:sz="4" w:space="0"/>
-            <w:right w:val="single" w:color="000000" w:sz="4" w:space="0"/>
-            <w:insideH w:val="single" w:color="000000" w:sz="4" w:space="0"/>
-            <w:insideV w:val="single" w:color="000000" w:sz="4" w:space="0"/>
-          </w:tblBorders>
+          <w:tblW w:w="9288" w:type="dxa"/>
+          <w:tblInd w:w="0" w:type="dxa"/>
+          <w:tblLayout w:type="fixed"/>
           <w:tblCellMar>
             <w:top w:w="0" w:type="dxa"/>
             <w:left w:w="108" w:type="dxa"/>
@@ -673,7 +670,7 @@
           </w:tblCellMar>
         </w:tblPrEx>
         <w:trPr>
-          <w:trHeight w:val="756" w:hRule="atLeast"/>
+          <w:trHeight w:val="756"/>
         </w:trPr>
         <w:tc>
           <w:tcPr>
@@ -684,13 +681,13 @@
             <w:pPr>
               <w:jc w:val="center"/>
               <w:rPr>
-                <w:rFonts w:hint="eastAsia" w:ascii="宋体" w:hAnsi="宋体" w:eastAsia="宋体" w:cs="宋体"/>
+                <w:rFonts w:ascii="宋体" w:eastAsia="宋体" w:hAnsi="宋体" w:cs="宋体" w:hint="eastAsia"/>
                 <w:lang w:val="en-US" w:eastAsia="zh-CN"/>
               </w:rPr>
             </w:pPr>
             <w:r>
               <w:rPr>
-                <w:rFonts w:hint="eastAsia" w:ascii="宋体" w:hAnsi="宋体" w:cs="宋体"/>
+                <w:rFonts w:ascii="宋体" w:hAnsi="宋体" w:cs="宋体" w:hint="eastAsia"/>
                 <w:lang w:val="en-US" w:eastAsia="zh-CN"/>
               </w:rPr>
               <w:t>V1.0</w:t>
@@ -711,9 +708,9 @@
             </w:pPr>
             <w:r>
               <w:rPr>
-                <w:rFonts w:hint="eastAsia" w:ascii="宋体" w:hAnsi="宋体" w:cs="宋体"/>
-              </w:rPr>
-              <w:t>2019.1.1</w:t>
+                <w:rFonts w:ascii="宋体" w:hAnsi="宋体" w:cs="宋体" w:hint="eastAsia"/>
+              </w:rPr>
+              <w:t>2025.1.1</w:t>
             </w:r>
           </w:p>
         </w:tc>
@@ -732,7 +729,7 @@
             </w:pPr>
             <w:r>
               <w:rPr>
-                <w:rFonts w:hint="eastAsia" w:ascii="宋体" w:hAnsi="宋体" w:cs="宋体"/>
+                <w:rFonts w:ascii="宋体" w:hAnsi="宋体" w:cs="宋体" w:hint="eastAsia"/>
                 <w:szCs w:val="22"/>
                 <w:lang w:eastAsia="zh-CN"/>
               </w:rPr>
@@ -740,10 +737,10 @@
             </w:r>
             <w:r>
               <w:rPr>
-                <w:rFonts w:hint="eastAsia" w:ascii="宋体" w:hAnsi="宋体" w:cs="宋体"/>
+                <w:rFonts w:ascii="宋体" w:hAnsi="宋体" w:cs="宋体" w:hint="eastAsia"/>
                 <w:lang w:val="en-US" w:eastAsia="zh-CN"/>
               </w:rPr>
-              <w:t>/2018.12.9</w:t>
+              <w:t>/2025.1.1</w:t>
             </w:r>
           </w:p>
         </w:tc>
@@ -762,17 +759,17 @@
             </w:pPr>
             <w:r>
               <w:rPr>
-                <w:rFonts w:hint="eastAsia" w:ascii="宋体" w:hAnsi="宋体" w:cs="宋体"/>
+                <w:rFonts w:ascii="宋体" w:hAnsi="宋体" w:cs="宋体" w:hint="eastAsia"/>
                 <w:lang w:eastAsia="zh-CN"/>
               </w:rPr>
               <w:t>吴克</w:t>
             </w:r>
             <w:r>
               <w:rPr>
-                <w:rFonts w:hint="eastAsia" w:ascii="宋体" w:hAnsi="宋体" w:cs="宋体"/>
+                <w:rFonts w:ascii="宋体" w:hAnsi="宋体" w:cs="宋体" w:hint="eastAsia"/>
                 <w:lang w:val="en-US" w:eastAsia="zh-CN"/>
               </w:rPr>
-              <w:t>/2018.12.25</w:t>
+              <w:t>/2025.1.1</w:t>
             </w:r>
           </w:p>
         </w:tc>
@@ -791,10 +788,10 @@
             </w:pPr>
             <w:r>
               <w:rPr>
-                <w:rFonts w:hint="eastAsia" w:ascii="宋体" w:hAnsi="宋体" w:cs="宋体"/>
+                <w:rFonts w:ascii="宋体" w:hAnsi="宋体" w:cs="宋体" w:hint="eastAsia"/>
                 <w:lang w:val="en-US" w:eastAsia="zh-CN"/>
               </w:rPr>
-              <w:t>孙元朝/2019.1.1</w:t>
+              <w:t>陈潮华/2025.1.1</w:t>
             </w:r>
           </w:p>
         </w:tc>
@@ -813,7 +810,7 @@
             </w:pPr>
             <w:r>
               <w:rPr>
-                <w:rFonts w:hint="eastAsia" w:ascii="宋体" w:hAnsi="宋体"/>
+                <w:rFonts w:ascii="宋体" w:hAnsi="宋体" w:hint="eastAsia"/>
               </w:rPr>
               <w:t>新建</w:t>
             </w:r>
@@ -822,14 +819,9 @@
       </w:tr>
       <w:tr>
         <w:tblPrEx>
-          <w:tblBorders>
-            <w:top w:val="single" w:color="000000" w:sz="4" w:space="0"/>
-            <w:left w:val="single" w:color="000000" w:sz="4" w:space="0"/>
-            <w:bottom w:val="single" w:color="000000" w:sz="4" w:space="0"/>
-            <w:right w:val="single" w:color="000000" w:sz="4" w:space="0"/>
-            <w:insideH w:val="single" w:color="000000" w:sz="4" w:space="0"/>
-            <w:insideV w:val="single" w:color="000000" w:sz="4" w:space="0"/>
-          </w:tblBorders>
+          <w:tblW w:w="9288" w:type="dxa"/>
+          <w:tblInd w:w="0" w:type="dxa"/>
+          <w:tblLayout w:type="fixed"/>
           <w:tblCellMar>
             <w:top w:w="0" w:type="dxa"/>
             <w:left w:w="108" w:type="dxa"/>
@@ -838,7 +830,7 @@
           </w:tblCellMar>
         </w:tblPrEx>
         <w:trPr>
-          <w:trHeight w:val="756" w:hRule="atLeast"/>
+          <w:trHeight w:val="756"/>
         </w:trPr>
         <w:tc>
           <w:tcPr>
@@ -854,7 +846,7 @@
             </w:pPr>
             <w:r>
               <w:rPr>
-                <w:rFonts w:hint="eastAsia" w:ascii="宋体" w:hAnsi="宋体"/>
+                <w:rFonts w:ascii="宋体" w:hAnsi="宋体" w:hint="eastAsia"/>
                 <w:lang w:val="en-US" w:eastAsia="zh-CN"/>
               </w:rPr>
               <w:t>V1.1</w:t>
@@ -876,16 +868,16 @@
             </w:pPr>
             <w:r>
               <w:rPr>
-                <w:rFonts w:hint="eastAsia" w:ascii="宋体" w:hAnsi="宋体" w:cs="宋体"/>
-              </w:rPr>
-              <w:t>20</w:t>
+                <w:rFonts w:ascii="宋体" w:hAnsi="宋体" w:cs="宋体" w:hint="eastAsia"/>
+              </w:rPr>
+              <w:t>2025</w:t>
             </w:r>
             <w:r>
               <w:rPr>
-                <w:rFonts w:hint="eastAsia" w:ascii="宋体" w:hAnsi="宋体" w:cs="宋体"/>
+                <w:rFonts w:ascii="宋体" w:hAnsi="宋体" w:cs="宋体" w:hint="eastAsia"/>
                 <w:lang w:val="en-US" w:eastAsia="zh-CN"/>
               </w:rPr>
-              <w:t>19.8.20</w:t>
+              <w:t>.8.20</w:t>
             </w:r>
           </w:p>
         </w:tc>
@@ -904,7 +896,7 @@
             </w:pPr>
             <w:r>
               <w:rPr>
-                <w:rFonts w:hint="eastAsia" w:ascii="宋体" w:hAnsi="宋体" w:cs="宋体"/>
+                <w:rFonts w:ascii="宋体" w:hAnsi="宋体" w:cs="宋体" w:hint="eastAsia"/>
                 <w:szCs w:val="22"/>
                 <w:lang w:eastAsia="zh-CN"/>
               </w:rPr>
@@ -912,10 +904,10 @@
             </w:r>
             <w:r>
               <w:rPr>
-                <w:rFonts w:hint="eastAsia" w:ascii="宋体" w:hAnsi="宋体" w:cs="宋体"/>
+                <w:rFonts w:ascii="宋体" w:hAnsi="宋体" w:cs="宋体" w:hint="eastAsia"/>
                 <w:lang w:val="en-US" w:eastAsia="zh-CN"/>
               </w:rPr>
-              <w:t>/2019.8.19</w:t>
+              <w:t>/2025.8.19</w:t>
             </w:r>
           </w:p>
         </w:tc>
@@ -934,17 +926,17 @@
             </w:pPr>
             <w:r>
               <w:rPr>
-                <w:rFonts w:hint="eastAsia" w:ascii="宋体" w:hAnsi="宋体" w:cs="宋体"/>
+                <w:rFonts w:ascii="宋体" w:hAnsi="宋体" w:cs="宋体" w:hint="eastAsia"/>
                 <w:lang w:eastAsia="zh-CN"/>
               </w:rPr>
               <w:t>吴克</w:t>
             </w:r>
             <w:r>
               <w:rPr>
-                <w:rFonts w:hint="eastAsia" w:ascii="宋体" w:hAnsi="宋体" w:cs="宋体"/>
+                <w:rFonts w:ascii="宋体" w:hAnsi="宋体" w:cs="宋体" w:hint="eastAsia"/>
                 <w:lang w:val="en-US" w:eastAsia="zh-CN"/>
               </w:rPr>
-              <w:t>/2019.8.19</w:t>
+              <w:t>/2025.8.19</w:t>
             </w:r>
           </w:p>
         </w:tc>
@@ -963,10 +955,10 @@
             </w:pPr>
             <w:r>
               <w:rPr>
-                <w:rFonts w:hint="eastAsia" w:ascii="宋体" w:hAnsi="宋体" w:cs="宋体"/>
+                <w:rFonts w:ascii="宋体" w:hAnsi="宋体" w:cs="宋体" w:hint="eastAsia"/>
                 <w:lang w:val="en-US" w:eastAsia="zh-CN"/>
               </w:rPr>
-              <w:t>孙元朝/2019.8.20</w:t>
+              <w:t>陈潮华/2025.8.20</w:t>
             </w:r>
           </w:p>
         </w:tc>
@@ -985,7 +977,7 @@
             </w:pPr>
             <w:r>
               <w:rPr>
-                <w:rFonts w:hint="eastAsia" w:ascii="宋体" w:hAnsi="宋体"/>
+                <w:rFonts w:ascii="宋体" w:hAnsi="宋体" w:hint="eastAsia"/>
                 <w:lang w:eastAsia="zh-CN"/>
               </w:rPr>
               <w:t>修订</w:t>
@@ -995,14 +987,9 @@
       </w:tr>
       <w:tr>
         <w:tblPrEx>
-          <w:tblBorders>
-            <w:top w:val="single" w:color="000000" w:sz="4" w:space="0"/>
-            <w:left w:val="single" w:color="000000" w:sz="4" w:space="0"/>
-            <w:bottom w:val="single" w:color="000000" w:sz="4" w:space="0"/>
-            <w:right w:val="single" w:color="000000" w:sz="4" w:space="0"/>
-            <w:insideH w:val="single" w:color="000000" w:sz="4" w:space="0"/>
-            <w:insideV w:val="single" w:color="000000" w:sz="4" w:space="0"/>
-          </w:tblBorders>
+          <w:tblW w:w="9288" w:type="dxa"/>
+          <w:tblInd w:w="0" w:type="dxa"/>
+          <w:tblLayout w:type="fixed"/>
           <w:tblCellMar>
             <w:top w:w="0" w:type="dxa"/>
             <w:left w:w="108" w:type="dxa"/>
@@ -1011,7 +998,7 @@
           </w:tblCellMar>
         </w:tblPrEx>
         <w:trPr>
-          <w:trHeight w:val="730" w:hRule="atLeast"/>
+          <w:trHeight w:val="730"/>
         </w:trPr>
         <w:tc>
           <w:tcPr>
@@ -1100,14 +1087,9 @@
       </w:tr>
       <w:tr>
         <w:tblPrEx>
-          <w:tblBorders>
-            <w:top w:val="single" w:color="000000" w:sz="4" w:space="0"/>
-            <w:left w:val="single" w:color="000000" w:sz="4" w:space="0"/>
-            <w:bottom w:val="single" w:color="000000" w:sz="4" w:space="0"/>
-            <w:right w:val="single" w:color="000000" w:sz="4" w:space="0"/>
-            <w:insideH w:val="single" w:color="000000" w:sz="4" w:space="0"/>
-            <w:insideV w:val="single" w:color="000000" w:sz="4" w:space="0"/>
-          </w:tblBorders>
+          <w:tblW w:w="9288" w:type="dxa"/>
+          <w:tblInd w:w="0" w:type="dxa"/>
+          <w:tblLayout w:type="fixed"/>
           <w:tblCellMar>
             <w:top w:w="0" w:type="dxa"/>
             <w:left w:w="108" w:type="dxa"/>
@@ -1116,7 +1098,7 @@
           </w:tblCellMar>
         </w:tblPrEx>
         <w:trPr>
-          <w:trHeight w:val="756" w:hRule="atLeast"/>
+          <w:trHeight w:val="756"/>
         </w:trPr>
         <w:tc>
           <w:tcPr>
@@ -1205,14 +1187,9 @@
       </w:tr>
       <w:tr>
         <w:tblPrEx>
-          <w:tblBorders>
-            <w:top w:val="single" w:color="000000" w:sz="4" w:space="0"/>
-            <w:left w:val="single" w:color="000000" w:sz="4" w:space="0"/>
-            <w:bottom w:val="single" w:color="000000" w:sz="4" w:space="0"/>
-            <w:right w:val="single" w:color="000000" w:sz="4" w:space="0"/>
-            <w:insideH w:val="single" w:color="000000" w:sz="4" w:space="0"/>
-            <w:insideV w:val="single" w:color="000000" w:sz="4" w:space="0"/>
-          </w:tblBorders>
+          <w:tblW w:w="9288" w:type="dxa"/>
+          <w:tblInd w:w="0" w:type="dxa"/>
+          <w:tblLayout w:type="fixed"/>
           <w:tblCellMar>
             <w:top w:w="0" w:type="dxa"/>
             <w:left w:w="108" w:type="dxa"/>
@@ -1221,7 +1198,7 @@
           </w:tblCellMar>
         </w:tblPrEx>
         <w:trPr>
-          <w:trHeight w:val="756" w:hRule="atLeast"/>
+          <w:trHeight w:val="756"/>
         </w:trPr>
         <w:tc>
           <w:tcPr>
@@ -1310,14 +1287,9 @@
       </w:tr>
       <w:tr>
         <w:tblPrEx>
-          <w:tblBorders>
-            <w:top w:val="single" w:color="000000" w:sz="4" w:space="0"/>
-            <w:left w:val="single" w:color="000000" w:sz="4" w:space="0"/>
-            <w:bottom w:val="single" w:color="000000" w:sz="4" w:space="0"/>
-            <w:right w:val="single" w:color="000000" w:sz="4" w:space="0"/>
-            <w:insideH w:val="single" w:color="000000" w:sz="4" w:space="0"/>
-            <w:insideV w:val="single" w:color="000000" w:sz="4" w:space="0"/>
-          </w:tblBorders>
+          <w:tblW w:w="9288" w:type="dxa"/>
+          <w:tblInd w:w="0" w:type="dxa"/>
+          <w:tblLayout w:type="fixed"/>
           <w:tblCellMar>
             <w:top w:w="0" w:type="dxa"/>
             <w:left w:w="108" w:type="dxa"/>
@@ -1326,7 +1298,7 @@
           </w:tblCellMar>
         </w:tblPrEx>
         <w:trPr>
-          <w:trHeight w:val="756" w:hRule="atLeast"/>
+          <w:trHeight w:val="756"/>
         </w:trPr>
         <w:tc>
           <w:tcPr>
@@ -1415,14 +1387,9 @@
       </w:tr>
       <w:tr>
         <w:tblPrEx>
-          <w:tblBorders>
-            <w:top w:val="single" w:color="000000" w:sz="4" w:space="0"/>
-            <w:left w:val="single" w:color="000000" w:sz="4" w:space="0"/>
-            <w:bottom w:val="single" w:color="000000" w:sz="4" w:space="0"/>
-            <w:right w:val="single" w:color="000000" w:sz="4" w:space="0"/>
-            <w:insideH w:val="single" w:color="000000" w:sz="4" w:space="0"/>
-            <w:insideV w:val="single" w:color="000000" w:sz="4" w:space="0"/>
-          </w:tblBorders>
+          <w:tblW w:w="9288" w:type="dxa"/>
+          <w:tblInd w:w="0" w:type="dxa"/>
+          <w:tblLayout w:type="fixed"/>
           <w:tblCellMar>
             <w:top w:w="0" w:type="dxa"/>
             <w:left w:w="108" w:type="dxa"/>
@@ -1431,7 +1398,7 @@
           </w:tblCellMar>
         </w:tblPrEx>
         <w:trPr>
-          <w:trHeight w:val="756" w:hRule="atLeast"/>
+          <w:trHeight w:val="756"/>
         </w:trPr>
         <w:tc>
           <w:tcPr>
@@ -1520,14 +1487,9 @@
       </w:tr>
       <w:tr>
         <w:tblPrEx>
-          <w:tblBorders>
-            <w:top w:val="single" w:color="000000" w:sz="4" w:space="0"/>
-            <w:left w:val="single" w:color="000000" w:sz="4" w:space="0"/>
-            <w:bottom w:val="single" w:color="000000" w:sz="4" w:space="0"/>
-            <w:right w:val="single" w:color="000000" w:sz="4" w:space="0"/>
-            <w:insideH w:val="single" w:color="000000" w:sz="4" w:space="0"/>
-            <w:insideV w:val="single" w:color="000000" w:sz="4" w:space="0"/>
-          </w:tblBorders>
+          <w:tblW w:w="9288" w:type="dxa"/>
+          <w:tblInd w:w="0" w:type="dxa"/>
+          <w:tblLayout w:type="fixed"/>
           <w:tblCellMar>
             <w:top w:w="0" w:type="dxa"/>
             <w:left w:w="108" w:type="dxa"/>
@@ -1536,7 +1498,7 @@
           </w:tblCellMar>
         </w:tblPrEx>
         <w:trPr>
-          <w:trHeight w:val="756" w:hRule="atLeast"/>
+          <w:trHeight w:val="756"/>
         </w:trPr>
         <w:tc>
           <w:tcPr>
@@ -1625,14 +1587,9 @@
       </w:tr>
       <w:tr>
         <w:tblPrEx>
-          <w:tblBorders>
-            <w:top w:val="single" w:color="000000" w:sz="4" w:space="0"/>
-            <w:left w:val="single" w:color="000000" w:sz="4" w:space="0"/>
-            <w:bottom w:val="single" w:color="000000" w:sz="4" w:space="0"/>
-            <w:right w:val="single" w:color="000000" w:sz="4" w:space="0"/>
-            <w:insideH w:val="single" w:color="000000" w:sz="4" w:space="0"/>
-            <w:insideV w:val="single" w:color="000000" w:sz="4" w:space="0"/>
-          </w:tblBorders>
+          <w:tblW w:w="9288" w:type="dxa"/>
+          <w:tblInd w:w="0" w:type="dxa"/>
+          <w:tblLayout w:type="fixed"/>
           <w:tblCellMar>
             <w:top w:w="0" w:type="dxa"/>
             <w:left w:w="108" w:type="dxa"/>
@@ -1641,7 +1598,7 @@
           </w:tblCellMar>
         </w:tblPrEx>
         <w:trPr>
-          <w:trHeight w:val="756" w:hRule="atLeast"/>
+          <w:trHeight w:val="756"/>
         </w:trPr>
         <w:tc>
           <w:tcPr>
@@ -1730,14 +1687,9 @@
       </w:tr>
       <w:tr>
         <w:tblPrEx>
-          <w:tblBorders>
-            <w:top w:val="single" w:color="000000" w:sz="4" w:space="0"/>
-            <w:left w:val="single" w:color="000000" w:sz="4" w:space="0"/>
-            <w:bottom w:val="single" w:color="000000" w:sz="4" w:space="0"/>
-            <w:right w:val="single" w:color="000000" w:sz="4" w:space="0"/>
-            <w:insideH w:val="single" w:color="000000" w:sz="4" w:space="0"/>
-            <w:insideV w:val="single" w:color="000000" w:sz="4" w:space="0"/>
-          </w:tblBorders>
+          <w:tblW w:w="9288" w:type="dxa"/>
+          <w:tblInd w:w="0" w:type="dxa"/>
+          <w:tblLayout w:type="fixed"/>
           <w:tblCellMar>
             <w:top w:w="0" w:type="dxa"/>
             <w:left w:w="108" w:type="dxa"/>
@@ -1746,7 +1698,7 @@
           </w:tblCellMar>
         </w:tblPrEx>
         <w:trPr>
-          <w:trHeight w:val="756" w:hRule="atLeast"/>
+          <w:trHeight w:val="756"/>
         </w:trPr>
         <w:tc>
           <w:tcPr>
@@ -1835,14 +1787,9 @@
       </w:tr>
       <w:tr>
         <w:tblPrEx>
-          <w:tblBorders>
-            <w:top w:val="single" w:color="000000" w:sz="4" w:space="0"/>
-            <w:left w:val="single" w:color="000000" w:sz="4" w:space="0"/>
-            <w:bottom w:val="single" w:color="000000" w:sz="4" w:space="0"/>
-            <w:right w:val="single" w:color="000000" w:sz="4" w:space="0"/>
-            <w:insideH w:val="single" w:color="000000" w:sz="4" w:space="0"/>
-            <w:insideV w:val="single" w:color="000000" w:sz="4" w:space="0"/>
-          </w:tblBorders>
+          <w:tblW w:w="9288" w:type="dxa"/>
+          <w:tblInd w:w="0" w:type="dxa"/>
+          <w:tblLayout w:type="fixed"/>
           <w:tblCellMar>
             <w:top w:w="0" w:type="dxa"/>
             <w:left w:w="108" w:type="dxa"/>
@@ -1851,7 +1798,7 @@
           </w:tblCellMar>
         </w:tblPrEx>
         <w:trPr>
-          <w:trHeight w:val="756" w:hRule="atLeast"/>
+          <w:trHeight w:val="756"/>
         </w:trPr>
         <w:tc>
           <w:tcPr>
@@ -1940,14 +1887,9 @@
       </w:tr>
       <w:tr>
         <w:tblPrEx>
-          <w:tblBorders>
-            <w:top w:val="single" w:color="000000" w:sz="4" w:space="0"/>
-            <w:left w:val="single" w:color="000000" w:sz="4" w:space="0"/>
-            <w:bottom w:val="single" w:color="000000" w:sz="4" w:space="0"/>
-            <w:right w:val="single" w:color="000000" w:sz="4" w:space="0"/>
-            <w:insideH w:val="single" w:color="000000" w:sz="4" w:space="0"/>
-            <w:insideV w:val="single" w:color="000000" w:sz="4" w:space="0"/>
-          </w:tblBorders>
+          <w:tblW w:w="9288" w:type="dxa"/>
+          <w:tblInd w:w="0" w:type="dxa"/>
+          <w:tblLayout w:type="fixed"/>
           <w:tblCellMar>
             <w:top w:w="0" w:type="dxa"/>
             <w:left w:w="108" w:type="dxa"/>
@@ -1956,7 +1898,7 @@
           </w:tblCellMar>
         </w:tblPrEx>
         <w:trPr>
-          <w:trHeight w:val="756" w:hRule="atLeast"/>
+          <w:trHeight w:val="756"/>
         </w:trPr>
         <w:tc>
           <w:tcPr>
@@ -2047,11 +1989,11 @@
     <w:p>
       <w:pPr>
         <w:sectPr>
-          <w:headerReference r:id="rId4" w:type="first"/>
-          <w:headerReference r:id="rId3" w:type="default"/>
+          <w:headerReference w:type="default" r:id="rId6"/>
+          <w:headerReference w:type="first" r:id="rId7"/>
           <w:pgSz w:w="11906" w:h="16838"/>
           <w:pgMar w:top="1440" w:right="1797" w:bottom="1440" w:left="1797" w:header="851" w:footer="992" w:gutter="0"/>
-          <w:cols w:space="425" w:num="1"/>
+          <w:cols w:num="1" w:space="425"/>
           <w:titlePg/>
           <w:docGrid w:type="lines" w:linePitch="312" w:charSpace="0"/>
         </w:sectPr>
@@ -2078,9 +2020,9 @@
     </w:p>
     <w:p>
       <w:pPr>
-        <w:pStyle w:val="13"/>
-        <w:rPr>
-          <w:rFonts w:asciiTheme="minorHAnsi" w:hAnsiTheme="minorHAnsi" w:eastAsiaTheme="minorEastAsia" w:cstheme="minorBidi"/>
+        <w:pStyle w:val="TOC1"/>
+        <w:rPr>
+          <w:rFonts w:asciiTheme="minorHAnsi" w:eastAsiaTheme="minorEastAsia" w:hAnsiTheme="minorHAnsi" w:cstheme="minorBidi"/>
           <w:szCs w:val="22"/>
         </w:rPr>
       </w:pPr>
@@ -2104,7 +2046,7 @@
       </w:r>
       <w:r>
         <w:rPr>
-          <w:rStyle w:val="18"/>
+          <w:rStyle w:val="Hyperlink"/>
           <w:rFonts w:asciiTheme="minorEastAsia" w:hAnsiTheme="minorEastAsia"/>
         </w:rPr>
         <w:t>1编写目的</w:t>
@@ -2133,9 +2075,9 @@
     </w:p>
     <w:p>
       <w:pPr>
-        <w:pStyle w:val="13"/>
-        <w:rPr>
-          <w:rFonts w:asciiTheme="minorHAnsi" w:hAnsiTheme="minorHAnsi" w:eastAsiaTheme="minorEastAsia" w:cstheme="minorBidi"/>
+        <w:pStyle w:val="TOC1"/>
+        <w:rPr>
+          <w:rFonts w:asciiTheme="minorHAnsi" w:eastAsiaTheme="minorEastAsia" w:hAnsiTheme="minorHAnsi" w:cstheme="minorBidi"/>
           <w:szCs w:val="22"/>
         </w:rPr>
       </w:pPr>
@@ -2150,7 +2092,7 @@
       </w:r>
       <w:r>
         <w:rPr>
-          <w:rStyle w:val="18"/>
+          <w:rStyle w:val="Hyperlink"/>
           <w:rFonts w:asciiTheme="minorEastAsia" w:hAnsiTheme="minorEastAsia"/>
         </w:rPr>
         <w:t>2流程目标</w:t>
@@ -2179,9 +2121,9 @@
     </w:p>
     <w:p>
       <w:pPr>
-        <w:pStyle w:val="13"/>
-        <w:rPr>
-          <w:rFonts w:asciiTheme="minorHAnsi" w:hAnsiTheme="minorHAnsi" w:eastAsiaTheme="minorEastAsia" w:cstheme="minorBidi"/>
+        <w:pStyle w:val="TOC1"/>
+        <w:rPr>
+          <w:rFonts w:asciiTheme="minorHAnsi" w:eastAsiaTheme="minorEastAsia" w:hAnsiTheme="minorHAnsi" w:cstheme="minorBidi"/>
           <w:szCs w:val="22"/>
         </w:rPr>
       </w:pPr>
@@ -2196,7 +2138,7 @@
       </w:r>
       <w:r>
         <w:rPr>
-          <w:rStyle w:val="18"/>
+          <w:rStyle w:val="Hyperlink"/>
         </w:rPr>
         <w:t>3 接入标准</w:t>
       </w:r>
@@ -2224,9 +2166,9 @@
     </w:p>
     <w:p>
       <w:pPr>
-        <w:pStyle w:val="13"/>
-        <w:rPr>
-          <w:rFonts w:asciiTheme="minorHAnsi" w:hAnsiTheme="minorHAnsi" w:eastAsiaTheme="minorEastAsia" w:cstheme="minorBidi"/>
+        <w:pStyle w:val="TOC1"/>
+        <w:rPr>
+          <w:rFonts w:asciiTheme="minorHAnsi" w:eastAsiaTheme="minorEastAsia" w:hAnsiTheme="minorHAnsi" w:cstheme="minorBidi"/>
           <w:szCs w:val="22"/>
         </w:rPr>
       </w:pPr>
@@ -2241,7 +2183,7 @@
       </w:r>
       <w:r>
         <w:rPr>
-          <w:rStyle w:val="18"/>
+          <w:rStyle w:val="Hyperlink"/>
           <w:rFonts w:asciiTheme="minorEastAsia" w:hAnsiTheme="minorEastAsia"/>
         </w:rPr>
         <w:t>4适用范围</w:t>
@@ -2270,9 +2212,9 @@
     </w:p>
     <w:p>
       <w:pPr>
-        <w:pStyle w:val="13"/>
-        <w:rPr>
-          <w:rFonts w:asciiTheme="minorHAnsi" w:hAnsiTheme="minorHAnsi" w:eastAsiaTheme="minorEastAsia" w:cstheme="minorBidi"/>
+        <w:pStyle w:val="TOC1"/>
+        <w:rPr>
+          <w:rFonts w:asciiTheme="minorHAnsi" w:eastAsiaTheme="minorEastAsia" w:hAnsiTheme="minorHAnsi" w:cstheme="minorBidi"/>
           <w:szCs w:val="22"/>
         </w:rPr>
       </w:pPr>
@@ -2287,7 +2229,7 @@
       </w:r>
       <w:r>
         <w:rPr>
-          <w:rStyle w:val="18"/>
+          <w:rStyle w:val="Hyperlink"/>
           <w:rFonts w:asciiTheme="minorEastAsia" w:hAnsiTheme="minorEastAsia"/>
         </w:rPr>
         <w:t>5岗位和职责</w:t>
@@ -2316,12 +2258,12 @@
     </w:p>
     <w:p>
       <w:pPr>
-        <w:pStyle w:val="4"/>
+        <w:pStyle w:val="TOC2"/>
         <w:tabs>
           <w:tab w:val="right" w:leader="dot" w:pos="8302"/>
         </w:tabs>
         <w:rPr>
-          <w:rFonts w:asciiTheme="minorHAnsi" w:hAnsiTheme="minorHAnsi" w:eastAsiaTheme="minorEastAsia" w:cstheme="minorBidi"/>
+          <w:rFonts w:asciiTheme="minorHAnsi" w:eastAsiaTheme="minorEastAsia" w:hAnsiTheme="minorHAnsi" w:cstheme="minorBidi"/>
           <w:szCs w:val="22"/>
         </w:rPr>
       </w:pPr>
@@ -2336,7 +2278,7 @@
       </w:r>
       <w:r>
         <w:rPr>
-          <w:rStyle w:val="18"/>
+          <w:rStyle w:val="Hyperlink"/>
         </w:rPr>
         <w:t>5.1 服务台经理职责</w:t>
       </w:r>
@@ -2364,12 +2306,12 @@
     </w:p>
     <w:p>
       <w:pPr>
-        <w:pStyle w:val="4"/>
+        <w:pStyle w:val="TOC2"/>
         <w:tabs>
           <w:tab w:val="right" w:leader="dot" w:pos="8302"/>
         </w:tabs>
         <w:rPr>
-          <w:rFonts w:asciiTheme="minorHAnsi" w:hAnsiTheme="minorHAnsi" w:eastAsiaTheme="minorEastAsia" w:cstheme="minorBidi"/>
+          <w:rFonts w:asciiTheme="minorHAnsi" w:eastAsiaTheme="minorEastAsia" w:hAnsiTheme="minorHAnsi" w:cstheme="minorBidi"/>
           <w:szCs w:val="22"/>
         </w:rPr>
       </w:pPr>
@@ -2384,7 +2326,7 @@
       </w:r>
       <w:r>
         <w:rPr>
-          <w:rStyle w:val="18"/>
+          <w:rStyle w:val="Hyperlink"/>
         </w:rPr>
         <w:t>5.2 服务台坐席职责</w:t>
       </w:r>
@@ -2412,9 +2354,9 @@
     </w:p>
     <w:p>
       <w:pPr>
-        <w:pStyle w:val="13"/>
-        <w:rPr>
-          <w:rFonts w:asciiTheme="minorHAnsi" w:hAnsiTheme="minorHAnsi" w:eastAsiaTheme="minorEastAsia" w:cstheme="minorBidi"/>
+        <w:pStyle w:val="TOC1"/>
+        <w:rPr>
+          <w:rFonts w:asciiTheme="minorHAnsi" w:eastAsiaTheme="minorEastAsia" w:hAnsiTheme="minorHAnsi" w:cstheme="minorBidi"/>
           <w:szCs w:val="22"/>
         </w:rPr>
       </w:pPr>
@@ -2429,12 +2371,12 @@
       </w:r>
       <w:r>
         <w:rPr>
-          <w:rStyle w:val="18"/>
+          <w:rStyle w:val="Hyperlink"/>
         </w:rPr>
         <w:t>6服务台的主要工作内容</w:t>
       </w:r>
-      <w:bookmarkStart w:id="56" w:name="_GoBack"/>
-      <w:bookmarkEnd w:id="56"/>
+      <w:bookmarkStart w:id="0" w:name="_GoBack"/>
+      <w:bookmarkEnd w:id="0"/>
       <w:r>
         <w:tab/>
       </w:r>
@@ -2459,9 +2401,9 @@
     </w:p>
     <w:p>
       <w:pPr>
-        <w:pStyle w:val="13"/>
-        <w:rPr>
-          <w:rFonts w:asciiTheme="minorHAnsi" w:hAnsiTheme="minorHAnsi" w:eastAsiaTheme="minorEastAsia" w:cstheme="minorBidi"/>
+        <w:pStyle w:val="TOC1"/>
+        <w:rPr>
+          <w:rFonts w:asciiTheme="minorHAnsi" w:eastAsiaTheme="minorEastAsia" w:hAnsiTheme="minorHAnsi" w:cstheme="minorBidi"/>
           <w:szCs w:val="22"/>
         </w:rPr>
       </w:pPr>
@@ -2476,7 +2418,7 @@
       </w:r>
       <w:r>
         <w:rPr>
-          <w:rStyle w:val="18"/>
+          <w:rStyle w:val="Hyperlink"/>
         </w:rPr>
         <w:t>7服务台操作流程</w:t>
       </w:r>
@@ -2504,12 +2446,12 @@
     </w:p>
     <w:p>
       <w:pPr>
-        <w:pStyle w:val="4"/>
+        <w:pStyle w:val="TOC2"/>
         <w:tabs>
           <w:tab w:val="right" w:leader="dot" w:pos="8302"/>
         </w:tabs>
         <w:rPr>
-          <w:rFonts w:asciiTheme="minorHAnsi" w:hAnsiTheme="minorHAnsi" w:eastAsiaTheme="minorEastAsia" w:cstheme="minorBidi"/>
+          <w:rFonts w:asciiTheme="minorHAnsi" w:eastAsiaTheme="minorEastAsia" w:hAnsiTheme="minorHAnsi" w:cstheme="minorBidi"/>
           <w:szCs w:val="22"/>
         </w:rPr>
       </w:pPr>
@@ -2524,7 +2466,7 @@
       </w:r>
       <w:r>
         <w:rPr>
-          <w:rStyle w:val="18"/>
+          <w:rStyle w:val="Hyperlink"/>
         </w:rPr>
         <w:t>7.1事件/服务请求操作流程说明</w:t>
       </w:r>
@@ -2552,12 +2494,12 @@
     </w:p>
     <w:p>
       <w:pPr>
-        <w:pStyle w:val="9"/>
+        <w:pStyle w:val="TOC3"/>
         <w:tabs>
           <w:tab w:val="right" w:leader="dot" w:pos="8302"/>
         </w:tabs>
         <w:rPr>
-          <w:rFonts w:asciiTheme="minorHAnsi" w:hAnsiTheme="minorHAnsi" w:eastAsiaTheme="minorEastAsia" w:cstheme="minorBidi"/>
+          <w:rFonts w:asciiTheme="minorHAnsi" w:eastAsiaTheme="minorEastAsia" w:hAnsiTheme="minorHAnsi" w:cstheme="minorBidi"/>
           <w:szCs w:val="22"/>
         </w:rPr>
       </w:pPr>
@@ -2572,7 +2514,7 @@
       </w:r>
       <w:r>
         <w:rPr>
-          <w:rStyle w:val="18"/>
+          <w:rStyle w:val="Hyperlink"/>
         </w:rPr>
         <w:t>7.1.1事件/服务请求记录</w:t>
       </w:r>
@@ -2600,12 +2542,12 @@
     </w:p>
     <w:p>
       <w:pPr>
-        <w:pStyle w:val="9"/>
+        <w:pStyle w:val="TOC3"/>
         <w:tabs>
           <w:tab w:val="right" w:leader="dot" w:pos="8302"/>
         </w:tabs>
         <w:rPr>
-          <w:rFonts w:asciiTheme="minorHAnsi" w:hAnsiTheme="minorHAnsi" w:eastAsiaTheme="minorEastAsia" w:cstheme="minorBidi"/>
+          <w:rFonts w:asciiTheme="minorHAnsi" w:eastAsiaTheme="minorEastAsia" w:hAnsiTheme="minorHAnsi" w:cstheme="minorBidi"/>
           <w:szCs w:val="22"/>
         </w:rPr>
       </w:pPr>
@@ -2620,7 +2562,7 @@
       </w:r>
       <w:r>
         <w:rPr>
-          <w:rStyle w:val="18"/>
+          <w:rStyle w:val="Hyperlink"/>
         </w:rPr>
         <w:t>7.1.2事件/服务请求派发</w:t>
       </w:r>
@@ -2648,12 +2590,12 @@
     </w:p>
     <w:p>
       <w:pPr>
-        <w:pStyle w:val="9"/>
+        <w:pStyle w:val="TOC3"/>
         <w:tabs>
           <w:tab w:val="right" w:leader="dot" w:pos="8302"/>
         </w:tabs>
         <w:rPr>
-          <w:rFonts w:asciiTheme="minorHAnsi" w:hAnsiTheme="minorHAnsi" w:eastAsiaTheme="minorEastAsia" w:cstheme="minorBidi"/>
+          <w:rFonts w:asciiTheme="minorHAnsi" w:eastAsiaTheme="minorEastAsia" w:hAnsiTheme="minorHAnsi" w:cstheme="minorBidi"/>
           <w:szCs w:val="22"/>
         </w:rPr>
       </w:pPr>
@@ -2668,7 +2610,7 @@
       </w:r>
       <w:r>
         <w:rPr>
-          <w:rStyle w:val="18"/>
+          <w:rStyle w:val="Hyperlink"/>
         </w:rPr>
         <w:t>7.1.3 用户回访</w:t>
       </w:r>
@@ -2696,9 +2638,9 @@
     </w:p>
     <w:p>
       <w:pPr>
-        <w:pStyle w:val="13"/>
-        <w:rPr>
-          <w:rFonts w:asciiTheme="minorHAnsi" w:hAnsiTheme="minorHAnsi" w:eastAsiaTheme="minorEastAsia" w:cstheme="minorBidi"/>
+        <w:pStyle w:val="TOC1"/>
+        <w:rPr>
+          <w:rFonts w:asciiTheme="minorHAnsi" w:eastAsiaTheme="minorEastAsia" w:hAnsiTheme="minorHAnsi" w:cstheme="minorBidi"/>
           <w:szCs w:val="22"/>
         </w:rPr>
       </w:pPr>
@@ -2713,7 +2655,7 @@
       </w:r>
       <w:r>
         <w:rPr>
-          <w:rStyle w:val="18"/>
+          <w:rStyle w:val="Hyperlink"/>
         </w:rPr>
         <w:t>8服务台管理指标</w:t>
       </w:r>
@@ -2749,7 +2691,7 @@
         <w:sectPr>
           <w:pgSz w:w="11906" w:h="16838"/>
           <w:pgMar w:top="1440" w:right="1797" w:bottom="1440" w:left="1797" w:header="851" w:footer="992" w:gutter="0"/>
-          <w:cols w:space="425" w:num="1"/>
+          <w:cols w:num="1" w:space="425"/>
           <w:titlePg/>
           <w:docGrid w:type="lines" w:linePitch="312" w:charSpace="0"/>
         </w:sectPr>
@@ -2757,31 +2699,31 @@
     </w:p>
     <w:p>
       <w:pPr>
-        <w:pStyle w:val="2"/>
-        <w:rPr>
-          <w:rFonts w:asciiTheme="minorEastAsia" w:hAnsiTheme="minorEastAsia" w:eastAsiaTheme="minorEastAsia"/>
+        <w:pStyle w:val="Heading1"/>
+        <w:rPr>
+          <w:rFonts w:asciiTheme="minorEastAsia" w:eastAsiaTheme="minorEastAsia" w:hAnsiTheme="minorEastAsia"/>
           <w:sz w:val="28"/>
           <w:szCs w:val="28"/>
         </w:rPr>
       </w:pPr>
-      <w:bookmarkStart w:id="0" w:name="_Toc471997062"/>
-      <w:bookmarkStart w:id="1" w:name="_Toc394997951"/>
-      <w:bookmarkStart w:id="2" w:name="_Toc390859467"/>
-      <w:bookmarkStart w:id="3" w:name="_Toc493519281"/>
-      <w:bookmarkStart w:id="4" w:name="_Toc396399756"/>
-      <w:r>
-        <w:rPr>
-          <w:rFonts w:hint="eastAsia" w:asciiTheme="minorEastAsia" w:hAnsiTheme="minorEastAsia" w:eastAsiaTheme="minorEastAsia"/>
+      <w:bookmarkStart w:id="1" w:name="_Toc471997062"/>
+      <w:bookmarkStart w:id="2" w:name="_Toc394997951"/>
+      <w:bookmarkStart w:id="3" w:name="_Toc390859467"/>
+      <w:bookmarkStart w:id="4" w:name="_Toc493519281"/>
+      <w:bookmarkStart w:id="5" w:name="_Toc396399756"/>
+      <w:r>
+        <w:rPr>
+          <w:rFonts w:asciiTheme="minorEastAsia" w:eastAsiaTheme="minorEastAsia" w:hAnsiTheme="minorEastAsia" w:hint="eastAsia"/>
           <w:sz w:val="28"/>
           <w:szCs w:val="28"/>
         </w:rPr>
         <w:t>1编写目的</w:t>
       </w:r>
-      <w:bookmarkEnd w:id="0"/>
       <w:bookmarkEnd w:id="1"/>
       <w:bookmarkEnd w:id="2"/>
       <w:bookmarkEnd w:id="3"/>
       <w:bookmarkEnd w:id="4"/>
+      <w:bookmarkEnd w:id="5"/>
     </w:p>
     <w:p>
       <w:pPr>
@@ -2802,7 +2744,7 @@
       </w:r>
       <w:r>
         <w:rPr>
-          <w:rFonts w:hint="eastAsia" w:ascii="宋体" w:hAnsi="宋体" w:cs="Arial"/>
+          <w:rFonts w:ascii="宋体" w:hAnsi="宋体" w:cs="Arial" w:hint="eastAsia"/>
           <w:sz w:val="24"/>
         </w:rPr>
         <w:t>为了</w:t>
@@ -2816,10 +2758,10 @@
       </w:r>
       <w:r>
         <w:rPr>
-          <w:rFonts w:hint="eastAsia" w:ascii="宋体" w:hAnsi="宋体" w:cs="Arial"/>
-          <w:sz w:val="24"/>
-        </w:rPr>
-        <w:t>化管理青岛九邮信息技术有限公司（以下简称：青岛九邮）在IT运维服务业务中所承担运维项目的运维团队。</w:t>
+          <w:rFonts w:ascii="宋体" w:hAnsi="宋体" w:cs="Arial" w:hint="eastAsia"/>
+          <w:sz w:val="24"/>
+        </w:rPr>
+        <w:t>化管理南京航之舟数字科技有限公司（以下简称：青岛航之舟）在IT运维服务业务中所承担运维项目的运维团队。</w:t>
       </w:r>
       <w:r>
         <w:rPr>
@@ -2830,7 +2772,7 @@
       </w:r>
       <w:r>
         <w:rPr>
-          <w:rFonts w:hint="eastAsia" w:ascii="宋体" w:hAnsi="宋体" w:cs="Arial"/>
+          <w:rFonts w:ascii="宋体" w:hAnsi="宋体" w:cs="Arial" w:hint="eastAsia"/>
           <w:sz w:val="24"/>
         </w:rPr>
         <w:t>在运维管理过程中服务台标准化的工作流程管理制度和依据，使服务台可以统一规范管理事件/服务请求，合理分配资源，定义事件/服务请求级别，提高处置效率。使各运维项目发挥最大效益，</w:t>
@@ -2844,7 +2786,7 @@
       </w:r>
       <w:r>
         <w:rPr>
-          <w:rFonts w:hint="eastAsia" w:ascii="宋体" w:hAnsi="宋体" w:cs="Arial"/>
+          <w:rFonts w:ascii="宋体" w:hAnsi="宋体" w:cs="Arial" w:hint="eastAsia"/>
           <w:sz w:val="24"/>
         </w:rPr>
         <w:t>达成系统各项运维指标，提高用户满意度</w:t>
@@ -2859,35 +2801,35 @@
     </w:p>
     <w:p>
       <w:pPr>
-        <w:pStyle w:val="2"/>
-        <w:rPr>
-          <w:rFonts w:asciiTheme="minorEastAsia" w:hAnsiTheme="minorEastAsia" w:eastAsiaTheme="minorEastAsia"/>
+        <w:pStyle w:val="Heading1"/>
+        <w:rPr>
+          <w:rFonts w:asciiTheme="minorEastAsia" w:eastAsiaTheme="minorEastAsia" w:hAnsiTheme="minorEastAsia"/>
           <w:sz w:val="28"/>
           <w:szCs w:val="28"/>
         </w:rPr>
       </w:pPr>
-      <w:bookmarkStart w:id="5" w:name="_Toc390859468"/>
-      <w:bookmarkStart w:id="6" w:name="_Toc396399757"/>
-      <w:bookmarkStart w:id="7" w:name="_Toc394997952"/>
-      <w:bookmarkStart w:id="8" w:name="_Toc493519282"/>
-      <w:bookmarkStart w:id="9" w:name="_Toc471997063"/>
-      <w:r>
-        <w:rPr>
-          <w:rFonts w:hint="eastAsia" w:asciiTheme="minorEastAsia" w:hAnsiTheme="minorEastAsia" w:eastAsiaTheme="minorEastAsia"/>
+      <w:bookmarkStart w:id="6" w:name="_Toc390859468"/>
+      <w:bookmarkStart w:id="7" w:name="_Toc396399757"/>
+      <w:bookmarkStart w:id="8" w:name="_Toc394997952"/>
+      <w:bookmarkStart w:id="9" w:name="_Toc493519282"/>
+      <w:bookmarkStart w:id="10" w:name="_Toc471997063"/>
+      <w:r>
+        <w:rPr>
+          <w:rFonts w:asciiTheme="minorEastAsia" w:eastAsiaTheme="minorEastAsia" w:hAnsiTheme="minorEastAsia" w:hint="eastAsia"/>
           <w:sz w:val="28"/>
           <w:szCs w:val="28"/>
         </w:rPr>
         <w:t>2流程目标</w:t>
       </w:r>
-      <w:bookmarkEnd w:id="5"/>
       <w:bookmarkEnd w:id="6"/>
       <w:bookmarkEnd w:id="7"/>
       <w:bookmarkEnd w:id="8"/>
       <w:bookmarkEnd w:id="9"/>
-    </w:p>
-    <w:p>
-      <w:pPr>
-        <w:pStyle w:val="23"/>
+      <w:bookmarkEnd w:id="10"/>
+    </w:p>
+    <w:p>
+      <w:pPr>
+        <w:pStyle w:val="ListParagraph"/>
         <w:numPr>
           <w:ilvl w:val="0"/>
           <w:numId w:val="1"/>
@@ -2908,7 +2850,7 @@
     </w:p>
     <w:p>
       <w:pPr>
-        <w:pStyle w:val="23"/>
+        <w:pStyle w:val="ListParagraph"/>
         <w:numPr>
           <w:ilvl w:val="0"/>
           <w:numId w:val="1"/>
@@ -2929,7 +2871,7 @@
     </w:p>
     <w:p>
       <w:pPr>
-        <w:pStyle w:val="23"/>
+        <w:pStyle w:val="ListParagraph"/>
         <w:numPr>
           <w:ilvl w:val="0"/>
           <w:numId w:val="1"/>
@@ -2950,7 +2892,7 @@
     </w:p>
     <w:p>
       <w:pPr>
-        <w:pStyle w:val="23"/>
+        <w:pStyle w:val="ListParagraph"/>
         <w:numPr>
           <w:ilvl w:val="0"/>
           <w:numId w:val="1"/>
@@ -2971,7 +2913,7 @@
     </w:p>
     <w:p>
       <w:pPr>
-        <w:pStyle w:val="23"/>
+        <w:pStyle w:val="ListParagraph"/>
         <w:numPr>
           <w:ilvl w:val="0"/>
           <w:numId w:val="1"/>
@@ -2992,7 +2934,7 @@
     </w:p>
     <w:p>
       <w:pPr>
-        <w:pStyle w:val="23"/>
+        <w:pStyle w:val="ListParagraph"/>
         <w:numPr>
           <w:ilvl w:val="0"/>
           <w:numId w:val="1"/>
@@ -3013,14 +2955,14 @@
     </w:p>
     <w:p>
       <w:pPr>
-        <w:pStyle w:val="2"/>
+        <w:pStyle w:val="Heading1"/>
         <w:rPr>
           <w:sz w:val="28"/>
           <w:szCs w:val="28"/>
         </w:rPr>
       </w:pPr>
-      <w:bookmarkStart w:id="10" w:name="_Toc471997064"/>
-      <w:bookmarkStart w:id="11" w:name="_Toc493519283"/>
+      <w:bookmarkStart w:id="11" w:name="_Toc471997064"/>
+      <w:bookmarkStart w:id="12" w:name="_Toc493519283"/>
       <w:r>
         <w:rPr>
           <w:rFonts w:hint="eastAsia"/>
@@ -3029,14 +2971,14 @@
         </w:rPr>
         <w:t>3 接入标准</w:t>
       </w:r>
-      <w:bookmarkEnd w:id="10"/>
       <w:bookmarkEnd w:id="11"/>
+      <w:bookmarkEnd w:id="12"/>
     </w:p>
     <w:p>
       <w:pPr>
         <w:snapToGrid w:val="0"/>
         <w:spacing w:before="20" w:line="360" w:lineRule="auto"/>
-        <w:ind w:left="134" w:leftChars="64" w:right="26" w:firstLine="424" w:firstLineChars="177"/>
+        <w:ind w:left="134" w:right="26" w:firstLine="372" w:leftChars="64" w:firstLineChars="177"/>
         <w:jc w:val="left"/>
         <w:rPr>
           <w:rFonts w:ascii="宋体" w:hAnsi="宋体"/>
@@ -3045,7 +2987,7 @@
       </w:pPr>
       <w:r>
         <w:rPr>
-          <w:rFonts w:hint="eastAsia" w:ascii="宋体" w:hAnsi="宋体"/>
+          <w:rFonts w:ascii="宋体" w:hAnsi="宋体" w:hint="eastAsia"/>
           <w:sz w:val="24"/>
         </w:rPr>
         <w:t>服务台采用有效手段和方法受理需方的咨询和运行维护服务事件</w:t>
@@ -3059,7 +3001,7 @@
       </w:r>
       <w:r>
         <w:rPr>
-          <w:rFonts w:hint="eastAsia" w:ascii="宋体" w:hAnsi="宋体"/>
+          <w:rFonts w:ascii="宋体" w:hAnsi="宋体" w:hint="eastAsia"/>
           <w:sz w:val="24"/>
         </w:rPr>
         <w:t>的应答，公司服务台提供三种处理方式：</w:t>
@@ -3067,7 +3009,7 @@
     </w:p>
     <w:p>
       <w:pPr>
-        <w:pStyle w:val="23"/>
+        <w:pStyle w:val="ListParagraph"/>
         <w:numPr>
           <w:ilvl w:val="0"/>
           <w:numId w:val="2"/>
@@ -3077,7 +3019,7 @@
         <w:ind w:right="26" w:firstLineChars="0"/>
         <w:jc w:val="left"/>
         <w:rPr>
-          <w:rFonts w:ascii="微软雅黑" w:hAnsi="微软雅黑" w:eastAsia="微软雅黑"/>
+          <w:rFonts w:ascii="微软雅黑" w:eastAsia="微软雅黑" w:hAnsi="微软雅黑"/>
           <w:color w:val="365F91"/>
           <w:sz w:val="18"/>
           <w:szCs w:val="18"/>
@@ -3085,7 +3027,7 @@
       </w:pPr>
       <w:r>
         <w:rPr>
-          <w:rFonts w:hint="eastAsia" w:ascii="宋体" w:hAnsi="宋体"/>
+          <w:rFonts w:ascii="宋体" w:hAnsi="宋体" w:hint="eastAsia"/>
           <w:sz w:val="24"/>
         </w:rPr>
         <w:t>客服热线：0</w:t>
@@ -3099,7 +3041,7 @@
       </w:r>
       <w:r>
         <w:rPr>
-          <w:rFonts w:hint="eastAsia" w:ascii="宋体" w:hAnsi="宋体"/>
+          <w:rFonts w:ascii="宋体" w:hAnsi="宋体" w:hint="eastAsia"/>
           <w:sz w:val="24"/>
         </w:rPr>
         <w:t>-80991200</w:t>
@@ -3107,7 +3049,7 @@
     </w:p>
     <w:p>
       <w:pPr>
-        <w:pStyle w:val="23"/>
+        <w:pStyle w:val="ListParagraph"/>
         <w:numPr>
           <w:ilvl w:val="0"/>
           <w:numId w:val="2"/>
@@ -3123,7 +3065,7 @@
       </w:pPr>
       <w:r>
         <w:rPr>
-          <w:rFonts w:hint="eastAsia" w:ascii="宋体" w:hAnsi="宋体"/>
+          <w:rFonts w:ascii="宋体" w:hAnsi="宋体" w:hint="eastAsia"/>
           <w:sz w:val="24"/>
         </w:rPr>
         <w:t>运维部经理电话：18561739923</w:t>
@@ -3131,7 +3073,7 @@
     </w:p>
     <w:p>
       <w:pPr>
-        <w:pStyle w:val="23"/>
+        <w:pStyle w:val="ListParagraph"/>
         <w:numPr>
           <w:ilvl w:val="0"/>
           <w:numId w:val="2"/>
@@ -3147,7 +3089,7 @@
       </w:pPr>
       <w:r>
         <w:rPr>
-          <w:rFonts w:hint="eastAsia" w:ascii="宋体" w:hAnsi="宋体"/>
+          <w:rFonts w:ascii="宋体" w:hAnsi="宋体" w:hint="eastAsia"/>
           <w:sz w:val="24"/>
         </w:rPr>
         <w:t>ESP服务管理平台：http://esp.sapsoft.net</w:t>
@@ -3155,31 +3097,31 @@
     </w:p>
     <w:p>
       <w:pPr>
-        <w:pStyle w:val="2"/>
-        <w:rPr>
-          <w:rFonts w:asciiTheme="minorEastAsia" w:hAnsiTheme="minorEastAsia" w:eastAsiaTheme="minorEastAsia"/>
+        <w:pStyle w:val="Heading1"/>
+        <w:rPr>
+          <w:rFonts w:asciiTheme="minorEastAsia" w:eastAsiaTheme="minorEastAsia" w:hAnsiTheme="minorEastAsia"/>
           <w:sz w:val="28"/>
           <w:szCs w:val="28"/>
         </w:rPr>
       </w:pPr>
-      <w:bookmarkStart w:id="12" w:name="_Toc394997953"/>
-      <w:bookmarkStart w:id="13" w:name="_Toc396399758"/>
-      <w:bookmarkStart w:id="14" w:name="_Toc390859469"/>
-      <w:bookmarkStart w:id="15" w:name="_Toc471997065"/>
-      <w:bookmarkStart w:id="16" w:name="_Toc493519284"/>
-      <w:r>
-        <w:rPr>
-          <w:rFonts w:hint="eastAsia" w:asciiTheme="minorEastAsia" w:hAnsiTheme="minorEastAsia" w:eastAsiaTheme="minorEastAsia"/>
+      <w:bookmarkStart w:id="13" w:name="_Toc394997953"/>
+      <w:bookmarkStart w:id="14" w:name="_Toc396399758"/>
+      <w:bookmarkStart w:id="15" w:name="_Toc390859469"/>
+      <w:bookmarkStart w:id="16" w:name="_Toc471997065"/>
+      <w:bookmarkStart w:id="17" w:name="_Toc493519284"/>
+      <w:r>
+        <w:rPr>
+          <w:rFonts w:asciiTheme="minorEastAsia" w:eastAsiaTheme="minorEastAsia" w:hAnsiTheme="minorEastAsia" w:hint="eastAsia"/>
           <w:sz w:val="28"/>
           <w:szCs w:val="28"/>
         </w:rPr>
         <w:t>4适用范围</w:t>
       </w:r>
-      <w:bookmarkEnd w:id="12"/>
       <w:bookmarkEnd w:id="13"/>
       <w:bookmarkEnd w:id="14"/>
       <w:bookmarkEnd w:id="15"/>
       <w:bookmarkEnd w:id="16"/>
+      <w:bookmarkEnd w:id="17"/>
     </w:p>
     <w:p>
       <w:pPr>
@@ -3193,21 +3135,21 @@
       </w:pPr>
       <w:r>
         <w:rPr>
-          <w:rFonts w:hint="eastAsia" w:ascii="宋体" w:hAnsi="宋体" w:cs="Arial"/>
+          <w:rFonts w:ascii="宋体" w:hAnsi="宋体" w:cs="Arial" w:hint="eastAsia"/>
           <w:sz w:val="24"/>
         </w:rPr>
         <w:t>本文档适用于由公司在IT运维服务业务中所承担运维工作的团队，</w:t>
       </w:r>
       <w:r>
         <w:rPr>
-          <w:rFonts w:hint="eastAsia" w:ascii="宋体" w:hAnsi="宋体"/>
+          <w:rFonts w:ascii="宋体" w:hAnsi="宋体" w:hint="eastAsia"/>
           <w:sz w:val="24"/>
         </w:rPr>
         <w:t>向客户提供约定运维服务的管理</w:t>
       </w:r>
       <w:r>
         <w:rPr>
-          <w:rFonts w:hint="eastAsia" w:ascii="宋体" w:hAnsi="宋体" w:cs="Arial"/>
+          <w:rFonts w:ascii="宋体" w:hAnsi="宋体" w:cs="Arial" w:hint="eastAsia"/>
           <w:sz w:val="24"/>
         </w:rPr>
         <w:t>。</w:t>
@@ -3232,7 +3174,7 @@
       </w:r>
       <w:r>
         <w:rPr>
-          <w:rFonts w:hint="eastAsia" w:ascii="宋体" w:hAnsi="宋体" w:cs="Arial"/>
+          <w:rFonts w:ascii="宋体" w:hAnsi="宋体" w:cs="Arial" w:hint="eastAsia"/>
           <w:sz w:val="24"/>
         </w:rPr>
         <w:t>的项目运维</w:t>
@@ -3246,7 +3188,7 @@
       </w:r>
       <w:r>
         <w:rPr>
-          <w:rFonts w:hint="eastAsia" w:ascii="宋体" w:hAnsi="宋体" w:cs="Arial"/>
+          <w:rFonts w:ascii="宋体" w:hAnsi="宋体" w:cs="Arial" w:hint="eastAsia"/>
           <w:sz w:val="24"/>
         </w:rPr>
         <w:t>以公司及其相关运维分包责任单位所组成的项目运维团队</w:t>
@@ -3260,7 +3202,7 @@
       </w:r>
       <w:r>
         <w:rPr>
-          <w:rFonts w:hint="eastAsia" w:ascii="宋体" w:hAnsi="宋体" w:cs="Arial"/>
+          <w:rFonts w:ascii="宋体" w:hAnsi="宋体" w:cs="Arial" w:hint="eastAsia"/>
           <w:sz w:val="24"/>
         </w:rPr>
         <w:t>运维</w:t>
@@ -3285,7 +3227,7 @@
       </w:pPr>
       <w:r>
         <w:rPr>
-          <w:rFonts w:hint="eastAsia" w:ascii="宋体" w:hAnsi="宋体" w:cs="Arial"/>
+          <w:rFonts w:ascii="宋体" w:hAnsi="宋体" w:cs="Arial" w:hint="eastAsia"/>
           <w:sz w:val="24"/>
         </w:rPr>
         <w:t>本文档是项目运维团队服务管理体系中的服务台人员操作规范，对运维项目中包含的软件服务等相关事件/服务请求进行支持。</w:t>
@@ -3293,55 +3235,55 @@
     </w:p>
     <w:p>
       <w:pPr>
-        <w:pStyle w:val="2"/>
-        <w:rPr>
-          <w:rFonts w:asciiTheme="minorEastAsia" w:hAnsiTheme="minorEastAsia" w:eastAsiaTheme="minorEastAsia"/>
+        <w:pStyle w:val="Heading1"/>
+        <w:rPr>
+          <w:rFonts w:asciiTheme="minorEastAsia" w:eastAsiaTheme="minorEastAsia" w:hAnsiTheme="minorEastAsia"/>
           <w:sz w:val="28"/>
           <w:szCs w:val="28"/>
         </w:rPr>
       </w:pPr>
-      <w:bookmarkStart w:id="17" w:name="_Toc471997066"/>
-      <w:bookmarkStart w:id="18" w:name="_Toc390859470"/>
-      <w:bookmarkStart w:id="19" w:name="_Toc396399759"/>
-      <w:bookmarkStart w:id="20" w:name="_Toc493519285"/>
-      <w:bookmarkStart w:id="21" w:name="_Toc394997954"/>
-      <w:r>
-        <w:rPr>
-          <w:rFonts w:hint="eastAsia" w:asciiTheme="minorEastAsia" w:hAnsiTheme="minorEastAsia" w:eastAsiaTheme="minorEastAsia"/>
+      <w:bookmarkStart w:id="18" w:name="_Toc471997066"/>
+      <w:bookmarkStart w:id="19" w:name="_Toc390859470"/>
+      <w:bookmarkStart w:id="20" w:name="_Toc396399759"/>
+      <w:bookmarkStart w:id="21" w:name="_Toc493519285"/>
+      <w:bookmarkStart w:id="22" w:name="_Toc394997954"/>
+      <w:r>
+        <w:rPr>
+          <w:rFonts w:asciiTheme="minorEastAsia" w:eastAsiaTheme="minorEastAsia" w:hAnsiTheme="minorEastAsia" w:hint="eastAsia"/>
           <w:sz w:val="28"/>
           <w:szCs w:val="28"/>
         </w:rPr>
         <w:t>5岗位和职责</w:t>
       </w:r>
-      <w:bookmarkEnd w:id="17"/>
       <w:bookmarkEnd w:id="18"/>
       <w:bookmarkEnd w:id="19"/>
       <w:bookmarkEnd w:id="20"/>
       <w:bookmarkEnd w:id="21"/>
-    </w:p>
-    <w:p>
-      <w:pPr>
-        <w:pStyle w:val="3"/>
-      </w:pPr>
-      <w:bookmarkStart w:id="22" w:name="_Toc471997067"/>
-      <w:bookmarkStart w:id="23" w:name="_Toc396399761"/>
-      <w:bookmarkStart w:id="24" w:name="_Toc493519286"/>
-      <w:bookmarkStart w:id="25" w:name="_Toc394997956"/>
+      <w:bookmarkEnd w:id="22"/>
+    </w:p>
+    <w:p>
+      <w:pPr>
+        <w:pStyle w:val="Heading2"/>
+      </w:pPr>
+      <w:bookmarkStart w:id="23" w:name="_Toc471997067"/>
+      <w:bookmarkStart w:id="24" w:name="_Toc396399761"/>
+      <w:bookmarkStart w:id="25" w:name="_Toc493519286"/>
+      <w:bookmarkStart w:id="26" w:name="_Toc394997956"/>
       <w:r>
         <w:rPr>
           <w:rFonts w:hint="eastAsia"/>
         </w:rPr>
         <w:t>5.1 服务台经理职责</w:t>
       </w:r>
-      <w:bookmarkEnd w:id="22"/>
       <w:bookmarkEnd w:id="23"/>
       <w:bookmarkEnd w:id="24"/>
       <w:bookmarkEnd w:id="25"/>
+      <w:bookmarkEnd w:id="26"/>
     </w:p>
     <w:p>
       <w:pPr>
         <w:spacing w:line="360" w:lineRule="auto"/>
-        <w:ind w:firstLine="424" w:firstLineChars="177"/>
+        <w:ind w:firstLine="372" w:firstLineChars="177"/>
         <w:rPr>
           <w:sz w:val="24"/>
         </w:rPr>
@@ -3356,7 +3298,7 @@
     </w:p>
     <w:p>
       <w:pPr>
-        <w:pStyle w:val="23"/>
+        <w:pStyle w:val="ListParagraph"/>
         <w:numPr>
           <w:ilvl w:val="0"/>
           <w:numId w:val="3"/>
@@ -3377,7 +3319,7 @@
     </w:p>
     <w:p>
       <w:pPr>
-        <w:pStyle w:val="23"/>
+        <w:pStyle w:val="ListParagraph"/>
         <w:numPr>
           <w:ilvl w:val="0"/>
           <w:numId w:val="3"/>
@@ -3397,7 +3339,7 @@
       </w:r>
       <w:r>
         <w:rPr>
-          <w:rFonts w:hint="eastAsia" w:ascii="宋体" w:hAnsi="宋体" w:cs="Arial"/>
+          <w:rFonts w:ascii="宋体" w:hAnsi="宋体" w:cs="Arial" w:hint="eastAsia"/>
           <w:sz w:val="24"/>
         </w:rPr>
         <w:t>/服务请求</w:t>
@@ -3411,7 +3353,7 @@
       </w:r>
       <w:r>
         <w:rPr>
-          <w:rFonts w:hint="eastAsia" w:ascii="宋体" w:hAnsi="宋体" w:cs="Arial"/>
+          <w:rFonts w:ascii="宋体" w:hAnsi="宋体" w:cs="Arial" w:hint="eastAsia"/>
           <w:sz w:val="24"/>
         </w:rPr>
         <w:t>/服务请求</w:t>
@@ -3426,7 +3368,7 @@
     </w:p>
     <w:p>
       <w:pPr>
-        <w:pStyle w:val="23"/>
+        <w:pStyle w:val="ListParagraph"/>
         <w:numPr>
           <w:ilvl w:val="0"/>
           <w:numId w:val="3"/>
@@ -3446,7 +3388,7 @@
       </w:r>
       <w:r>
         <w:rPr>
-          <w:rFonts w:hint="eastAsia" w:ascii="宋体" w:hAnsi="宋体" w:cs="Arial"/>
+          <w:rFonts w:ascii="宋体" w:hAnsi="宋体" w:cs="Arial" w:hint="eastAsia"/>
           <w:sz w:val="24"/>
         </w:rPr>
         <w:t>/服务请求</w:t>
@@ -3461,7 +3403,7 @@
     </w:p>
     <w:p>
       <w:pPr>
-        <w:pStyle w:val="23"/>
+        <w:pStyle w:val="ListParagraph"/>
         <w:numPr>
           <w:ilvl w:val="0"/>
           <w:numId w:val="3"/>
@@ -3481,7 +3423,7 @@
       </w:r>
       <w:r>
         <w:rPr>
-          <w:rFonts w:hint="eastAsia" w:ascii="宋体" w:hAnsi="宋体" w:cs="Arial"/>
+          <w:rFonts w:ascii="宋体" w:hAnsi="宋体" w:cs="Arial" w:hint="eastAsia"/>
           <w:sz w:val="24"/>
         </w:rPr>
         <w:t>/服务请求</w:t>
@@ -3495,7 +3437,7 @@
       </w:r>
       <w:r>
         <w:rPr>
-          <w:rFonts w:hint="eastAsia" w:ascii="宋体" w:hAnsi="宋体" w:cs="Arial"/>
+          <w:rFonts w:ascii="宋体" w:hAnsi="宋体" w:cs="Arial" w:hint="eastAsia"/>
           <w:sz w:val="24"/>
         </w:rPr>
         <w:t>/服务请求</w:t>
@@ -3510,7 +3452,7 @@
     </w:p>
     <w:p>
       <w:pPr>
-        <w:pStyle w:val="23"/>
+        <w:pStyle w:val="ListParagraph"/>
         <w:numPr>
           <w:ilvl w:val="0"/>
           <w:numId w:val="3"/>
@@ -3525,7 +3467,7 @@
       </w:pPr>
       <w:r>
         <w:rPr>
-          <w:rFonts w:hint="eastAsia" w:ascii="宋体" w:hAnsi="宋体" w:cs="Arial"/>
+          <w:rFonts w:ascii="宋体" w:hAnsi="宋体" w:cs="Arial" w:hint="eastAsia"/>
           <w:sz w:val="24"/>
         </w:rPr>
         <w:t>负责新进人员受训后的辅导责任；</w:t>
@@ -3533,7 +3475,7 @@
     </w:p>
     <w:p>
       <w:pPr>
-        <w:pStyle w:val="23"/>
+        <w:pStyle w:val="ListParagraph"/>
         <w:numPr>
           <w:ilvl w:val="0"/>
           <w:numId w:val="3"/>
@@ -3548,7 +3490,7 @@
       </w:pPr>
       <w:r>
         <w:rPr>
-          <w:rFonts w:hint="eastAsia" w:ascii="宋体" w:hAnsi="宋体" w:cs="Arial"/>
+          <w:rFonts w:ascii="宋体" w:hAnsi="宋体" w:cs="Arial" w:hint="eastAsia"/>
           <w:sz w:val="24"/>
         </w:rPr>
         <w:t>处理解决客户抱怨及复杂的客户咨询；</w:t>
@@ -3556,7 +3498,7 @@
     </w:p>
     <w:p>
       <w:pPr>
-        <w:pStyle w:val="23"/>
+        <w:pStyle w:val="ListParagraph"/>
         <w:numPr>
           <w:ilvl w:val="0"/>
           <w:numId w:val="3"/>
@@ -3571,7 +3513,7 @@
       </w:pPr>
       <w:r>
         <w:rPr>
-          <w:rFonts w:hint="eastAsia" w:ascii="宋体" w:hAnsi="宋体" w:cs="Arial"/>
+          <w:rFonts w:ascii="宋体" w:hAnsi="宋体" w:cs="Arial" w:hint="eastAsia"/>
           <w:sz w:val="24"/>
         </w:rPr>
         <w:t>负责督导服务台值班人员的业务，以确保服务台值班人员遵守工作守则；</w:t>
@@ -3579,7 +3521,7 @@
     </w:p>
     <w:p>
       <w:pPr>
-        <w:pStyle w:val="23"/>
+        <w:pStyle w:val="ListParagraph"/>
         <w:numPr>
           <w:ilvl w:val="0"/>
           <w:numId w:val="3"/>
@@ -3594,7 +3536,7 @@
       </w:pPr>
       <w:r>
         <w:rPr>
-          <w:rFonts w:hint="eastAsia" w:ascii="宋体" w:hAnsi="宋体" w:cs="Arial"/>
+          <w:rFonts w:ascii="宋体" w:hAnsi="宋体" w:cs="Arial" w:hint="eastAsia"/>
           <w:sz w:val="24"/>
         </w:rPr>
         <w:t>做好服务台业务中需与相关部门沟通、协调的工作；</w:t>
@@ -3602,7 +3544,7 @@
     </w:p>
     <w:p>
       <w:pPr>
-        <w:pStyle w:val="23"/>
+        <w:pStyle w:val="ListParagraph"/>
         <w:numPr>
           <w:ilvl w:val="0"/>
           <w:numId w:val="3"/>
@@ -3617,7 +3559,7 @@
       </w:pPr>
       <w:r>
         <w:rPr>
-          <w:rFonts w:hint="eastAsia" w:ascii="宋体" w:hAnsi="宋体" w:cs="Arial"/>
+          <w:rFonts w:ascii="宋体" w:hAnsi="宋体" w:cs="Arial" w:hint="eastAsia"/>
           <w:sz w:val="24"/>
         </w:rPr>
         <w:t>负责管理服务台的运行工作的统一安排和协调；</w:t>
@@ -3625,7 +3567,7 @@
     </w:p>
     <w:p>
       <w:pPr>
-        <w:pStyle w:val="23"/>
+        <w:pStyle w:val="ListParagraph"/>
         <w:numPr>
           <w:ilvl w:val="0"/>
           <w:numId w:val="3"/>
@@ -3640,7 +3582,7 @@
       </w:pPr>
       <w:r>
         <w:rPr>
-          <w:rFonts w:hint="eastAsia" w:ascii="宋体" w:hAnsi="宋体" w:cs="Arial"/>
+          <w:rFonts w:ascii="宋体" w:hAnsi="宋体" w:cs="Arial" w:hint="eastAsia"/>
           <w:sz w:val="24"/>
         </w:rPr>
         <w:t>完成安排的其他工作。</w:t>
@@ -3648,27 +3590,27 @@
     </w:p>
     <w:p>
       <w:pPr>
-        <w:pStyle w:val="3"/>
-      </w:pPr>
-      <w:bookmarkStart w:id="26" w:name="_Toc471997068"/>
-      <w:bookmarkStart w:id="27" w:name="_Toc394997957"/>
-      <w:bookmarkStart w:id="28" w:name="_Toc396399762"/>
-      <w:bookmarkStart w:id="29" w:name="_Toc493519287"/>
+        <w:pStyle w:val="Heading2"/>
+      </w:pPr>
+      <w:bookmarkStart w:id="27" w:name="_Toc471997068"/>
+      <w:bookmarkStart w:id="28" w:name="_Toc394997957"/>
+      <w:bookmarkStart w:id="29" w:name="_Toc396399762"/>
+      <w:bookmarkStart w:id="30" w:name="_Toc493519287"/>
       <w:r>
         <w:rPr>
           <w:rFonts w:hint="eastAsia"/>
         </w:rPr>
         <w:t>5.2 服务台坐席职责</w:t>
       </w:r>
-      <w:bookmarkEnd w:id="26"/>
       <w:bookmarkEnd w:id="27"/>
       <w:bookmarkEnd w:id="28"/>
       <w:bookmarkEnd w:id="29"/>
+      <w:bookmarkEnd w:id="30"/>
     </w:p>
     <w:p>
       <w:pPr>
         <w:spacing w:line="360" w:lineRule="auto"/>
-        <w:ind w:firstLine="424" w:firstLineChars="177"/>
+        <w:ind w:firstLine="372" w:firstLineChars="177"/>
         <w:rPr>
           <w:sz w:val="24"/>
         </w:rPr>
@@ -3683,7 +3625,7 @@
     </w:p>
     <w:p>
       <w:pPr>
-        <w:pStyle w:val="23"/>
+        <w:pStyle w:val="ListParagraph"/>
         <w:numPr>
           <w:ilvl w:val="0"/>
           <w:numId w:val="4"/>
@@ -3698,7 +3640,7 @@
       </w:pPr>
       <w:r>
         <w:rPr>
-          <w:rFonts w:hint="eastAsia" w:ascii="宋体" w:hAnsi="宋体" w:cs="Arial"/>
+          <w:rFonts w:ascii="宋体" w:hAnsi="宋体" w:cs="Arial" w:hint="eastAsia"/>
           <w:sz w:val="24"/>
         </w:rPr>
         <w:t>提供</w:t>
@@ -3712,7 +3654,7 @@
       </w:r>
       <w:r>
         <w:rPr>
-          <w:rFonts w:hint="eastAsia" w:ascii="宋体" w:hAnsi="宋体" w:cs="Arial"/>
+          <w:rFonts w:ascii="宋体" w:hAnsi="宋体" w:cs="Arial" w:hint="eastAsia"/>
           <w:sz w:val="24"/>
         </w:rPr>
         <w:t>×8小时的远程应答服务；</w:t>
@@ -3720,7 +3662,7 @@
     </w:p>
     <w:p>
       <w:pPr>
-        <w:pStyle w:val="23"/>
+        <w:pStyle w:val="ListParagraph"/>
         <w:numPr>
           <w:ilvl w:val="0"/>
           <w:numId w:val="4"/>
@@ -3740,7 +3682,7 @@
       </w:r>
       <w:r>
         <w:rPr>
-          <w:rFonts w:hint="eastAsia" w:ascii="宋体" w:hAnsi="宋体" w:cs="Arial"/>
+          <w:rFonts w:ascii="宋体" w:hAnsi="宋体" w:cs="Arial" w:hint="eastAsia"/>
           <w:sz w:val="24"/>
         </w:rPr>
         <w:t>/服务请求</w:t>
@@ -3754,7 +3696,7 @@
       </w:r>
       <w:r>
         <w:rPr>
-          <w:rFonts w:hint="eastAsia" w:ascii="宋体" w:hAnsi="宋体" w:cs="Arial"/>
+          <w:rFonts w:ascii="宋体" w:hAnsi="宋体" w:cs="Arial" w:hint="eastAsia"/>
           <w:sz w:val="24"/>
         </w:rPr>
         <w:t>/服务请求</w:t>
@@ -3769,7 +3711,7 @@
     </w:p>
     <w:p>
       <w:pPr>
-        <w:pStyle w:val="23"/>
+        <w:pStyle w:val="ListParagraph"/>
         <w:numPr>
           <w:ilvl w:val="0"/>
           <w:numId w:val="4"/>
@@ -3790,7 +3732,7 @@
     </w:p>
     <w:p>
       <w:pPr>
-        <w:pStyle w:val="23"/>
+        <w:pStyle w:val="ListParagraph"/>
         <w:numPr>
           <w:ilvl w:val="0"/>
           <w:numId w:val="4"/>
@@ -3811,7 +3753,7 @@
     </w:p>
     <w:p>
       <w:pPr>
-        <w:pStyle w:val="23"/>
+        <w:pStyle w:val="ListParagraph"/>
         <w:numPr>
           <w:ilvl w:val="0"/>
           <w:numId w:val="4"/>
@@ -3826,7 +3768,7 @@
       </w:pPr>
       <w:r>
         <w:rPr>
-          <w:rFonts w:hint="eastAsia" w:ascii="宋体" w:hAnsi="宋体" w:cs="Arial"/>
+          <w:rFonts w:ascii="宋体" w:hAnsi="宋体" w:cs="Arial" w:hint="eastAsia"/>
           <w:sz w:val="24"/>
         </w:rPr>
         <w:t>用户电话回访、统计及汇报；</w:t>
@@ -3834,7 +3776,7 @@
     </w:p>
     <w:p>
       <w:pPr>
-        <w:pStyle w:val="23"/>
+        <w:pStyle w:val="ListParagraph"/>
         <w:numPr>
           <w:ilvl w:val="0"/>
           <w:numId w:val="4"/>
@@ -3849,7 +3791,7 @@
       </w:pPr>
       <w:r>
         <w:rPr>
-          <w:rFonts w:hint="eastAsia" w:ascii="宋体" w:hAnsi="宋体" w:cs="Arial"/>
+          <w:rFonts w:ascii="宋体" w:hAnsi="宋体" w:cs="Arial" w:hint="eastAsia"/>
           <w:sz w:val="24"/>
         </w:rPr>
         <w:t>协助客户进行信息登记和更新；</w:t>
@@ -3857,7 +3799,7 @@
     </w:p>
     <w:p>
       <w:pPr>
-        <w:pStyle w:val="23"/>
+        <w:pStyle w:val="ListParagraph"/>
         <w:numPr>
           <w:ilvl w:val="0"/>
           <w:numId w:val="4"/>
@@ -3872,7 +3814,7 @@
       </w:pPr>
       <w:r>
         <w:rPr>
-          <w:rFonts w:hint="eastAsia" w:ascii="宋体" w:hAnsi="宋体" w:cs="Arial"/>
+          <w:rFonts w:ascii="宋体" w:hAnsi="宋体" w:cs="Arial" w:hint="eastAsia"/>
           <w:sz w:val="24"/>
         </w:rPr>
         <w:t>接到疑难电话或投诉，详细记录来话时间、内容和客户联系方式，明确答复时间；</w:t>
@@ -3880,7 +3822,7 @@
     </w:p>
     <w:p>
       <w:pPr>
-        <w:pStyle w:val="23"/>
+        <w:pStyle w:val="ListParagraph"/>
         <w:numPr>
           <w:ilvl w:val="0"/>
           <w:numId w:val="4"/>
@@ -3895,7 +3837,7 @@
       </w:pPr>
       <w:r>
         <w:rPr>
-          <w:rFonts w:hint="eastAsia" w:ascii="宋体" w:hAnsi="宋体" w:cs="Arial"/>
+          <w:rFonts w:ascii="宋体" w:hAnsi="宋体" w:cs="Arial" w:hint="eastAsia"/>
           <w:sz w:val="24"/>
         </w:rPr>
         <w:t>适当处理客户投诉并适时汇报给服务台经理；</w:t>
@@ -3903,7 +3845,7 @@
     </w:p>
     <w:p>
       <w:pPr>
-        <w:pStyle w:val="23"/>
+        <w:pStyle w:val="ListParagraph"/>
         <w:numPr>
           <w:ilvl w:val="0"/>
           <w:numId w:val="4"/>
@@ -3918,7 +3860,7 @@
       </w:pPr>
       <w:r>
         <w:rPr>
-          <w:rFonts w:hint="eastAsia" w:ascii="宋体" w:hAnsi="宋体" w:cs="Arial"/>
+          <w:rFonts w:ascii="宋体" w:hAnsi="宋体" w:cs="Arial" w:hint="eastAsia"/>
           <w:sz w:val="24"/>
         </w:rPr>
         <w:t>参加部门安排的各项培训和考核，提升专业知识及技巧；</w:t>
@@ -3926,7 +3868,7 @@
     </w:p>
     <w:p>
       <w:pPr>
-        <w:pStyle w:val="23"/>
+        <w:pStyle w:val="ListParagraph"/>
         <w:numPr>
           <w:ilvl w:val="0"/>
           <w:numId w:val="4"/>
@@ -3941,7 +3883,7 @@
       </w:pPr>
       <w:r>
         <w:rPr>
-          <w:rFonts w:hint="eastAsia" w:ascii="宋体" w:hAnsi="宋体" w:cs="Arial"/>
+          <w:rFonts w:ascii="宋体" w:hAnsi="宋体" w:cs="Arial" w:hint="eastAsia"/>
           <w:sz w:val="24"/>
         </w:rPr>
         <w:t>对工作过程中接触的企业商业机密及客户数据进行严格保密；</w:t>
@@ -3949,7 +3891,7 @@
     </w:p>
     <w:p>
       <w:pPr>
-        <w:pStyle w:val="23"/>
+        <w:pStyle w:val="ListParagraph"/>
         <w:numPr>
           <w:ilvl w:val="0"/>
           <w:numId w:val="4"/>
@@ -3963,7 +3905,7 @@
       </w:pPr>
       <w:r>
         <w:rPr>
-          <w:rFonts w:hint="eastAsia" w:ascii="宋体" w:hAnsi="宋体" w:cs="Arial"/>
+          <w:rFonts w:ascii="宋体" w:hAnsi="宋体" w:cs="Arial" w:hint="eastAsia"/>
           <w:sz w:val="24"/>
         </w:rPr>
         <w:t>服从直接上级领导的工作安排和管理，完成服务台安排的其他工作。</w:t>
@@ -3971,17 +3913,17 @@
     </w:p>
     <w:p>
       <w:pPr>
-        <w:pStyle w:val="2"/>
+        <w:pStyle w:val="Heading1"/>
         <w:rPr>
           <w:sz w:val="28"/>
           <w:szCs w:val="28"/>
         </w:rPr>
       </w:pPr>
-      <w:bookmarkStart w:id="30" w:name="_Toc396399763"/>
-      <w:bookmarkStart w:id="31" w:name="_Toc493519288"/>
-      <w:bookmarkStart w:id="32" w:name="_Toc471997069"/>
-      <w:bookmarkStart w:id="33" w:name="_Toc394997958"/>
-      <w:bookmarkStart w:id="34" w:name="_Toc390859472"/>
+      <w:bookmarkStart w:id="31" w:name="_Toc396399763"/>
+      <w:bookmarkStart w:id="32" w:name="_Toc493519288"/>
+      <w:bookmarkStart w:id="33" w:name="_Toc471997069"/>
+      <w:bookmarkStart w:id="34" w:name="_Toc394997958"/>
+      <w:bookmarkStart w:id="35" w:name="_Toc390859472"/>
       <w:r>
         <w:rPr>
           <w:rFonts w:hint="eastAsia"/>
@@ -3990,16 +3932,16 @@
         </w:rPr>
         <w:t>6服务台的主要工作内容</w:t>
       </w:r>
-      <w:bookmarkEnd w:id="30"/>
       <w:bookmarkEnd w:id="31"/>
       <w:bookmarkEnd w:id="32"/>
       <w:bookmarkEnd w:id="33"/>
       <w:bookmarkEnd w:id="34"/>
+      <w:bookmarkEnd w:id="35"/>
     </w:p>
     <w:p>
       <w:pPr>
         <w:spacing w:line="360" w:lineRule="auto"/>
-        <w:ind w:firstLine="424" w:firstLineChars="177"/>
+        <w:ind w:firstLine="372" w:firstLineChars="177"/>
         <w:rPr>
           <w:sz w:val="24"/>
         </w:rPr>
@@ -4014,7 +3956,7 @@
     </w:p>
     <w:p>
       <w:pPr>
-        <w:pStyle w:val="23"/>
+        <w:pStyle w:val="ListParagraph"/>
         <w:numPr>
           <w:ilvl w:val="0"/>
           <w:numId w:val="5"/>
@@ -4035,9 +3977,9 @@
     </w:p>
     <w:p>
       <w:pPr>
-        <w:pStyle w:val="23"/>
+        <w:pStyle w:val="ListParagraph"/>
         <w:spacing w:line="360" w:lineRule="auto"/>
-        <w:ind w:firstLine="424" w:firstLineChars="177"/>
+        <w:ind w:firstLine="372" w:firstLineChars="177"/>
         <w:rPr>
           <w:sz w:val="24"/>
         </w:rPr>
@@ -4052,7 +3994,7 @@
     </w:p>
     <w:p>
       <w:pPr>
-        <w:pStyle w:val="23"/>
+        <w:pStyle w:val="ListParagraph"/>
         <w:numPr>
           <w:ilvl w:val="0"/>
           <w:numId w:val="5"/>
@@ -4073,9 +4015,9 @@
     </w:p>
     <w:p>
       <w:pPr>
-        <w:pStyle w:val="23"/>
+        <w:pStyle w:val="ListParagraph"/>
         <w:spacing w:line="360" w:lineRule="auto"/>
-        <w:ind w:firstLine="424" w:firstLineChars="177"/>
+        <w:ind w:firstLine="372" w:firstLineChars="177"/>
         <w:rPr>
           <w:sz w:val="24"/>
         </w:rPr>
@@ -4090,7 +4032,7 @@
     </w:p>
     <w:p>
       <w:pPr>
-        <w:pStyle w:val="23"/>
+        <w:pStyle w:val="ListParagraph"/>
         <w:numPr>
           <w:ilvl w:val="0"/>
           <w:numId w:val="5"/>
@@ -4111,9 +4053,9 @@
     </w:p>
     <w:p>
       <w:pPr>
-        <w:pStyle w:val="23"/>
+        <w:pStyle w:val="ListParagraph"/>
         <w:spacing w:line="360" w:lineRule="auto"/>
-        <w:ind w:firstLine="424" w:firstLineChars="177"/>
+        <w:ind w:firstLine="372" w:firstLineChars="177"/>
         <w:rPr>
           <w:sz w:val="24"/>
         </w:rPr>
@@ -4128,7 +4070,7 @@
     </w:p>
     <w:p>
       <w:pPr>
-        <w:pStyle w:val="23"/>
+        <w:pStyle w:val="ListParagraph"/>
         <w:numPr>
           <w:ilvl w:val="0"/>
           <w:numId w:val="5"/>
@@ -4149,9 +4091,9 @@
     </w:p>
     <w:p>
       <w:pPr>
-        <w:pStyle w:val="23"/>
+        <w:pStyle w:val="ListParagraph"/>
         <w:spacing w:line="360" w:lineRule="auto"/>
-        <w:ind w:firstLine="424" w:firstLineChars="177"/>
+        <w:ind w:firstLine="372" w:firstLineChars="177"/>
         <w:rPr>
           <w:sz w:val="24"/>
         </w:rPr>
@@ -4166,7 +4108,7 @@
     </w:p>
     <w:p>
       <w:pPr>
-        <w:pStyle w:val="23"/>
+        <w:pStyle w:val="ListParagraph"/>
         <w:numPr>
           <w:ilvl w:val="0"/>
           <w:numId w:val="5"/>
@@ -4187,7 +4129,7 @@
     </w:p>
     <w:p>
       <w:pPr>
-        <w:pStyle w:val="23"/>
+        <w:pStyle w:val="ListParagraph"/>
         <w:spacing w:line="360" w:lineRule="auto"/>
         <w:ind w:left="720" w:firstLine="0" w:firstLineChars="0"/>
         <w:rPr>
@@ -4204,7 +4146,7 @@
     </w:p>
     <w:p>
       <w:pPr>
-        <w:pStyle w:val="23"/>
+        <w:pStyle w:val="ListParagraph"/>
         <w:numPr>
           <w:ilvl w:val="0"/>
           <w:numId w:val="5"/>
@@ -4225,9 +4167,9 @@
     </w:p>
     <w:p>
       <w:pPr>
-        <w:pStyle w:val="23"/>
+        <w:pStyle w:val="ListParagraph"/>
         <w:spacing w:line="360" w:lineRule="auto"/>
-        <w:ind w:firstLine="424" w:firstLineChars="177"/>
+        <w:ind w:firstLine="372" w:firstLineChars="177"/>
         <w:rPr>
           <w:sz w:val="24"/>
         </w:rPr>
@@ -4242,17 +4184,17 @@
     </w:p>
     <w:p>
       <w:pPr>
-        <w:pStyle w:val="2"/>
+        <w:pStyle w:val="Heading1"/>
         <w:rPr>
           <w:sz w:val="28"/>
           <w:szCs w:val="28"/>
         </w:rPr>
       </w:pPr>
-      <w:bookmarkStart w:id="35" w:name="_Toc493519289"/>
-      <w:bookmarkStart w:id="36" w:name="_Toc396399764"/>
-      <w:bookmarkStart w:id="37" w:name="_Toc394997959"/>
-      <w:bookmarkStart w:id="38" w:name="_Toc390859473"/>
-      <w:bookmarkStart w:id="39" w:name="_Toc471997070"/>
+      <w:bookmarkStart w:id="36" w:name="_Toc493519289"/>
+      <w:bookmarkStart w:id="37" w:name="_Toc396399764"/>
+      <w:bookmarkStart w:id="38" w:name="_Toc394997959"/>
+      <w:bookmarkStart w:id="39" w:name="_Toc390859473"/>
+      <w:bookmarkStart w:id="40" w:name="_Toc471997070"/>
       <w:r>
         <w:rPr>
           <w:rFonts w:hint="eastAsia"/>
@@ -4261,39 +4203,39 @@
         </w:rPr>
         <w:t>7服务台操作流程</w:t>
       </w:r>
-      <w:bookmarkEnd w:id="35"/>
       <w:bookmarkEnd w:id="36"/>
       <w:bookmarkEnd w:id="37"/>
       <w:bookmarkEnd w:id="38"/>
       <w:bookmarkEnd w:id="39"/>
-    </w:p>
-    <w:p>
-      <w:pPr>
-        <w:pStyle w:val="3"/>
-      </w:pPr>
-      <w:bookmarkStart w:id="40" w:name="_Toc396399765"/>
-      <w:bookmarkStart w:id="41" w:name="_Toc493519290"/>
-      <w:bookmarkStart w:id="42" w:name="_Toc471997071"/>
+      <w:bookmarkEnd w:id="40"/>
+    </w:p>
+    <w:p>
+      <w:pPr>
+        <w:pStyle w:val="Heading2"/>
+      </w:pPr>
+      <w:bookmarkStart w:id="41" w:name="_Toc396399765"/>
+      <w:bookmarkStart w:id="42" w:name="_Toc493519290"/>
+      <w:bookmarkStart w:id="43" w:name="_Toc471997071"/>
       <w:r>
         <w:rPr>
           <w:rFonts w:hint="eastAsia"/>
         </w:rPr>
         <w:t>7.1事件/服务请求操作流程说明</w:t>
       </w:r>
-      <w:bookmarkEnd w:id="40"/>
       <w:bookmarkEnd w:id="41"/>
       <w:bookmarkEnd w:id="42"/>
-    </w:p>
-    <w:p>
-      <w:pPr>
-        <w:pStyle w:val="5"/>
+      <w:bookmarkEnd w:id="43"/>
+    </w:p>
+    <w:p>
+      <w:pPr>
+        <w:pStyle w:val="Heading3"/>
         <w:rPr>
           <w:szCs w:val="28"/>
         </w:rPr>
       </w:pPr>
-      <w:bookmarkStart w:id="43" w:name="_Toc493519291"/>
-      <w:bookmarkStart w:id="44" w:name="_Toc471997072"/>
-      <w:bookmarkStart w:id="45" w:name="_Toc396399766"/>
+      <w:bookmarkStart w:id="44" w:name="_Toc493519291"/>
+      <w:bookmarkStart w:id="45" w:name="_Toc471997072"/>
+      <w:bookmarkStart w:id="46" w:name="_Toc396399766"/>
       <w:r>
         <w:rPr>
           <w:rFonts w:hint="eastAsia"/>
@@ -4301,9 +4243,9 @@
         </w:rPr>
         <w:t>7.1.1事件/服务请求记录</w:t>
       </w:r>
-      <w:bookmarkEnd w:id="43"/>
       <w:bookmarkEnd w:id="44"/>
       <w:bookmarkEnd w:id="45"/>
+      <w:bookmarkEnd w:id="46"/>
     </w:p>
     <w:p>
       <w:pPr>
@@ -4329,18 +4271,32 @@
       </w:pPr>
       <w:r>
         <w:object>
-          <v:shape id="_x0000_i1025" o:spt="75" type="#_x0000_t75" style="height:462pt;width:360pt;" o:ole="t" filled="f" o:preferrelative="t" stroked="f" coordsize="21600,21600">
-            <v:path/>
-            <v:fill on="f" focussize="0,0"/>
-            <v:stroke on="f" joinstyle="miter"/>
+          <v:shapetype id="_x0000_t75" coordsize="21600,21600" o:spt="75" o:preferrelative="t" path="m@4@5l@4@11@9@11@9@5xe" filled="f" stroked="f">
+            <v:stroke joinstyle="miter"/>
+            <v:formulas>
+              <v:f eqn="if lineDrawn pixelLineWidth 0"/>
+              <v:f eqn="sum @0 1 0"/>
+              <v:f eqn="sum 0 0 @1"/>
+              <v:f eqn="prod @2 1 2"/>
+              <v:f eqn="prod @3 21600 pixelWidth"/>
+              <v:f eqn="prod @3 21600 pixelHeight"/>
+              <v:f eqn="sum @0 0 1"/>
+              <v:f eqn="prod @6 1 2"/>
+              <v:f eqn="prod @7 21600 pixelWidth"/>
+              <v:f eqn="sum @8 21600 0"/>
+              <v:f eqn="prod @7 21600 pixelHeight"/>
+              <v:f eqn="sum @10 21600 0"/>
+            </v:formulas>
+            <v:path o:extrusionok="f" gradientshapeok="t" o:connecttype="rect"/>
+            <o:lock v:ext="edit" aspectratio="t"/>
+          </v:shapetype>
+          <v:shape id="_x0000_i1025" type="#_x0000_t75" style="height:462pt;width:5in" o:oleicon="f" o:ole="" coordsize="21600,21600" o:preferrelative="t" filled="f" stroked="f">
+            <v:stroke joinstyle="miter"/>
             <v:imagedata r:id="rId8" o:title=""/>
             <o:lock v:ext="edit" aspectratio="t"/>
-            <w10:wrap type="none"/>
             <w10:anchorlock/>
           </v:shape>
-          <o:OLEObject Type="Embed" ProgID="Visio.Drawing.11" ShapeID="_x0000_i1025" DrawAspect="Content" ObjectID="_1468075725" r:id="rId7">
-            <o:LockedField>false</o:LockedField>
-          </o:OLEObject>
+          <o:OLEObject Type="Embed" ProgID="Visio.Drawing.11" ShapeID="_x0000_i1025" DrawAspect="Content" ObjectID="_1468075725" r:id="rId9"/>
         </w:object>
       </w:r>
     </w:p>
@@ -4362,7 +4318,7 @@
     <w:p>
       <w:pPr>
         <w:spacing w:line="360" w:lineRule="auto"/>
-        <w:ind w:firstLine="480" w:firstLineChars="200"/>
+        <w:ind w:firstLine="420" w:firstLineChars="200"/>
         <w:rPr>
           <w:sz w:val="24"/>
         </w:rPr>
@@ -4378,7 +4334,7 @@
     <w:p>
       <w:pPr>
         <w:spacing w:line="360" w:lineRule="auto"/>
-        <w:ind w:firstLine="424" w:firstLineChars="177"/>
+        <w:ind w:firstLine="372" w:firstLineChars="177"/>
         <w:rPr>
           <w:sz w:val="24"/>
         </w:rPr>
@@ -4393,14 +4349,14 @@
     </w:p>
     <w:p>
       <w:pPr>
-        <w:pStyle w:val="5"/>
+        <w:pStyle w:val="Heading3"/>
         <w:rPr>
           <w:szCs w:val="28"/>
         </w:rPr>
       </w:pPr>
-      <w:bookmarkStart w:id="46" w:name="_Toc471997073"/>
-      <w:bookmarkStart w:id="47" w:name="_Toc493519292"/>
-      <w:bookmarkStart w:id="48" w:name="_Toc396399767"/>
+      <w:bookmarkStart w:id="47" w:name="_Toc471997073"/>
+      <w:bookmarkStart w:id="48" w:name="_Toc493519292"/>
+      <w:bookmarkStart w:id="49" w:name="_Toc396399767"/>
       <w:r>
         <w:rPr>
           <w:rFonts w:hint="eastAsia"/>
@@ -4408,21 +4364,21 @@
         </w:rPr>
         <w:t>7.1.2事件/服务请求派发</w:t>
       </w:r>
-      <w:bookmarkEnd w:id="46"/>
       <w:bookmarkEnd w:id="47"/>
       <w:bookmarkEnd w:id="48"/>
+      <w:bookmarkEnd w:id="49"/>
     </w:p>
     <w:p>
       <w:pPr>
         <w:spacing w:line="360" w:lineRule="auto"/>
         <w:rPr>
-          <w:rFonts w:asciiTheme="minorEastAsia" w:hAnsiTheme="minorEastAsia" w:eastAsiaTheme="minorEastAsia"/>
-          <w:sz w:val="24"/>
-        </w:rPr>
-      </w:pPr>
-      <w:r>
-        <w:rPr>
-          <w:rFonts w:hint="eastAsia" w:asciiTheme="minorEastAsia" w:hAnsiTheme="minorEastAsia" w:eastAsiaTheme="minorEastAsia"/>
+          <w:rFonts w:asciiTheme="minorEastAsia" w:eastAsiaTheme="minorEastAsia" w:hAnsiTheme="minorEastAsia"/>
+          <w:sz w:val="24"/>
+        </w:rPr>
+      </w:pPr>
+      <w:r>
+        <w:rPr>
+          <w:rFonts w:asciiTheme="minorEastAsia" w:eastAsiaTheme="minorEastAsia" w:hAnsiTheme="minorEastAsia" w:hint="eastAsia"/>
           <w:sz w:val="24"/>
         </w:rPr>
         <w:t>（1）派发环节流程图</w:t>
@@ -4432,29 +4388,24 @@
       <w:pPr>
         <w:spacing w:line="360" w:lineRule="auto"/>
         <w:rPr>
-          <w:rFonts w:asciiTheme="minorEastAsia" w:hAnsiTheme="minorEastAsia" w:eastAsiaTheme="minorEastAsia"/>
+          <w:rFonts w:asciiTheme="minorEastAsia" w:eastAsiaTheme="minorEastAsia" w:hAnsiTheme="minorEastAsia"/>
           <w:sz w:val="24"/>
         </w:rPr>
       </w:pPr>
       <w:r>
         <w:object>
-          <v:shape id="_x0000_i1026" o:spt="75" type="#_x0000_t75" style="height:233.5pt;width:416pt;" o:ole="t" filled="f" o:preferrelative="t" stroked="f" coordsize="21600,21600">
-            <v:path/>
-            <v:fill on="f" focussize="0,0"/>
-            <v:stroke on="f" joinstyle="miter"/>
+          <v:shape id="_x0000_i1026" type="#_x0000_t75" style="height:233.5pt;width:416pt" o:oleicon="f" o:ole="" coordsize="21600,21600" o:preferrelative="t" filled="f" stroked="f">
+            <v:stroke joinstyle="miter"/>
             <v:imagedata r:id="rId10" o:title=""/>
             <o:lock v:ext="edit" aspectratio="t"/>
-            <w10:wrap type="none"/>
             <w10:anchorlock/>
           </v:shape>
-          <o:OLEObject Type="Embed" ProgID="Visio.Drawing.11" ShapeID="_x0000_i1026" DrawAspect="Content" ObjectID="_1468075726" r:id="rId9">
-            <o:LockedField>false</o:LockedField>
-          </o:OLEObject>
+          <o:OLEObject Type="Embed" ProgID="Visio.Drawing.11" ShapeID="_x0000_i1026" DrawAspect="Content" ObjectID="_1468075726" r:id="rId11"/>
         </w:object>
       </w:r>
       <w:r>
         <w:rPr>
-          <w:rFonts w:hint="eastAsia" w:asciiTheme="minorEastAsia" w:hAnsiTheme="minorEastAsia" w:eastAsiaTheme="minorEastAsia"/>
+          <w:rFonts w:asciiTheme="minorEastAsia" w:eastAsiaTheme="minorEastAsia" w:hAnsiTheme="minorEastAsia" w:hint="eastAsia"/>
           <w:sz w:val="24"/>
         </w:rPr>
         <w:t>（2）派发流程说明</w:t>
@@ -4463,7 +4414,7 @@
     <w:p>
       <w:pPr>
         <w:spacing w:line="360" w:lineRule="auto"/>
-        <w:ind w:firstLine="424" w:firstLineChars="177"/>
+        <w:ind w:firstLine="372" w:firstLineChars="177"/>
         <w:rPr>
           <w:sz w:val="24"/>
         </w:rPr>
@@ -4478,19 +4429,19 @@
     </w:p>
     <w:p>
       <w:pPr>
-        <w:pStyle w:val="5"/>
+        <w:pStyle w:val="Heading3"/>
         <w:ind w:firstLine="372"/>
       </w:pPr>
-      <w:bookmarkStart w:id="49" w:name="_Toc471997074"/>
-      <w:bookmarkStart w:id="50" w:name="_Toc493519293"/>
+      <w:bookmarkStart w:id="50" w:name="_Toc471997074"/>
+      <w:bookmarkStart w:id="51" w:name="_Toc493519293"/>
       <w:r>
         <w:rPr>
           <w:rFonts w:hint="eastAsia"/>
         </w:rPr>
         <w:t>7.1.3 用户回访</w:t>
       </w:r>
-      <w:bookmarkEnd w:id="49"/>
       <w:bookmarkEnd w:id="50"/>
+      <w:bookmarkEnd w:id="51"/>
     </w:p>
     <w:p>
       <w:pPr>
@@ -4529,18 +4480,13 @@
       </w:pPr>
       <w:r>
         <w:object>
-          <v:shape id="_x0000_i1027" o:spt="75" type="#_x0000_t75" style="height:227.5pt;width:165pt;" o:ole="t" filled="f" o:preferrelative="t" stroked="f" coordsize="21600,21600">
-            <v:path/>
-            <v:fill on="f" focussize="0,0"/>
-            <v:stroke on="f" joinstyle="miter"/>
+          <v:shape id="_x0000_i1027" type="#_x0000_t75" style="height:227.5pt;width:165pt" o:oleicon="f" o:ole="" coordsize="21600,21600" o:preferrelative="t" filled="f" stroked="f">
+            <v:stroke joinstyle="miter"/>
             <v:imagedata r:id="rId12" o:title=""/>
             <o:lock v:ext="edit" aspectratio="t"/>
-            <w10:wrap type="none"/>
             <w10:anchorlock/>
           </v:shape>
-          <o:OLEObject Type="Embed" ProgID="Visio.Drawing.11" ShapeID="_x0000_i1027" DrawAspect="Content" ObjectID="_1468075727" r:id="rId11">
-            <o:LockedField>false</o:LockedField>
-          </o:OLEObject>
+          <o:OLEObject Type="Embed" ProgID="Visio.Drawing.11" ShapeID="_x0000_i1027" DrawAspect="Content" ObjectID="_1468075727" r:id="rId13"/>
         </w:object>
       </w:r>
     </w:p>
@@ -4548,7 +4494,7 @@
       <w:pPr>
         <w:spacing w:line="360" w:lineRule="auto"/>
         <w:rPr>
-          <w:rFonts w:asciiTheme="minorEastAsia" w:hAnsiTheme="minorEastAsia" w:eastAsiaTheme="minorEastAsia"/>
+          <w:rFonts w:asciiTheme="minorEastAsia" w:eastAsiaTheme="minorEastAsia" w:hAnsiTheme="minorEastAsia"/>
           <w:sz w:val="24"/>
         </w:rPr>
       </w:pPr>
@@ -4557,27 +4503,27 @@
       <w:pPr>
         <w:spacing w:line="360" w:lineRule="auto"/>
         <w:rPr>
-          <w:rFonts w:asciiTheme="minorEastAsia" w:hAnsiTheme="minorEastAsia" w:eastAsiaTheme="minorEastAsia"/>
-          <w:sz w:val="24"/>
-        </w:rPr>
-      </w:pPr>
-      <w:r>
-        <w:rPr>
-          <w:rFonts w:hint="eastAsia" w:asciiTheme="minorEastAsia" w:hAnsiTheme="minorEastAsia" w:eastAsiaTheme="minorEastAsia"/>
+          <w:rFonts w:asciiTheme="minorEastAsia" w:eastAsiaTheme="minorEastAsia" w:hAnsiTheme="minorEastAsia"/>
+          <w:sz w:val="24"/>
+        </w:rPr>
+      </w:pPr>
+      <w:r>
+        <w:rPr>
+          <w:rFonts w:asciiTheme="minorEastAsia" w:eastAsiaTheme="minorEastAsia" w:hAnsiTheme="minorEastAsia" w:hint="eastAsia"/>
           <w:sz w:val="24"/>
         </w:rPr>
         <w:t>（</w:t>
       </w:r>
       <w:r>
         <w:rPr>
-          <w:rFonts w:asciiTheme="minorEastAsia" w:hAnsiTheme="minorEastAsia" w:eastAsiaTheme="minorEastAsia"/>
+          <w:rFonts w:asciiTheme="minorEastAsia" w:eastAsiaTheme="minorEastAsia" w:hAnsiTheme="minorEastAsia"/>
           <w:sz w:val="24"/>
         </w:rPr>
         <w:t>2</w:t>
       </w:r>
       <w:r>
         <w:rPr>
-          <w:rFonts w:hint="eastAsia" w:asciiTheme="minorEastAsia" w:hAnsiTheme="minorEastAsia" w:eastAsiaTheme="minorEastAsia"/>
+          <w:rFonts w:asciiTheme="minorEastAsia" w:eastAsiaTheme="minorEastAsia" w:hAnsiTheme="minorEastAsia" w:hint="eastAsia"/>
           <w:sz w:val="24"/>
         </w:rPr>
         <w:t>）用户回访流程说明</w:t>
@@ -4586,46 +4532,41 @@
     <w:p>
       <w:pPr>
         <w:spacing w:line="360" w:lineRule="auto"/>
-        <w:ind w:firstLine="480" w:firstLineChars="200"/>
-        <w:rPr>
-          <w:rFonts w:asciiTheme="minorEastAsia" w:hAnsiTheme="minorEastAsia" w:eastAsiaTheme="minorEastAsia"/>
-          <w:sz w:val="24"/>
-        </w:rPr>
-      </w:pPr>
-      <w:r>
-        <w:rPr>
-          <w:rFonts w:hint="eastAsia" w:asciiTheme="minorEastAsia" w:hAnsiTheme="minorEastAsia" w:eastAsiaTheme="minorEastAsia"/>
+        <w:ind w:firstLine="420" w:firstLineChars="200"/>
+        <w:rPr>
+          <w:rFonts w:asciiTheme="minorEastAsia" w:eastAsiaTheme="minorEastAsia" w:hAnsiTheme="minorEastAsia"/>
+          <w:sz w:val="24"/>
+        </w:rPr>
+      </w:pPr>
+      <w:r>
+        <w:rPr>
+          <w:rFonts w:asciiTheme="minorEastAsia" w:eastAsiaTheme="minorEastAsia" w:hAnsiTheme="minorEastAsia" w:hint="eastAsia"/>
           <w:color w:val="000000" w:themeColor="text1"/>
           <w:sz w:val="24"/>
-          <w14:textFill>
-            <w14:solidFill>
-              <w14:schemeClr w14:val="tx1"/>
-            </w14:solidFill>
-          </w14:textFill>
         </w:rPr>
         <w:t>服务台值班人员或者二线工程师解决事件/服务请求后，</w:t>
       </w:r>
       <w:r>
         <w:rPr>
-          <w:rFonts w:hint="eastAsia" w:asciiTheme="minorEastAsia" w:hAnsiTheme="minorEastAsia" w:eastAsiaTheme="minorEastAsia"/>
+          <w:rFonts w:asciiTheme="minorEastAsia" w:eastAsiaTheme="minorEastAsia" w:hAnsiTheme="minorEastAsia" w:hint="eastAsia"/>
           <w:sz w:val="24"/>
         </w:rPr>
         <w:t>由服务台人员向用户确认事件/服务请求是否解决并了解服务满意度。如用户认为事件/服务请求没能解决，则该事件/服务请求单回退到“初步判断”步骤；如解决，则服务台人员填写记录并关闭事件/服务请求单。</w:t>
       </w:r>
-      <w:bookmarkStart w:id="51" w:name="_Toc390859478"/>
-      <w:bookmarkStart w:id="52" w:name="_Toc396399772"/>
-      <w:bookmarkStart w:id="53" w:name="_Toc394997966"/>
-    </w:p>
-    <w:p>
-      <w:pPr>
-        <w:pStyle w:val="2"/>
+      <w:bookmarkStart w:id="52" w:name="_Toc390859478"/>
+      <w:bookmarkStart w:id="53" w:name="_Toc396399772"/>
+      <w:bookmarkStart w:id="54" w:name="_Toc394997966"/>
+    </w:p>
+    <w:p>
+      <w:pPr>
+        <w:pStyle w:val="Heading1"/>
         <w:rPr>
           <w:sz w:val="28"/>
           <w:szCs w:val="28"/>
         </w:rPr>
       </w:pPr>
-      <w:bookmarkStart w:id="54" w:name="_Toc471997075"/>
-      <w:bookmarkStart w:id="55" w:name="_Toc493519294"/>
+      <w:bookmarkStart w:id="55" w:name="_Toc471997075"/>
+      <w:bookmarkStart w:id="56" w:name="_Toc493519294"/>
       <w:r>
         <w:rPr>
           <w:rFonts w:hint="eastAsia"/>
@@ -4634,24 +4575,24 @@
         </w:rPr>
         <w:t>8服务台管理指标</w:t>
       </w:r>
-      <w:bookmarkEnd w:id="51"/>
       <w:bookmarkEnd w:id="52"/>
       <w:bookmarkEnd w:id="53"/>
       <w:bookmarkEnd w:id="54"/>
       <w:bookmarkEnd w:id="55"/>
+      <w:bookmarkEnd w:id="56"/>
     </w:p>
     <w:tbl>
       <w:tblPr>
-        <w:tblStyle w:val="16"/>
+        <w:tblStyle w:val="TableGrid"/>
         <w:tblW w:w="8526" w:type="dxa"/>
         <w:tblInd w:w="0" w:type="dxa"/>
         <w:tblBorders>
-          <w:top w:val="single" w:color="auto" w:sz="4" w:space="0"/>
-          <w:left w:val="single" w:color="auto" w:sz="4" w:space="0"/>
-          <w:bottom w:val="single" w:color="auto" w:sz="4" w:space="0"/>
-          <w:right w:val="single" w:color="auto" w:sz="4" w:space="0"/>
-          <w:insideH w:val="single" w:color="auto" w:sz="4" w:space="0"/>
-          <w:insideV w:val="single" w:color="auto" w:sz="4" w:space="0"/>
+          <w:top w:val="single" w:sz="4" w:space="0" w:color="auto"/>
+          <w:left w:val="single" w:sz="4" w:space="0" w:color="auto"/>
+          <w:bottom w:val="single" w:sz="4" w:space="0" w:color="auto"/>
+          <w:right w:val="single" w:sz="4" w:space="0" w:color="auto"/>
+          <w:insideH w:val="single" w:sz="4" w:space="0" w:color="auto"/>
+          <w:insideV w:val="single" w:sz="4" w:space="0" w:color="auto"/>
         </w:tblBorders>
         <w:tblLayout w:type="fixed"/>
         <w:tblCellMar>
@@ -4669,14 +4610,17 @@
       </w:tblGrid>
       <w:tr>
         <w:tblPrEx>
+          <w:tblW w:w="8526" w:type="dxa"/>
+          <w:tblInd w:w="0" w:type="dxa"/>
           <w:tblBorders>
-            <w:top w:val="single" w:color="auto" w:sz="4" w:space="0"/>
-            <w:left w:val="single" w:color="auto" w:sz="4" w:space="0"/>
-            <w:bottom w:val="single" w:color="auto" w:sz="4" w:space="0"/>
-            <w:right w:val="single" w:color="auto" w:sz="4" w:space="0"/>
-            <w:insideH w:val="single" w:color="auto" w:sz="4" w:space="0"/>
-            <w:insideV w:val="single" w:color="auto" w:sz="4" w:space="0"/>
+            <w:top w:val="single" w:sz="4" w:space="0" w:color="auto"/>
+            <w:left w:val="single" w:sz="4" w:space="0" w:color="auto"/>
+            <w:bottom w:val="single" w:sz="4" w:space="0" w:color="auto"/>
+            <w:right w:val="single" w:sz="4" w:space="0" w:color="auto"/>
+            <w:insideH w:val="single" w:sz="4" w:space="0" w:color="auto"/>
+            <w:insideV w:val="single" w:sz="4" w:space="0" w:color="auto"/>
           </w:tblBorders>
+          <w:tblLayout w:type="fixed"/>
           <w:tblCellMar>
             <w:top w:w="0" w:type="dxa"/>
             <w:left w:w="108" w:type="dxa"/>
@@ -4685,7 +4629,7 @@
           </w:tblCellMar>
         </w:tblPrEx>
         <w:trPr>
-          <w:trHeight w:val="283" w:hRule="atLeast"/>
+          <w:trHeight w:val="283"/>
         </w:trPr>
         <w:tc>
           <w:tcPr>
@@ -4773,7 +4717,7 @@
               <w:spacing w:line="360" w:lineRule="auto"/>
               <w:jc w:val="center"/>
               <w:rPr>
-                <w:rFonts w:hint="eastAsia" w:eastAsia="宋体"/>
+                <w:rFonts w:eastAsia="宋体" w:hint="eastAsia"/>
                 <w:b/>
                 <w:sz w:val="24"/>
                 <w:lang w:eastAsia="zh-CN"/>
@@ -4793,14 +4737,9 @@
       </w:tr>
       <w:tr>
         <w:tblPrEx>
-          <w:tblBorders>
-            <w:top w:val="single" w:color="auto" w:sz="4" w:space="0"/>
-            <w:left w:val="single" w:color="auto" w:sz="4" w:space="0"/>
-            <w:bottom w:val="single" w:color="auto" w:sz="4" w:space="0"/>
-            <w:right w:val="single" w:color="auto" w:sz="4" w:space="0"/>
-            <w:insideH w:val="single" w:color="auto" w:sz="4" w:space="0"/>
-            <w:insideV w:val="single" w:color="auto" w:sz="4" w:space="0"/>
-          </w:tblBorders>
+          <w:tblW w:w="8526" w:type="dxa"/>
+          <w:tblInd w:w="0" w:type="dxa"/>
+          <w:tblLayout w:type="fixed"/>
           <w:tblCellMar>
             <w:top w:w="0" w:type="dxa"/>
             <w:left w:w="108" w:type="dxa"/>
@@ -4809,7 +4748,7 @@
           </w:tblCellMar>
         </w:tblPrEx>
         <w:trPr>
-          <w:trHeight w:val="283" w:hRule="atLeast"/>
+          <w:trHeight w:val="283"/>
         </w:trPr>
         <w:tc>
           <w:tcPr>
@@ -4821,7 +4760,7 @@
             <w:pPr>
               <w:spacing w:line="360" w:lineRule="auto"/>
               <w:rPr>
-                <w:rFonts w:asciiTheme="minorEastAsia" w:hAnsiTheme="minorEastAsia" w:eastAsiaTheme="minorEastAsia"/>
+                <w:rFonts w:asciiTheme="minorEastAsia" w:eastAsiaTheme="minorEastAsia" w:hAnsiTheme="minorEastAsia"/>
                 <w:szCs w:val="21"/>
               </w:rPr>
             </w:pPr>
@@ -4830,13 +4769,13 @@
             <w:pPr>
               <w:spacing w:line="360" w:lineRule="auto"/>
               <w:rPr>
-                <w:rFonts w:asciiTheme="minorEastAsia" w:hAnsiTheme="minorEastAsia" w:eastAsiaTheme="minorEastAsia"/>
+                <w:rFonts w:asciiTheme="minorEastAsia" w:eastAsiaTheme="minorEastAsia" w:hAnsiTheme="minorEastAsia"/>
                 <w:szCs w:val="21"/>
               </w:rPr>
             </w:pPr>
             <w:r>
               <w:rPr>
-                <w:rFonts w:hint="eastAsia" w:asciiTheme="minorEastAsia" w:hAnsiTheme="minorEastAsia" w:eastAsiaTheme="minorEastAsia"/>
+                <w:rFonts w:asciiTheme="minorEastAsia" w:eastAsiaTheme="minorEastAsia" w:hAnsiTheme="minorEastAsia" w:hint="eastAsia"/>
                 <w:szCs w:val="21"/>
               </w:rPr>
               <w:t>服务台坐席</w:t>
@@ -4846,7 +4785,7 @@
             <w:pPr>
               <w:spacing w:line="360" w:lineRule="auto"/>
               <w:rPr>
-                <w:rFonts w:asciiTheme="minorEastAsia" w:hAnsiTheme="minorEastAsia" w:eastAsiaTheme="minorEastAsia"/>
+                <w:rFonts w:asciiTheme="minorEastAsia" w:eastAsiaTheme="minorEastAsia" w:hAnsiTheme="minorEastAsia"/>
                 <w:szCs w:val="21"/>
               </w:rPr>
             </w:pPr>
@@ -4861,13 +4800,13 @@
             <w:pPr>
               <w:spacing w:line="360" w:lineRule="auto"/>
               <w:rPr>
-                <w:rFonts w:asciiTheme="minorEastAsia" w:hAnsiTheme="minorEastAsia" w:eastAsiaTheme="minorEastAsia"/>
+                <w:rFonts w:asciiTheme="minorEastAsia" w:eastAsiaTheme="minorEastAsia" w:hAnsiTheme="minorEastAsia"/>
                 <w:szCs w:val="21"/>
               </w:rPr>
             </w:pPr>
             <w:r>
               <w:rPr>
-                <w:rFonts w:hint="eastAsia" w:asciiTheme="minorEastAsia" w:hAnsiTheme="minorEastAsia" w:eastAsiaTheme="minorEastAsia"/>
+                <w:rFonts w:asciiTheme="minorEastAsia" w:eastAsiaTheme="minorEastAsia" w:hAnsiTheme="minorEastAsia" w:hint="eastAsia"/>
                 <w:szCs w:val="21"/>
               </w:rPr>
               <w:t>电话接通率</w:t>
@@ -4883,20 +4822,20 @@
             <w:pPr>
               <w:spacing w:line="360" w:lineRule="auto"/>
               <w:rPr>
-                <w:rFonts w:asciiTheme="minorEastAsia" w:hAnsiTheme="minorEastAsia" w:eastAsiaTheme="minorEastAsia"/>
+                <w:rFonts w:asciiTheme="minorEastAsia" w:eastAsiaTheme="minorEastAsia" w:hAnsiTheme="minorEastAsia"/>
                 <w:szCs w:val="21"/>
               </w:rPr>
             </w:pPr>
             <w:r>
               <w:rPr>
-                <w:rFonts w:asciiTheme="minorEastAsia" w:hAnsiTheme="minorEastAsia" w:eastAsiaTheme="minorEastAsia"/>
+                <w:rFonts w:asciiTheme="minorEastAsia" w:eastAsiaTheme="minorEastAsia" w:hAnsiTheme="minorEastAsia"/>
                 <w:szCs w:val="21"/>
               </w:rPr>
               <w:t>93</w:t>
             </w:r>
             <w:r>
               <w:rPr>
-                <w:rFonts w:hint="eastAsia" w:asciiTheme="minorEastAsia" w:hAnsiTheme="minorEastAsia" w:eastAsiaTheme="minorEastAsia"/>
+                <w:rFonts w:asciiTheme="minorEastAsia" w:eastAsiaTheme="minorEastAsia" w:hAnsiTheme="minorEastAsia" w:hint="eastAsia"/>
                 <w:szCs w:val="21"/>
               </w:rPr>
               <w:t>%</w:t>
@@ -4913,14 +4852,14 @@
               <w:spacing w:line="360" w:lineRule="auto"/>
               <w:jc w:val="center"/>
               <w:rPr>
-                <w:rFonts w:hint="eastAsia" w:asciiTheme="minorEastAsia" w:hAnsiTheme="minorEastAsia" w:eastAsiaTheme="minorEastAsia"/>
+                <w:rFonts w:asciiTheme="minorEastAsia" w:eastAsiaTheme="minorEastAsia" w:hAnsiTheme="minorEastAsia" w:hint="eastAsia"/>
                 <w:szCs w:val="21"/>
                 <w:lang w:eastAsia="zh-CN"/>
               </w:rPr>
             </w:pPr>
             <w:r>
               <w:rPr>
-                <w:rFonts w:hint="eastAsia" w:asciiTheme="minorEastAsia" w:hAnsiTheme="minorEastAsia" w:eastAsiaTheme="minorEastAsia"/>
+                <w:rFonts w:asciiTheme="minorEastAsia" w:eastAsiaTheme="minorEastAsia" w:hAnsiTheme="minorEastAsia" w:hint="eastAsia"/>
                 <w:szCs w:val="21"/>
                 <w:lang w:eastAsia="zh-CN"/>
               </w:rPr>
@@ -4931,14 +4870,9 @@
       </w:tr>
       <w:tr>
         <w:tblPrEx>
-          <w:tblBorders>
-            <w:top w:val="single" w:color="auto" w:sz="4" w:space="0"/>
-            <w:left w:val="single" w:color="auto" w:sz="4" w:space="0"/>
-            <w:bottom w:val="single" w:color="auto" w:sz="4" w:space="0"/>
-            <w:right w:val="single" w:color="auto" w:sz="4" w:space="0"/>
-            <w:insideH w:val="single" w:color="auto" w:sz="4" w:space="0"/>
-            <w:insideV w:val="single" w:color="auto" w:sz="4" w:space="0"/>
-          </w:tblBorders>
+          <w:tblW w:w="8526" w:type="dxa"/>
+          <w:tblInd w:w="0" w:type="dxa"/>
+          <w:tblLayout w:type="fixed"/>
           <w:tblCellMar>
             <w:top w:w="0" w:type="dxa"/>
             <w:left w:w="108" w:type="dxa"/>
@@ -4947,19 +4881,19 @@
           </w:tblCellMar>
         </w:tblPrEx>
         <w:trPr>
-          <w:trHeight w:val="283" w:hRule="atLeast"/>
+          <w:trHeight w:val="283"/>
         </w:trPr>
         <w:tc>
           <w:tcPr>
             <w:tcW w:w="1618" w:type="dxa"/>
-            <w:vMerge w:val="continue"/>
+            <w:vMerge/>
             <w:vAlign w:val="center"/>
           </w:tcPr>
           <w:p>
             <w:pPr>
               <w:spacing w:line="360" w:lineRule="auto"/>
               <w:rPr>
-                <w:rFonts w:asciiTheme="minorEastAsia" w:hAnsiTheme="minorEastAsia" w:eastAsiaTheme="minorEastAsia"/>
+                <w:rFonts w:asciiTheme="minorEastAsia" w:eastAsiaTheme="minorEastAsia" w:hAnsiTheme="minorEastAsia"/>
                 <w:szCs w:val="21"/>
               </w:rPr>
             </w:pPr>
@@ -4974,13 +4908,13 @@
             <w:pPr>
               <w:spacing w:line="360" w:lineRule="auto"/>
               <w:rPr>
-                <w:rFonts w:asciiTheme="minorEastAsia" w:hAnsiTheme="minorEastAsia" w:eastAsiaTheme="minorEastAsia"/>
+                <w:rFonts w:asciiTheme="minorEastAsia" w:eastAsiaTheme="minorEastAsia" w:hAnsiTheme="minorEastAsia"/>
                 <w:szCs w:val="21"/>
               </w:rPr>
             </w:pPr>
             <w:r>
               <w:rPr>
-                <w:rFonts w:hint="eastAsia" w:ascii="宋体" w:hAnsi="宋体" w:cs="宋体"/>
+                <w:rFonts w:ascii="宋体" w:hAnsi="宋体" w:cs="宋体" w:hint="eastAsia"/>
                 <w:kern w:val="0"/>
                 <w:szCs w:val="21"/>
               </w:rPr>
@@ -4997,13 +4931,13 @@
             <w:pPr>
               <w:spacing w:line="360" w:lineRule="auto"/>
               <w:rPr>
-                <w:rFonts w:asciiTheme="minorEastAsia" w:hAnsiTheme="minorEastAsia" w:eastAsiaTheme="minorEastAsia"/>
+                <w:rFonts w:asciiTheme="minorEastAsia" w:eastAsiaTheme="minorEastAsia" w:hAnsiTheme="minorEastAsia"/>
                 <w:szCs w:val="21"/>
               </w:rPr>
             </w:pPr>
             <w:r>
               <w:rPr>
-                <w:rFonts w:hint="eastAsia" w:asciiTheme="minorEastAsia" w:hAnsiTheme="minorEastAsia" w:eastAsiaTheme="minorEastAsia"/>
+                <w:rFonts w:asciiTheme="minorEastAsia" w:eastAsiaTheme="minorEastAsia" w:hAnsiTheme="minorEastAsia" w:hint="eastAsia"/>
                 <w:szCs w:val="21"/>
               </w:rPr>
               <w:t>无旷工；其他违规小于5件</w:t>
@@ -5020,13 +4954,13 @@
               <w:spacing w:line="360" w:lineRule="auto"/>
               <w:jc w:val="center"/>
               <w:rPr>
-                <w:rFonts w:hint="eastAsia" w:asciiTheme="minorEastAsia" w:hAnsiTheme="minorEastAsia" w:eastAsiaTheme="minorEastAsia"/>
+                <w:rFonts w:asciiTheme="minorEastAsia" w:eastAsiaTheme="minorEastAsia" w:hAnsiTheme="minorEastAsia" w:hint="eastAsia"/>
                 <w:szCs w:val="21"/>
               </w:rPr>
             </w:pPr>
             <w:r>
               <w:rPr>
-                <w:rFonts w:hint="eastAsia" w:asciiTheme="minorEastAsia" w:hAnsiTheme="minorEastAsia" w:eastAsiaTheme="minorEastAsia"/>
+                <w:rFonts w:asciiTheme="minorEastAsia" w:eastAsiaTheme="minorEastAsia" w:hAnsiTheme="minorEastAsia" w:hint="eastAsia"/>
                 <w:szCs w:val="21"/>
                 <w:lang w:eastAsia="zh-CN"/>
               </w:rPr>
@@ -5037,14 +4971,9 @@
       </w:tr>
       <w:tr>
         <w:tblPrEx>
-          <w:tblBorders>
-            <w:top w:val="single" w:color="auto" w:sz="4" w:space="0"/>
-            <w:left w:val="single" w:color="auto" w:sz="4" w:space="0"/>
-            <w:bottom w:val="single" w:color="auto" w:sz="4" w:space="0"/>
-            <w:right w:val="single" w:color="auto" w:sz="4" w:space="0"/>
-            <w:insideH w:val="single" w:color="auto" w:sz="4" w:space="0"/>
-            <w:insideV w:val="single" w:color="auto" w:sz="4" w:space="0"/>
-          </w:tblBorders>
+          <w:tblW w:w="8526" w:type="dxa"/>
+          <w:tblInd w:w="0" w:type="dxa"/>
+          <w:tblLayout w:type="fixed"/>
           <w:tblCellMar>
             <w:top w:w="0" w:type="dxa"/>
             <w:left w:w="108" w:type="dxa"/>
@@ -5053,19 +4982,19 @@
           </w:tblCellMar>
         </w:tblPrEx>
         <w:trPr>
-          <w:trHeight w:val="283" w:hRule="atLeast"/>
+          <w:trHeight w:val="283"/>
         </w:trPr>
         <w:tc>
           <w:tcPr>
             <w:tcW w:w="1618" w:type="dxa"/>
-            <w:vMerge w:val="continue"/>
+            <w:vMerge/>
             <w:vAlign w:val="center"/>
           </w:tcPr>
           <w:p>
             <w:pPr>
               <w:spacing w:line="360" w:lineRule="auto"/>
               <w:rPr>
-                <w:rFonts w:asciiTheme="minorEastAsia" w:hAnsiTheme="minorEastAsia" w:eastAsiaTheme="minorEastAsia"/>
+                <w:rFonts w:asciiTheme="minorEastAsia" w:eastAsiaTheme="minorEastAsia" w:hAnsiTheme="minorEastAsia"/>
                 <w:szCs w:val="21"/>
               </w:rPr>
             </w:pPr>
@@ -5080,13 +5009,13 @@
             <w:pPr>
               <w:spacing w:line="360" w:lineRule="auto"/>
               <w:rPr>
-                <w:rFonts w:asciiTheme="minorEastAsia" w:hAnsiTheme="minorEastAsia" w:eastAsiaTheme="minorEastAsia"/>
+                <w:rFonts w:asciiTheme="minorEastAsia" w:eastAsiaTheme="minorEastAsia" w:hAnsiTheme="minorEastAsia"/>
                 <w:szCs w:val="21"/>
               </w:rPr>
             </w:pPr>
             <w:r>
               <w:rPr>
-                <w:rFonts w:hint="eastAsia" w:asciiTheme="minorEastAsia" w:hAnsiTheme="minorEastAsia" w:eastAsiaTheme="minorEastAsia"/>
+                <w:rFonts w:asciiTheme="minorEastAsia" w:eastAsiaTheme="minorEastAsia" w:hAnsiTheme="minorEastAsia" w:hint="eastAsia"/>
                 <w:szCs w:val="21"/>
               </w:rPr>
               <w:t>有效投诉</w:t>
@@ -5102,13 +5031,13 @@
             <w:pPr>
               <w:spacing w:line="360" w:lineRule="auto"/>
               <w:rPr>
-                <w:rFonts w:asciiTheme="minorEastAsia" w:hAnsiTheme="minorEastAsia" w:eastAsiaTheme="minorEastAsia"/>
+                <w:rFonts w:asciiTheme="minorEastAsia" w:eastAsiaTheme="minorEastAsia" w:hAnsiTheme="minorEastAsia"/>
                 <w:szCs w:val="21"/>
               </w:rPr>
             </w:pPr>
             <w:r>
               <w:rPr>
-                <w:rFonts w:hint="eastAsia" w:asciiTheme="minorEastAsia" w:hAnsiTheme="minorEastAsia" w:eastAsiaTheme="minorEastAsia"/>
+                <w:rFonts w:asciiTheme="minorEastAsia" w:eastAsiaTheme="minorEastAsia" w:hAnsiTheme="minorEastAsia" w:hint="eastAsia"/>
                 <w:szCs w:val="21"/>
               </w:rPr>
               <w:t>不超过1件/月</w:t>
@@ -5125,13 +5054,13 @@
               <w:spacing w:line="360" w:lineRule="auto"/>
               <w:jc w:val="center"/>
               <w:rPr>
-                <w:rFonts w:hint="eastAsia" w:asciiTheme="minorEastAsia" w:hAnsiTheme="minorEastAsia" w:eastAsiaTheme="minorEastAsia"/>
+                <w:rFonts w:asciiTheme="minorEastAsia" w:eastAsiaTheme="minorEastAsia" w:hAnsiTheme="minorEastAsia" w:hint="eastAsia"/>
                 <w:szCs w:val="21"/>
               </w:rPr>
             </w:pPr>
             <w:r>
               <w:rPr>
-                <w:rFonts w:hint="eastAsia" w:asciiTheme="minorEastAsia" w:hAnsiTheme="minorEastAsia" w:eastAsiaTheme="minorEastAsia"/>
+                <w:rFonts w:asciiTheme="minorEastAsia" w:eastAsiaTheme="minorEastAsia" w:hAnsiTheme="minorEastAsia" w:hint="eastAsia"/>
                 <w:szCs w:val="21"/>
                 <w:lang w:eastAsia="zh-CN"/>
               </w:rPr>
@@ -5150,11 +5079,11 @@
       </w:pPr>
     </w:p>
     <w:sectPr>
-      <w:footerReference r:id="rId5" w:type="default"/>
+      <w:footerReference w:type="default" r:id="rId14"/>
       <w:pgSz w:w="11906" w:h="16838"/>
       <w:pgMar w:top="1440" w:right="1797" w:bottom="1440" w:left="1797" w:header="851" w:footer="992" w:gutter="0"/>
       <w:pgNumType w:fmt="decimal" w:start="1"/>
-      <w:cols w:space="425" w:num="1"/>
+      <w:cols w:num="1" w:space="425"/>
       <w:docGrid w:type="lines" w:linePitch="312" w:charSpace="0"/>
     </w:sectPr>
   </w:body>
@@ -5162,240 +5091,118 @@
 </file>
 
 <file path=word/footer1.xml><?xml version="1.0" encoding="utf-8"?>
-<w:ftr xmlns:wpc="http://schemas.microsoft.com/office/word/2010/wordprocessingCanvas" xmlns:mc="http://schemas.openxmlformats.org/markup-compatibility/2006" xmlns:o="urn:schemas-microsoft-com:office:office" xmlns:r="http://schemas.openxmlformats.org/officeDocument/2006/relationships" xmlns:m="http://schemas.openxmlformats.org/officeDocument/2006/math" xmlns:v="urn:schemas-microsoft-com:vml" xmlns:wp14="http://schemas.microsoft.com/office/word/2010/wordprocessingDrawing" xmlns:wp="http://schemas.openxmlformats.org/drawingml/2006/wordprocessingDrawing" xmlns:w10="urn:schemas-microsoft-com:office:word" xmlns:w="http://schemas.openxmlformats.org/wordprocessingml/2006/main" xmlns:w14="http://schemas.microsoft.com/office/word/2010/wordml" xmlns:w15="http://schemas.microsoft.com/office/word/2012/wordml" xmlns:wpg="http://schemas.microsoft.com/office/word/2010/wordprocessingGroup" xmlns:wpi="http://schemas.microsoft.com/office/word/2010/wordprocessingInk" xmlns:wne="http://schemas.microsoft.com/office/word/2006/wordml" xmlns:wps="http://schemas.microsoft.com/office/word/2010/wordprocessingShape" xmlns:wpsCustomData="http://www.wps.cn/officeDocument/2013/wpsCustomData" mc:Ignorable="w14 w15 wp14">
+<w:ftr xmlns:wpc="http://schemas.microsoft.com/office/word/2010/wordprocessingCanvas" xmlns:mc="http://schemas.openxmlformats.org/markup-compatibility/2006" xmlns:o="urn:schemas-microsoft-com:office:office" xmlns:r="http://schemas.openxmlformats.org/officeDocument/2006/relationships" xmlns:m="http://schemas.openxmlformats.org/officeDocument/2006/math" xmlns:v="urn:schemas-microsoft-com:vml" xmlns:wp14="http://schemas.microsoft.com/office/word/2010/wordprocessingDrawing" xmlns:wp="http://schemas.openxmlformats.org/drawingml/2006/wordprocessingDrawing" xmlns:w10="urn:schemas-microsoft-com:office:word" xmlns:w="http://schemas.openxmlformats.org/wordprocessingml/2006/main" xmlns:w14="http://schemas.microsoft.com/office/word/2010/wordml" xmlns:w15="http://schemas.microsoft.com/office/word/2012/wordml" xmlns:wne="http://schemas.microsoft.com/office/word/2006/wordml" xmlns:wpg="http://schemas.microsoft.com/office/word/2010/wordprocessingGroup" xmlns:wpi="http://schemas.microsoft.com/office/word/2010/wordprocessingInk" xmlns:wps="http://schemas.microsoft.com/office/word/2010/wordprocessingShape" mc:Ignorable="w14 w15 wp14">
   <w:p>
     <w:pPr>
-      <w:pStyle w:val="11"/>
+      <w:pStyle w:val="Footer"/>
     </w:pPr>
     <w:r>
       <w:rPr>
         <w:sz w:val="18"/>
       </w:rPr>
-      <mc:AlternateContent>
-        <mc:Choice Requires="wps">
-          <w:drawing>
-            <wp:anchor distT="0" distB="0" distL="114300" distR="114300" simplePos="0" relativeHeight="251658240" behindDoc="0" locked="0" layoutInCell="1" allowOverlap="1">
-              <wp:simplePos x="0" y="0"/>
-              <wp:positionH relativeFrom="margin">
-                <wp:align>center</wp:align>
-              </wp:positionH>
-              <wp:positionV relativeFrom="paragraph">
-                <wp:posOffset>0</wp:posOffset>
-              </wp:positionV>
-              <wp:extent cx="1828800" cy="1828800"/>
-              <wp:effectExtent l="0" t="0" r="0" b="0"/>
-              <wp:wrapNone/>
-              <wp:docPr id="1" name="文本框 1"/>
-              <wp:cNvGraphicFramePr/>
-              <a:graphic xmlns:a="http://schemas.openxmlformats.org/drawingml/2006/main">
-                <a:graphicData uri="http://schemas.microsoft.com/office/word/2010/wordprocessingShape">
-                  <wps:wsp>
-                    <wps:cNvSpPr txBox="1"/>
-                    <wps:spPr>
-                      <a:xfrm>
-                        <a:off x="0" y="0"/>
-                        <a:ext cx="1828800" cy="1828800"/>
-                      </a:xfrm>
-                      <a:prstGeom prst="rect">
-                        <a:avLst/>
-                      </a:prstGeom>
-                      <a:noFill/>
-                      <a:ln w="6350">
-                        <a:noFill/>
-                      </a:ln>
-                      <a:extLst>
-                        <a:ext uri="{909E8E84-426E-40DD-AFC4-6F175D3DCCD1}">
-                          <a14:hiddenFill xmlns:a14="http://schemas.microsoft.com/office/drawing/2010/main">
-                            <a:solidFill>
-                              <a:schemeClr val="lt1"/>
-                            </a:solidFill>
-                          </a14:hiddenFill>
-                        </a:ext>
-                        <a:ext uri="{91240B29-F687-4F45-9708-019B960494DF}">
-                          <a14:hiddenLine xmlns:a14="http://schemas.microsoft.com/office/drawing/2010/main" w="6350">
-                            <a:solidFill>
-                              <a:prstClr val="black"/>
-                            </a:solidFill>
-                          </a14:hiddenLine>
-                        </a:ext>
-                      </a:extLst>
-                    </wps:spPr>
-                    <wps:style>
-                      <a:lnRef idx="0">
-                        <a:schemeClr val="accent1"/>
-                      </a:lnRef>
-                      <a:fillRef idx="0">
-                        <a:schemeClr val="accent1"/>
-                      </a:fillRef>
-                      <a:effectRef idx="0">
-                        <a:schemeClr val="accent1"/>
-                      </a:effectRef>
-                      <a:fontRef idx="minor">
-                        <a:schemeClr val="dk1"/>
-                      </a:fontRef>
-                    </wps:style>
-                    <wps:txbx>
-                      <w:txbxContent>
-                        <w:p>
-                          <w:pPr>
-                            <w:pStyle w:val="11"/>
-                            <w:rPr>
-                              <w:rFonts w:hint="eastAsia" w:eastAsia="宋体"/>
-                              <w:lang w:eastAsia="zh-CN"/>
-                            </w:rPr>
-                          </w:pPr>
-                          <w:r>
-                            <w:rPr>
-                              <w:rFonts w:hint="eastAsia"/>
-                              <w:lang w:eastAsia="zh-CN"/>
-                            </w:rPr>
-                            <w:fldChar w:fldCharType="begin"/>
-                          </w:r>
-                          <w:r>
-                            <w:rPr>
-                              <w:rFonts w:hint="eastAsia"/>
-                              <w:lang w:eastAsia="zh-CN"/>
-                            </w:rPr>
-                            <w:instrText xml:space="preserve"> PAGE  \* MERGEFORMAT </w:instrText>
-                          </w:r>
-                          <w:r>
-                            <w:rPr>
-                              <w:rFonts w:hint="eastAsia"/>
-                              <w:lang w:eastAsia="zh-CN"/>
-                            </w:rPr>
-                            <w:fldChar w:fldCharType="separate"/>
-                          </w:r>
-                          <w:r>
-                            <w:rPr>
-                              <w:rFonts w:hint="eastAsia"/>
-                              <w:lang w:eastAsia="zh-CN"/>
-                            </w:rPr>
-                            <w:t>4</w:t>
-                          </w:r>
-                          <w:r>
-                            <w:rPr>
-                              <w:rFonts w:hint="eastAsia"/>
-                              <w:lang w:eastAsia="zh-CN"/>
-                            </w:rPr>
-                            <w:fldChar w:fldCharType="end"/>
-                          </w:r>
-                        </w:p>
-                      </w:txbxContent>
-                    </wps:txbx>
-                    <wps:bodyPr rot="0" spcFirstLastPara="0" vertOverflow="overflow" horzOverflow="overflow" vert="horz" wrap="none" lIns="0" tIns="0" rIns="0" bIns="0" numCol="1" spcCol="0" rtlCol="0" fromWordArt="0" anchor="t" anchorCtr="0" forceAA="0" upright="0" compatLnSpc="1">
-                      <a:spAutoFit/>
-                    </wps:bodyPr>
-                  </wps:wsp>
-                </a:graphicData>
-              </a:graphic>
-            </wp:anchor>
-          </w:drawing>
-        </mc:Choice>
-        <mc:Fallback>
-          <w:pict>
-            <v:shape id="_x0000_s1026" o:spid="_x0000_s1026" o:spt="202" type="#_x0000_t202" style="position:absolute;left:0pt;margin-top:0pt;height:144pt;width:144pt;mso-position-horizontal:center;mso-position-horizontal-relative:margin;mso-wrap-style:none;z-index:251658240;mso-width-relative:page;mso-height-relative:page;" filled="f" stroked="f" coordsize="21600,21600" o:gfxdata="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">
-              <v:fill on="f" focussize="0,0"/>
-              <v:stroke on="f" weight="0.5pt"/>
-              <v:imagedata o:title=""/>
-              <o:lock v:ext="edit" aspectratio="f"/>
-              <v:textbox inset="0mm,0mm,0mm,0mm" style="mso-fit-shape-to-text:t;">
-                <w:txbxContent>
-                  <w:p>
-                    <w:pPr>
-                      <w:pStyle w:val="11"/>
-                      <w:rPr>
-                        <w:rFonts w:hint="eastAsia" w:eastAsia="宋体"/>
-                        <w:lang w:eastAsia="zh-CN"/>
-                      </w:rPr>
-                    </w:pPr>
-                    <w:r>
-                      <w:rPr>
-                        <w:rFonts w:hint="eastAsia"/>
-                        <w:lang w:eastAsia="zh-CN"/>
-                      </w:rPr>
-                      <w:fldChar w:fldCharType="begin"/>
-                    </w:r>
-                    <w:r>
-                      <w:rPr>
-                        <w:rFonts w:hint="eastAsia"/>
-                        <w:lang w:eastAsia="zh-CN"/>
-                      </w:rPr>
-                      <w:instrText xml:space="preserve"> PAGE  \* MERGEFORMAT </w:instrText>
-                    </w:r>
-                    <w:r>
-                      <w:rPr>
-                        <w:rFonts w:hint="eastAsia"/>
-                        <w:lang w:eastAsia="zh-CN"/>
-                      </w:rPr>
-                      <w:fldChar w:fldCharType="separate"/>
-                    </w:r>
-                    <w:r>
-                      <w:rPr>
-                        <w:rFonts w:hint="eastAsia"/>
-                        <w:lang w:eastAsia="zh-CN"/>
-                      </w:rPr>
-                      <w:t>4</w:t>
-                    </w:r>
-                    <w:r>
-                      <w:rPr>
-                        <w:rFonts w:hint="eastAsia"/>
-                        <w:lang w:eastAsia="zh-CN"/>
-                      </w:rPr>
-                      <w:fldChar w:fldCharType="end"/>
-                    </w:r>
-                  </w:p>
-                </w:txbxContent>
-              </v:textbox>
-            </v:shape>
-          </w:pict>
-        </mc:Fallback>
-      </mc:AlternateContent>
+      <w:pict>
+        <v:shapetype id="_x0000_t202" coordsize="21600,21600" o:spt="202" path="m,l,21600r21600,l21600,xe">
+          <v:stroke joinstyle="miter"/>
+          <v:path gradientshapeok="t" o:connecttype="rect"/>
+        </v:shapetype>
+        <v:shape id="_x0000_s1026" o:spid="_x0000_s2049" type="#_x0000_t202" style="height:2in;margin-left:0;margin-top:0;mso-height-relative:page;mso-position-horizontal:center;mso-position-horizontal-relative:margin;mso-width-relative:page;mso-wrap-style:none;position:absolute;width:2in;z-index:251658240" coordsize="21600,21600" filled="f" stroked="f">
+          <o:lock v:ext="edit" aspectratio="f"/>
+          <v:textbox style="mso-fit-shape-to-text:t" inset="0,0,0,0">
+            <w:txbxContent>
+              <w:p>
+                <w:pPr>
+                  <w:pStyle w:val="Footer"/>
+                  <w:rPr>
+                    <w:rFonts w:eastAsia="宋体" w:hint="eastAsia"/>
+                    <w:lang w:eastAsia="zh-CN"/>
+                  </w:rPr>
+                </w:pPr>
+                <w:r>
+                  <w:rPr>
+                    <w:rFonts w:hint="eastAsia"/>
+                    <w:lang w:eastAsia="zh-CN"/>
+                  </w:rPr>
+                  <w:fldChar w:fldCharType="begin"/>
+                </w:r>
+                <w:r>
+                  <w:rPr>
+                    <w:rFonts w:hint="eastAsia"/>
+                    <w:lang w:eastAsia="zh-CN"/>
+                  </w:rPr>
+                  <w:instrText xml:space="preserve"> PAGE  \* MERGEFORMAT </w:instrText>
+                </w:r>
+                <w:r>
+                  <w:rPr>
+                    <w:rFonts w:hint="eastAsia"/>
+                    <w:lang w:eastAsia="zh-CN"/>
+                  </w:rPr>
+                  <w:fldChar w:fldCharType="separate"/>
+                </w:r>
+                <w:r>
+                  <w:rPr>
+                    <w:rFonts w:hint="eastAsia"/>
+                    <w:lang w:eastAsia="zh-CN"/>
+                  </w:rPr>
+                  <w:t>4</w:t>
+                </w:r>
+                <w:r>
+                  <w:rPr>
+                    <w:rFonts w:hint="eastAsia"/>
+                    <w:lang w:eastAsia="zh-CN"/>
+                  </w:rPr>
+                  <w:fldChar w:fldCharType="end"/>
+                </w:r>
+              </w:p>
+            </w:txbxContent>
+          </v:textbox>
+        </v:shape>
+      </w:pict>
     </w:r>
   </w:p>
 </w:ftr>
 </file>
 
 <file path=word/header1.xml><?xml version="1.0" encoding="utf-8"?>
-<w:hdr xmlns:wpc="http://schemas.microsoft.com/office/word/2010/wordprocessingCanvas" xmlns:mc="http://schemas.openxmlformats.org/markup-compatibility/2006" xmlns:o="urn:schemas-microsoft-com:office:office" xmlns:r="http://schemas.openxmlformats.org/officeDocument/2006/relationships" xmlns:m="http://schemas.openxmlformats.org/officeDocument/2006/math" xmlns:v="urn:schemas-microsoft-com:vml" xmlns:wp14="http://schemas.microsoft.com/office/word/2010/wordprocessingDrawing" xmlns:wp="http://schemas.openxmlformats.org/drawingml/2006/wordprocessingDrawing" xmlns:w10="urn:schemas-microsoft-com:office:word" xmlns:w="http://schemas.openxmlformats.org/wordprocessingml/2006/main" xmlns:w14="http://schemas.microsoft.com/office/word/2010/wordml" xmlns:w15="http://schemas.microsoft.com/office/word/2012/wordml" xmlns:wpg="http://schemas.microsoft.com/office/word/2010/wordprocessingGroup" xmlns:wpi="http://schemas.microsoft.com/office/word/2010/wordprocessingInk" xmlns:wne="http://schemas.microsoft.com/office/word/2006/wordml" xmlns:wps="http://schemas.microsoft.com/office/word/2010/wordprocessingShape" xmlns:wpsCustomData="http://www.wps.cn/officeDocument/2013/wpsCustomData" mc:Ignorable="w14 w15 wp14">
+<w:hdr xmlns:wpc="http://schemas.microsoft.com/office/word/2010/wordprocessingCanvas" xmlns:mc="http://schemas.openxmlformats.org/markup-compatibility/2006" xmlns:o="urn:schemas-microsoft-com:office:office" xmlns:r="http://schemas.openxmlformats.org/officeDocument/2006/relationships" xmlns:m="http://schemas.openxmlformats.org/officeDocument/2006/math" xmlns:v="urn:schemas-microsoft-com:vml" xmlns:wp14="http://schemas.microsoft.com/office/word/2010/wordprocessingDrawing" xmlns:wp="http://schemas.openxmlformats.org/drawingml/2006/wordprocessingDrawing" xmlns:w10="urn:schemas-microsoft-com:office:word" xmlns:w="http://schemas.openxmlformats.org/wordprocessingml/2006/main" xmlns:w14="http://schemas.microsoft.com/office/word/2010/wordml" xmlns:w15="http://schemas.microsoft.com/office/word/2012/wordml" xmlns:wne="http://schemas.microsoft.com/office/word/2006/wordml" xmlns:wpg="http://schemas.microsoft.com/office/word/2010/wordprocessingGroup" xmlns:wpi="http://schemas.microsoft.com/office/word/2010/wordprocessingInk" xmlns:wps="http://schemas.microsoft.com/office/word/2010/wordprocessingShape" mc:Ignorable="w14 w15 wp14">
   <w:p>
     <w:pPr>
-      <w:pStyle w:val="12"/>
+      <w:pStyle w:val="Header"/>
       <w:jc w:val="center"/>
     </w:pPr>
     <w:r>
       <w:rPr>
         <w:rFonts w:hint="eastAsia"/>
       </w:rPr>
-      <w:t>青岛九邮信息技术有限公司</w:t>
+      <w:t>南京航之舟数字科技有限公司</w:t>
     </w:r>
   </w:p>
 </w:hdr>
 </file>
 
 <file path=word/header2.xml><?xml version="1.0" encoding="utf-8"?>
-<w:hdr xmlns:wpc="http://schemas.microsoft.com/office/word/2010/wordprocessingCanvas" xmlns:mc="http://schemas.openxmlformats.org/markup-compatibility/2006" xmlns:o="urn:schemas-microsoft-com:office:office" xmlns:r="http://schemas.openxmlformats.org/officeDocument/2006/relationships" xmlns:m="http://schemas.openxmlformats.org/officeDocument/2006/math" xmlns:v="urn:schemas-microsoft-com:vml" xmlns:wp14="http://schemas.microsoft.com/office/word/2010/wordprocessingDrawing" xmlns:wp="http://schemas.openxmlformats.org/drawingml/2006/wordprocessingDrawing" xmlns:w10="urn:schemas-microsoft-com:office:word" xmlns:w="http://schemas.openxmlformats.org/wordprocessingml/2006/main" xmlns:w14="http://schemas.microsoft.com/office/word/2010/wordml" xmlns:w15="http://schemas.microsoft.com/office/word/2012/wordml" xmlns:wpg="http://schemas.microsoft.com/office/word/2010/wordprocessingGroup" xmlns:wpi="http://schemas.microsoft.com/office/word/2010/wordprocessingInk" xmlns:wne="http://schemas.microsoft.com/office/word/2006/wordml" xmlns:wps="http://schemas.microsoft.com/office/word/2010/wordprocessingShape" xmlns:wpsCustomData="http://www.wps.cn/officeDocument/2013/wpsCustomData" mc:Ignorable="w14 w15 wp14">
+<w:hdr xmlns:wpc="http://schemas.microsoft.com/office/word/2010/wordprocessingCanvas" xmlns:mc="http://schemas.openxmlformats.org/markup-compatibility/2006" xmlns:o="urn:schemas-microsoft-com:office:office" xmlns:r="http://schemas.openxmlformats.org/officeDocument/2006/relationships" xmlns:m="http://schemas.openxmlformats.org/officeDocument/2006/math" xmlns:v="urn:schemas-microsoft-com:vml" xmlns:wp14="http://schemas.microsoft.com/office/word/2010/wordprocessingDrawing" xmlns:wp="http://schemas.openxmlformats.org/drawingml/2006/wordprocessingDrawing" xmlns:w10="urn:schemas-microsoft-com:office:word" xmlns:w="http://schemas.openxmlformats.org/wordprocessingml/2006/main" xmlns:w14="http://schemas.microsoft.com/office/word/2010/wordml" xmlns:w15="http://schemas.microsoft.com/office/word/2012/wordml" xmlns:wne="http://schemas.microsoft.com/office/word/2006/wordml" xmlns:wpg="http://schemas.microsoft.com/office/word/2010/wordprocessingGroup" xmlns:wpi="http://schemas.microsoft.com/office/word/2010/wordprocessingInk" xmlns:wps="http://schemas.microsoft.com/office/word/2010/wordprocessingShape" mc:Ignorable="w14 w15 wp14">
   <w:p>
     <w:pPr>
-      <w:pStyle w:val="12"/>
+      <w:pStyle w:val="Header"/>
       <w:jc w:val="center"/>
     </w:pPr>
     <w:r>
       <w:rPr>
         <w:rFonts w:hint="eastAsia"/>
       </w:rPr>
-      <w:t>青岛九邮信息技术有限公司</w:t>
+      <w:t>南京航之舟数字科技有限公司</w:t>
     </w:r>
   </w:p>
 </w:hdr>
 </file>
 
 <file path=word/numbering.xml><?xml version="1.0" encoding="utf-8"?>
-<w:numbering xmlns:wpc="http://schemas.microsoft.com/office/word/2010/wordprocessingCanvas" xmlns:mc="http://schemas.openxmlformats.org/markup-compatibility/2006" xmlns:o="urn:schemas-microsoft-com:office:office" xmlns:r="http://schemas.openxmlformats.org/officeDocument/2006/relationships" xmlns:m="http://schemas.openxmlformats.org/officeDocument/2006/math" xmlns:v="urn:schemas-microsoft-com:vml" xmlns:wp14="http://schemas.microsoft.com/office/word/2010/wordprocessingDrawing" xmlns:wp="http://schemas.openxmlformats.org/drawingml/2006/wordprocessingDrawing" xmlns:w10="urn:schemas-microsoft-com:office:word" xmlns:w="http://schemas.openxmlformats.org/wordprocessingml/2006/main" xmlns:w14="http://schemas.microsoft.com/office/word/2010/wordml" xmlns:wpg="http://schemas.microsoft.com/office/word/2010/wordprocessingGroup" xmlns:wpi="http://schemas.microsoft.com/office/word/2010/wordprocessingInk" xmlns:wne="http://schemas.microsoft.com/office/word/2006/wordml" xmlns:wps="http://schemas.microsoft.com/office/word/2010/wordprocessingShape" mc:Ignorable="w14 wp14">
+<w:numbering xmlns:wpc="http://schemas.microsoft.com/office/word/2010/wordprocessingCanvas" xmlns:mc="http://schemas.openxmlformats.org/markup-compatibility/2006" xmlns:o="urn:schemas-microsoft-com:office:office" xmlns:r="http://schemas.openxmlformats.org/officeDocument/2006/relationships" xmlns:m="http://schemas.openxmlformats.org/officeDocument/2006/math" xmlns:v="urn:schemas-microsoft-com:vml" xmlns:wp14="http://schemas.microsoft.com/office/word/2010/wordprocessingDrawing" xmlns:wp="http://schemas.openxmlformats.org/drawingml/2006/wordprocessingDrawing" xmlns:w10="urn:schemas-microsoft-com:office:word" xmlns:w="http://schemas.openxmlformats.org/wordprocessingml/2006/main" xmlns:w14="http://schemas.microsoft.com/office/word/2010/wordml" xmlns:w15="http://schemas.microsoft.com/office/word/2012/wordml" xmlns:wne="http://schemas.microsoft.com/office/word/2006/wordml" xmlns:wpg="http://schemas.microsoft.com/office/word/2010/wordprocessingGroup" xmlns:wpi="http://schemas.microsoft.com/office/word/2010/wordprocessingInk" xmlns:wps="http://schemas.microsoft.com/office/word/2010/wordprocessingShape" mc:Ignorable="w14 w15 wp14">
   <w:abstractNum w:abstractNumId="0">
     <w:nsid w:val="39693AF4"/>
     <w:multiLevelType w:val="multilevel"/>
     <w:tmpl w:val="39693AF4"/>
-    <w:lvl w:ilvl="0" w:tentative="0">
+    <w:lvl w:ilvl="0">
       <w:start w:val="1"/>
       <w:numFmt w:val="decimal"/>
       <w:lvlText w:val="（%1）"/>
@@ -5407,7 +5214,7 @@
         <w:rFonts w:hint="default"/>
       </w:rPr>
     </w:lvl>
-    <w:lvl w:ilvl="1" w:tentative="0">
+    <w:lvl w:ilvl="1">
       <w:start w:val="1"/>
       <w:numFmt w:val="lowerLetter"/>
       <w:lvlText w:val="%2)"/>
@@ -5416,7 +5223,7 @@
         <w:ind w:left="840" w:hanging="420"/>
       </w:pPr>
     </w:lvl>
-    <w:lvl w:ilvl="2" w:tentative="0">
+    <w:lvl w:ilvl="2">
       <w:start w:val="1"/>
       <w:numFmt w:val="lowerRoman"/>
       <w:lvlText w:val="%3."/>
@@ -5425,7 +5232,7 @@
         <w:ind w:left="1260" w:hanging="420"/>
       </w:pPr>
     </w:lvl>
-    <w:lvl w:ilvl="3" w:tentative="0">
+    <w:lvl w:ilvl="3">
       <w:start w:val="1"/>
       <w:numFmt w:val="decimal"/>
       <w:lvlText w:val="%4."/>
@@ -5434,7 +5241,7 @@
         <w:ind w:left="1680" w:hanging="420"/>
       </w:pPr>
     </w:lvl>
-    <w:lvl w:ilvl="4" w:tentative="0">
+    <w:lvl w:ilvl="4">
       <w:start w:val="1"/>
       <w:numFmt w:val="lowerLetter"/>
       <w:lvlText w:val="%5)"/>
@@ -5443,7 +5250,7 @@
         <w:ind w:left="2100" w:hanging="420"/>
       </w:pPr>
     </w:lvl>
-    <w:lvl w:ilvl="5" w:tentative="0">
+    <w:lvl w:ilvl="5">
       <w:start w:val="1"/>
       <w:numFmt w:val="lowerRoman"/>
       <w:lvlText w:val="%6."/>
@@ -5452,7 +5259,7 @@
         <w:ind w:left="2520" w:hanging="420"/>
       </w:pPr>
     </w:lvl>
-    <w:lvl w:ilvl="6" w:tentative="0">
+    <w:lvl w:ilvl="6">
       <w:start w:val="1"/>
       <w:numFmt w:val="decimal"/>
       <w:lvlText w:val="%7."/>
@@ -5461,7 +5268,7 @@
         <w:ind w:left="2940" w:hanging="420"/>
       </w:pPr>
     </w:lvl>
-    <w:lvl w:ilvl="7" w:tentative="0">
+    <w:lvl w:ilvl="7">
       <w:start w:val="1"/>
       <w:numFmt w:val="lowerLetter"/>
       <w:lvlText w:val="%8)"/>
@@ -5470,7 +5277,7 @@
         <w:ind w:left="3360" w:hanging="420"/>
       </w:pPr>
     </w:lvl>
-    <w:lvl w:ilvl="8" w:tentative="0">
+    <w:lvl w:ilvl="8">
       <w:start w:val="1"/>
       <w:numFmt w:val="lowerRoman"/>
       <w:lvlText w:val="%9."/>
@@ -5484,7 +5291,7 @@
     <w:nsid w:val="4A9D2B14"/>
     <w:multiLevelType w:val="multilevel"/>
     <w:tmpl w:val="4A9D2B14"/>
-    <w:lvl w:ilvl="0" w:tentative="0">
+    <w:lvl w:ilvl="0">
       <w:start w:val="1"/>
       <w:numFmt w:val="decimal"/>
       <w:lvlText w:val="%1、"/>
@@ -5493,13 +5300,13 @@
         <w:ind w:left="919" w:hanging="360"/>
       </w:pPr>
       <w:rPr>
-        <w:rFonts w:hint="default" w:ascii="宋体" w:hAnsi="宋体" w:eastAsia="宋体"/>
+        <w:rFonts w:ascii="宋体" w:eastAsia="宋体" w:hAnsi="宋体" w:hint="default"/>
         <w:i/>
         <w:color w:val="auto"/>
         <w:sz w:val="24"/>
       </w:rPr>
     </w:lvl>
-    <w:lvl w:ilvl="1" w:tentative="0">
+    <w:lvl w:ilvl="1">
       <w:start w:val="1"/>
       <w:numFmt w:val="lowerLetter"/>
       <w:lvlText w:val="%2)"/>
@@ -5508,7 +5315,7 @@
         <w:ind w:left="1399" w:hanging="420"/>
       </w:pPr>
     </w:lvl>
-    <w:lvl w:ilvl="2" w:tentative="0">
+    <w:lvl w:ilvl="2">
       <w:start w:val="1"/>
       <w:numFmt w:val="lowerRoman"/>
       <w:lvlText w:val="%3."/>
@@ -5517,7 +5324,7 @@
         <w:ind w:left="1819" w:hanging="420"/>
       </w:pPr>
     </w:lvl>
-    <w:lvl w:ilvl="3" w:tentative="0">
+    <w:lvl w:ilvl="3">
       <w:start w:val="1"/>
       <w:numFmt w:val="decimal"/>
       <w:lvlText w:val="%4."/>
@@ -5526,7 +5333,7 @@
         <w:ind w:left="2239" w:hanging="420"/>
       </w:pPr>
     </w:lvl>
-    <w:lvl w:ilvl="4" w:tentative="0">
+    <w:lvl w:ilvl="4">
       <w:start w:val="1"/>
       <w:numFmt w:val="lowerLetter"/>
       <w:lvlText w:val="%5)"/>
@@ -5535,7 +5342,7 @@
         <w:ind w:left="2659" w:hanging="420"/>
       </w:pPr>
     </w:lvl>
-    <w:lvl w:ilvl="5" w:tentative="0">
+    <w:lvl w:ilvl="5">
       <w:start w:val="1"/>
       <w:numFmt w:val="lowerRoman"/>
       <w:lvlText w:val="%6."/>
@@ -5544,7 +5351,7 @@
         <w:ind w:left="3079" w:hanging="420"/>
       </w:pPr>
     </w:lvl>
-    <w:lvl w:ilvl="6" w:tentative="0">
+    <w:lvl w:ilvl="6">
       <w:start w:val="1"/>
       <w:numFmt w:val="decimal"/>
       <w:lvlText w:val="%7."/>
@@ -5553,7 +5360,7 @@
         <w:ind w:left="3499" w:hanging="420"/>
       </w:pPr>
     </w:lvl>
-    <w:lvl w:ilvl="7" w:tentative="0">
+    <w:lvl w:ilvl="7">
       <w:start w:val="1"/>
       <w:numFmt w:val="lowerLetter"/>
       <w:lvlText w:val="%8)"/>
@@ -5562,7 +5369,7 @@
         <w:ind w:left="3919" w:hanging="420"/>
       </w:pPr>
     </w:lvl>
-    <w:lvl w:ilvl="8" w:tentative="0">
+    <w:lvl w:ilvl="8">
       <w:start w:val="1"/>
       <w:numFmt w:val="lowerRoman"/>
       <w:lvlText w:val="%9."/>
@@ -5576,7 +5383,7 @@
     <w:nsid w:val="54627915"/>
     <w:multiLevelType w:val="multilevel"/>
     <w:tmpl w:val="54627915"/>
-    <w:lvl w:ilvl="0" w:tentative="0">
+    <w:lvl w:ilvl="0">
       <w:start w:val="1"/>
       <w:numFmt w:val="decimal"/>
       <w:lvlText w:val="（%1）"/>
@@ -5588,7 +5395,7 @@
         <w:rFonts w:hint="default"/>
       </w:rPr>
     </w:lvl>
-    <w:lvl w:ilvl="1" w:tentative="0">
+    <w:lvl w:ilvl="1">
       <w:start w:val="1"/>
       <w:numFmt w:val="lowerLetter"/>
       <w:lvlText w:val="%2)"/>
@@ -5597,7 +5404,7 @@
         <w:ind w:left="840" w:hanging="420"/>
       </w:pPr>
     </w:lvl>
-    <w:lvl w:ilvl="2" w:tentative="0">
+    <w:lvl w:ilvl="2">
       <w:start w:val="1"/>
       <w:numFmt w:val="lowerRoman"/>
       <w:lvlText w:val="%3."/>
@@ -5606,7 +5413,7 @@
         <w:ind w:left="1260" w:hanging="420"/>
       </w:pPr>
     </w:lvl>
-    <w:lvl w:ilvl="3" w:tentative="0">
+    <w:lvl w:ilvl="3">
       <w:start w:val="1"/>
       <w:numFmt w:val="decimal"/>
       <w:lvlText w:val="%4."/>
@@ -5615,7 +5422,7 @@
         <w:ind w:left="1680" w:hanging="420"/>
       </w:pPr>
     </w:lvl>
-    <w:lvl w:ilvl="4" w:tentative="0">
+    <w:lvl w:ilvl="4">
       <w:start w:val="1"/>
       <w:numFmt w:val="lowerLetter"/>
       <w:lvlText w:val="%5)"/>
@@ -5624,7 +5431,7 @@
         <w:ind w:left="2100" w:hanging="420"/>
       </w:pPr>
     </w:lvl>
-    <w:lvl w:ilvl="5" w:tentative="0">
+    <w:lvl w:ilvl="5">
       <w:start w:val="1"/>
       <w:numFmt w:val="lowerRoman"/>
       <w:lvlText w:val="%6."/>
@@ -5633,7 +5440,7 @@
         <w:ind w:left="2520" w:hanging="420"/>
       </w:pPr>
     </w:lvl>
-    <w:lvl w:ilvl="6" w:tentative="0">
+    <w:lvl w:ilvl="6">
       <w:start w:val="1"/>
       <w:numFmt w:val="decimal"/>
       <w:lvlText w:val="%7."/>
@@ -5642,7 +5449,7 @@
         <w:ind w:left="2940" w:hanging="420"/>
       </w:pPr>
     </w:lvl>
-    <w:lvl w:ilvl="7" w:tentative="0">
+    <w:lvl w:ilvl="7">
       <w:start w:val="1"/>
       <w:numFmt w:val="lowerLetter"/>
       <w:lvlText w:val="%8)"/>
@@ -5651,7 +5458,7 @@
         <w:ind w:left="3360" w:hanging="420"/>
       </w:pPr>
     </w:lvl>
-    <w:lvl w:ilvl="8" w:tentative="0">
+    <w:lvl w:ilvl="8">
       <w:start w:val="1"/>
       <w:numFmt w:val="lowerRoman"/>
       <w:lvlText w:val="%9."/>
@@ -5665,7 +5472,7 @@
     <w:nsid w:val="71146E39"/>
     <w:multiLevelType w:val="multilevel"/>
     <w:tmpl w:val="71146E39"/>
-    <w:lvl w:ilvl="0" w:tentative="0">
+    <w:lvl w:ilvl="0">
       <w:start w:val="1"/>
       <w:numFmt w:val="bullet"/>
       <w:lvlText w:val=""/>
@@ -5674,10 +5481,10 @@
         <w:ind w:left="420" w:hanging="420"/>
       </w:pPr>
       <w:rPr>
-        <w:rFonts w:hint="default" w:ascii="Wingdings" w:hAnsi="Wingdings"/>
+        <w:rFonts w:ascii="Wingdings" w:hAnsi="Wingdings" w:hint="default"/>
       </w:rPr>
     </w:lvl>
-    <w:lvl w:ilvl="1" w:tentative="0">
+    <w:lvl w:ilvl="1">
       <w:start w:val="1"/>
       <w:numFmt w:val="bullet"/>
       <w:lvlText w:val=""/>
@@ -5686,10 +5493,10 @@
         <w:ind w:left="840" w:hanging="420"/>
       </w:pPr>
       <w:rPr>
-        <w:rFonts w:hint="default" w:ascii="Wingdings" w:hAnsi="Wingdings"/>
+        <w:rFonts w:ascii="Wingdings" w:hAnsi="Wingdings" w:hint="default"/>
       </w:rPr>
     </w:lvl>
-    <w:lvl w:ilvl="2" w:tentative="0">
+    <w:lvl w:ilvl="2">
       <w:start w:val="1"/>
       <w:numFmt w:val="bullet"/>
       <w:lvlText w:val=""/>
@@ -5698,10 +5505,10 @@
         <w:ind w:left="1260" w:hanging="420"/>
       </w:pPr>
       <w:rPr>
-        <w:rFonts w:hint="default" w:ascii="Wingdings" w:hAnsi="Wingdings"/>
+        <w:rFonts w:ascii="Wingdings" w:hAnsi="Wingdings" w:hint="default"/>
       </w:rPr>
     </w:lvl>
-    <w:lvl w:ilvl="3" w:tentative="0">
+    <w:lvl w:ilvl="3">
       <w:start w:val="1"/>
       <w:numFmt w:val="bullet"/>
       <w:lvlText w:val=""/>
@@ -5710,10 +5517,10 @@
         <w:ind w:left="1680" w:hanging="420"/>
       </w:pPr>
       <w:rPr>
-        <w:rFonts w:hint="default" w:ascii="Wingdings" w:hAnsi="Wingdings"/>
+        <w:rFonts w:ascii="Wingdings" w:hAnsi="Wingdings" w:hint="default"/>
       </w:rPr>
     </w:lvl>
-    <w:lvl w:ilvl="4" w:tentative="0">
+    <w:lvl w:ilvl="4">
       <w:start w:val="1"/>
       <w:numFmt w:val="bullet"/>
       <w:lvlText w:val=""/>
@@ -5722,10 +5529,10 @@
         <w:ind w:left="2100" w:hanging="420"/>
       </w:pPr>
       <w:rPr>
-        <w:rFonts w:hint="default" w:ascii="Wingdings" w:hAnsi="Wingdings"/>
+        <w:rFonts w:ascii="Wingdings" w:hAnsi="Wingdings" w:hint="default"/>
       </w:rPr>
     </w:lvl>
-    <w:lvl w:ilvl="5" w:tentative="0">
+    <w:lvl w:ilvl="5">
       <w:start w:val="1"/>
       <w:numFmt w:val="bullet"/>
       <w:lvlText w:val=""/>
@@ -5734,10 +5541,10 @@
         <w:ind w:left="2520" w:hanging="420"/>
       </w:pPr>
       <w:rPr>
-        <w:rFonts w:hint="default" w:ascii="Wingdings" w:hAnsi="Wingdings"/>
+        <w:rFonts w:ascii="Wingdings" w:hAnsi="Wingdings" w:hint="default"/>
       </w:rPr>
     </w:lvl>
-    <w:lvl w:ilvl="6" w:tentative="0">
+    <w:lvl w:ilvl="6">
       <w:start w:val="1"/>
       <w:numFmt w:val="bullet"/>
       <w:lvlText w:val=""/>
@@ -5746,10 +5553,10 @@
         <w:ind w:left="2940" w:hanging="420"/>
       </w:pPr>
       <w:rPr>
-        <w:rFonts w:hint="default" w:ascii="Wingdings" w:hAnsi="Wingdings"/>
+        <w:rFonts w:ascii="Wingdings" w:hAnsi="Wingdings" w:hint="default"/>
       </w:rPr>
     </w:lvl>
-    <w:lvl w:ilvl="7" w:tentative="0">
+    <w:lvl w:ilvl="7">
       <w:start w:val="1"/>
       <w:numFmt w:val="bullet"/>
       <w:lvlText w:val=""/>
@@ -5758,10 +5565,10 @@
         <w:ind w:left="3360" w:hanging="420"/>
       </w:pPr>
       <w:rPr>
-        <w:rFonts w:hint="default" w:ascii="Wingdings" w:hAnsi="Wingdings"/>
+        <w:rFonts w:ascii="Wingdings" w:hAnsi="Wingdings" w:hint="default"/>
       </w:rPr>
     </w:lvl>
-    <w:lvl w:ilvl="8" w:tentative="0">
+    <w:lvl w:ilvl="8">
       <w:start w:val="1"/>
       <w:numFmt w:val="bullet"/>
       <w:lvlText w:val=""/>
@@ -5770,7 +5577,7 @@
         <w:ind w:left="3780" w:hanging="420"/>
       </w:pPr>
       <w:rPr>
-        <w:rFonts w:hint="default" w:ascii="Wingdings" w:hAnsi="Wingdings"/>
+        <w:rFonts w:ascii="Wingdings" w:hAnsi="Wingdings" w:hint="default"/>
       </w:rPr>
     </w:lvl>
   </w:abstractNum>
@@ -5778,7 +5585,7 @@
     <w:nsid w:val="7E292C1A"/>
     <w:multiLevelType w:val="multilevel"/>
     <w:tmpl w:val="7E292C1A"/>
-    <w:lvl w:ilvl="0" w:tentative="0">
+    <w:lvl w:ilvl="0">
       <w:start w:val="1"/>
       <w:numFmt w:val="bullet"/>
       <w:lvlText w:val=""/>
@@ -5787,10 +5594,10 @@
         <w:ind w:left="420" w:hanging="420"/>
       </w:pPr>
       <w:rPr>
-        <w:rFonts w:hint="default" w:ascii="Wingdings" w:hAnsi="Wingdings"/>
+        <w:rFonts w:ascii="Wingdings" w:hAnsi="Wingdings" w:hint="default"/>
       </w:rPr>
     </w:lvl>
-    <w:lvl w:ilvl="1" w:tentative="0">
+    <w:lvl w:ilvl="1">
       <w:start w:val="1"/>
       <w:numFmt w:val="bullet"/>
       <w:lvlText w:val=""/>
@@ -5799,10 +5606,10 @@
         <w:ind w:left="840" w:hanging="420"/>
       </w:pPr>
       <w:rPr>
-        <w:rFonts w:hint="default" w:ascii="Wingdings" w:hAnsi="Wingdings"/>
+        <w:rFonts w:ascii="Wingdings" w:hAnsi="Wingdings" w:hint="default"/>
       </w:rPr>
     </w:lvl>
-    <w:lvl w:ilvl="2" w:tentative="0">
+    <w:lvl w:ilvl="2">
       <w:start w:val="1"/>
       <w:numFmt w:val="bullet"/>
       <w:lvlText w:val=""/>
@@ -5811,10 +5618,10 @@
         <w:ind w:left="1260" w:hanging="420"/>
       </w:pPr>
       <w:rPr>
-        <w:rFonts w:hint="default" w:ascii="Wingdings" w:hAnsi="Wingdings"/>
+        <w:rFonts w:ascii="Wingdings" w:hAnsi="Wingdings" w:hint="default"/>
       </w:rPr>
     </w:lvl>
-    <w:lvl w:ilvl="3" w:tentative="0">
+    <w:lvl w:ilvl="3">
       <w:start w:val="1"/>
       <w:numFmt w:val="bullet"/>
       <w:lvlText w:val=""/>
@@ -5823,10 +5630,10 @@
         <w:ind w:left="1680" w:hanging="420"/>
       </w:pPr>
       <w:rPr>
-        <w:rFonts w:hint="default" w:ascii="Wingdings" w:hAnsi="Wingdings"/>
+        <w:rFonts w:ascii="Wingdings" w:hAnsi="Wingdings" w:hint="default"/>
       </w:rPr>
     </w:lvl>
-    <w:lvl w:ilvl="4" w:tentative="0">
+    <w:lvl w:ilvl="4">
       <w:start w:val="1"/>
       <w:numFmt w:val="bullet"/>
       <w:lvlText w:val=""/>
@@ -5835,10 +5642,10 @@
         <w:ind w:left="2100" w:hanging="420"/>
       </w:pPr>
       <w:rPr>
-        <w:rFonts w:hint="default" w:ascii="Wingdings" w:hAnsi="Wingdings"/>
+        <w:rFonts w:ascii="Wingdings" w:hAnsi="Wingdings" w:hint="default"/>
       </w:rPr>
     </w:lvl>
-    <w:lvl w:ilvl="5" w:tentative="0">
+    <w:lvl w:ilvl="5">
       <w:start w:val="1"/>
       <w:numFmt w:val="bullet"/>
       <w:lvlText w:val=""/>
@@ -5847,10 +5654,10 @@
         <w:ind w:left="2520" w:hanging="420"/>
       </w:pPr>
       <w:rPr>
-        <w:rFonts w:hint="default" w:ascii="Wingdings" w:hAnsi="Wingdings"/>
+        <w:rFonts w:ascii="Wingdings" w:hAnsi="Wingdings" w:hint="default"/>
       </w:rPr>
     </w:lvl>
-    <w:lvl w:ilvl="6" w:tentative="0">
+    <w:lvl w:ilvl="6">
       <w:start w:val="1"/>
       <w:numFmt w:val="bullet"/>
       <w:lvlText w:val=""/>
@@ -5859,10 +5666,10 @@
         <w:ind w:left="2940" w:hanging="420"/>
       </w:pPr>
       <w:rPr>
-        <w:rFonts w:hint="default" w:ascii="Wingdings" w:hAnsi="Wingdings"/>
+        <w:rFonts w:ascii="Wingdings" w:hAnsi="Wingdings" w:hint="default"/>
       </w:rPr>
     </w:lvl>
-    <w:lvl w:ilvl="7" w:tentative="0">
+    <w:lvl w:ilvl="7">
       <w:start w:val="1"/>
       <w:numFmt w:val="bullet"/>
       <w:lvlText w:val=""/>
@@ -5871,10 +5678,10 @@
         <w:ind w:left="3360" w:hanging="420"/>
       </w:pPr>
       <w:rPr>
-        <w:rFonts w:hint="default" w:ascii="Wingdings" w:hAnsi="Wingdings"/>
+        <w:rFonts w:ascii="Wingdings" w:hAnsi="Wingdings" w:hint="default"/>
       </w:rPr>
     </w:lvl>
-    <w:lvl w:ilvl="8" w:tentative="0">
+    <w:lvl w:ilvl="8">
       <w:start w:val="1"/>
       <w:numFmt w:val="bullet"/>
       <w:lvlText w:val=""/>
@@ -5883,7 +5690,7 @@
         <w:ind w:left="3780" w:hanging="420"/>
       </w:pPr>
       <w:rPr>
-        <w:rFonts w:hint="default" w:ascii="Wingdings" w:hAnsi="Wingdings"/>
+        <w:rFonts w:ascii="Wingdings" w:hAnsi="Wingdings" w:hint="default"/>
       </w:rPr>
     </w:lvl>
   </w:abstractNum>
@@ -5906,287 +5713,290 @@
 </file>
 
 <file path=word/styles.xml><?xml version="1.0" encoding="utf-8"?>
-<w:styles xmlns:mc="http://schemas.openxmlformats.org/markup-compatibility/2006" xmlns:o="urn:schemas-microsoft-com:office:office" xmlns:r="http://schemas.openxmlformats.org/officeDocument/2006/relationships" xmlns:m="http://schemas.openxmlformats.org/officeDocument/2006/math" xmlns:v="urn:schemas-microsoft-com:vml" xmlns:w="http://schemas.openxmlformats.org/wordprocessingml/2006/main" xmlns:w14="http://schemas.microsoft.com/office/word/2010/wordml" xmlns:w10="urn:schemas-microsoft-com:office:word" xmlns:sl="http://schemas.openxmlformats.org/schemaLibrary/2006/main" mc:Ignorable="w14">
+<w:styles xmlns:mc="http://schemas.openxmlformats.org/markup-compatibility/2006" xmlns:r="http://schemas.openxmlformats.org/officeDocument/2006/relationships" xmlns:w="http://schemas.openxmlformats.org/wordprocessingml/2006/main" xmlns:w14="http://schemas.microsoft.com/office/word/2010/wordml" xmlns:w15="http://schemas.microsoft.com/office/word/2012/wordml" mc:Ignorable="w14 w15">
   <w:docDefaults>
     <w:rPrDefault>
       <w:rPr>
-        <w:rFonts w:ascii="Calibri" w:hAnsi="Calibri" w:eastAsia="宋体" w:cs="Times New Roman"/>
+        <w:rFonts w:ascii="Calibri" w:eastAsia="宋体" w:hAnsi="Calibri" w:cs="Times New Roman"/>
       </w:rPr>
     </w:rPrDefault>
+    <w:pPrDefault>
+      <w:pPr>
+        <w:spacing w:after="200" w:line="276" w:lineRule="auto"/>
+      </w:pPr>
+    </w:pPrDefault>
   </w:docDefaults>
-  <w:latentStyles w:count="260" w:defQFormat="0" w:defUnhideWhenUsed="1" w:defSemiHidden="1" w:defUIPriority="99" w:defLockedState="0">
-    <w:lsdException w:qFormat="1" w:unhideWhenUsed="0" w:uiPriority="0" w:semiHidden="0" w:name="Normal"/>
-    <w:lsdException w:qFormat="1" w:unhideWhenUsed="0" w:uiPriority="9" w:semiHidden="0" w:name="heading 1"/>
-    <w:lsdException w:qFormat="1" w:uiPriority="9" w:semiHidden="0" w:name="heading 2"/>
-    <w:lsdException w:qFormat="1" w:uiPriority="9" w:semiHidden="0" w:name="heading 3"/>
-    <w:lsdException w:qFormat="1" w:uiPriority="9" w:semiHidden="0" w:name="heading 4"/>
-    <w:lsdException w:qFormat="1" w:uiPriority="9" w:name="heading 5"/>
-    <w:lsdException w:qFormat="1" w:uiPriority="9" w:name="heading 6"/>
-    <w:lsdException w:qFormat="1" w:uiPriority="9" w:name="heading 7"/>
-    <w:lsdException w:qFormat="1" w:uiPriority="9" w:name="heading 8"/>
-    <w:lsdException w:qFormat="1" w:uiPriority="9" w:name="heading 9"/>
-    <w:lsdException w:uiPriority="99" w:name="index 1"/>
-    <w:lsdException w:uiPriority="99" w:name="index 2"/>
-    <w:lsdException w:uiPriority="99" w:name="index 3"/>
-    <w:lsdException w:uiPriority="99" w:name="index 4"/>
-    <w:lsdException w:uiPriority="99" w:name="index 5"/>
-    <w:lsdException w:uiPriority="99" w:name="index 6"/>
-    <w:lsdException w:uiPriority="99" w:name="index 7"/>
-    <w:lsdException w:uiPriority="99" w:name="index 8"/>
-    <w:lsdException w:uiPriority="99" w:name="index 9"/>
-    <w:lsdException w:qFormat="1" w:uiPriority="39" w:semiHidden="0" w:name="toc 1"/>
-    <w:lsdException w:qFormat="1" w:uiPriority="39" w:semiHidden="0" w:name="toc 2"/>
-    <w:lsdException w:qFormat="1" w:uiPriority="39" w:semiHidden="0" w:name="toc 3"/>
-    <w:lsdException w:uiPriority="39" w:name="toc 4"/>
-    <w:lsdException w:uiPriority="39" w:name="toc 5"/>
-    <w:lsdException w:uiPriority="39" w:name="toc 6"/>
-    <w:lsdException w:uiPriority="39" w:name="toc 7"/>
-    <w:lsdException w:uiPriority="39" w:name="toc 8"/>
-    <w:lsdException w:uiPriority="39" w:name="toc 9"/>
-    <w:lsdException w:uiPriority="99" w:name="Normal Indent"/>
-    <w:lsdException w:uiPriority="99" w:name="footnote text"/>
-    <w:lsdException w:qFormat="1" w:uiPriority="99" w:semiHidden="0" w:name="annotation text"/>
-    <w:lsdException w:qFormat="1" w:uiPriority="99" w:semiHidden="0" w:name="header"/>
-    <w:lsdException w:qFormat="1" w:uiPriority="99" w:semiHidden="0" w:name="footer"/>
-    <w:lsdException w:uiPriority="99" w:name="index heading"/>
-    <w:lsdException w:qFormat="1" w:uiPriority="35" w:name="caption"/>
-    <w:lsdException w:uiPriority="99" w:name="table of figures"/>
-    <w:lsdException w:uiPriority="99" w:name="envelope address"/>
-    <w:lsdException w:uiPriority="99" w:name="envelope return"/>
-    <w:lsdException w:uiPriority="99" w:name="footnote reference"/>
-    <w:lsdException w:qFormat="1" w:uiPriority="99" w:semiHidden="0" w:name="annotation reference"/>
-    <w:lsdException w:uiPriority="99" w:name="line number"/>
-    <w:lsdException w:uiPriority="99" w:name="page number"/>
-    <w:lsdException w:uiPriority="99" w:name="endnote reference"/>
-    <w:lsdException w:uiPriority="99" w:name="endnote text"/>
-    <w:lsdException w:uiPriority="99" w:name="table of authorities"/>
-    <w:lsdException w:uiPriority="99" w:name="macro"/>
-    <w:lsdException w:uiPriority="99" w:name="toa heading"/>
-    <w:lsdException w:uiPriority="99" w:name="List"/>
-    <w:lsdException w:uiPriority="99" w:name="List Bullet"/>
-    <w:lsdException w:uiPriority="99" w:name="List Number"/>
-    <w:lsdException w:uiPriority="99" w:name="List 2"/>
-    <w:lsdException w:uiPriority="99" w:name="List 3"/>
-    <w:lsdException w:uiPriority="99" w:name="List 4"/>
-    <w:lsdException w:uiPriority="99" w:name="List 5"/>
-    <w:lsdException w:uiPriority="99" w:name="List Bullet 2"/>
-    <w:lsdException w:uiPriority="99" w:name="List Bullet 3"/>
-    <w:lsdException w:uiPriority="99" w:name="List Bullet 4"/>
-    <w:lsdException w:uiPriority="99" w:name="List Bullet 5"/>
-    <w:lsdException w:uiPriority="99" w:name="List Number 2"/>
-    <w:lsdException w:uiPriority="99" w:name="List Number 3"/>
-    <w:lsdException w:uiPriority="99" w:name="List Number 4"/>
-    <w:lsdException w:uiPriority="99" w:name="List Number 5"/>
-    <w:lsdException w:qFormat="1" w:unhideWhenUsed="0" w:uiPriority="10" w:semiHidden="0" w:name="Title"/>
-    <w:lsdException w:uiPriority="99" w:name="Closing"/>
-    <w:lsdException w:uiPriority="99" w:name="Signature"/>
-    <w:lsdException w:uiPriority="1" w:semiHidden="0" w:name="Default Paragraph Font"/>
-    <w:lsdException w:uiPriority="99" w:name="Body Text"/>
-    <w:lsdException w:uiPriority="99" w:name="Body Text Indent"/>
-    <w:lsdException w:uiPriority="99" w:name="List Continue"/>
-    <w:lsdException w:uiPriority="99" w:name="List Continue 2"/>
-    <w:lsdException w:uiPriority="99" w:name="List Continue 3"/>
-    <w:lsdException w:uiPriority="99" w:name="List Continue 4"/>
-    <w:lsdException w:uiPriority="99" w:name="List Continue 5"/>
-    <w:lsdException w:uiPriority="99" w:name="Message Header"/>
-    <w:lsdException w:qFormat="1" w:unhideWhenUsed="0" w:uiPriority="11" w:semiHidden="0" w:name="Subtitle"/>
-    <w:lsdException w:uiPriority="99" w:name="Salutation"/>
-    <w:lsdException w:uiPriority="99" w:name="Date"/>
-    <w:lsdException w:uiPriority="99" w:name="Body Text First Indent"/>
-    <w:lsdException w:uiPriority="99" w:name="Body Text First Indent 2"/>
-    <w:lsdException w:unhideWhenUsed="0" w:uiPriority="99" w:semiHidden="0" w:name="Note Heading"/>
-    <w:lsdException w:uiPriority="99" w:name="Body Text 2"/>
-    <w:lsdException w:uiPriority="99" w:name="Body Text 3"/>
-    <w:lsdException w:uiPriority="99" w:name="Body Text Indent 2"/>
-    <w:lsdException w:uiPriority="99" w:name="Body Text Indent 3"/>
-    <w:lsdException w:uiPriority="99" w:name="Block Text"/>
-    <w:lsdException w:qFormat="1" w:uiPriority="99" w:semiHidden="0" w:name="Hyperlink"/>
-    <w:lsdException w:uiPriority="99" w:name="FollowedHyperlink"/>
-    <w:lsdException w:qFormat="1" w:unhideWhenUsed="0" w:uiPriority="22" w:semiHidden="0" w:name="Strong"/>
-    <w:lsdException w:qFormat="1" w:unhideWhenUsed="0" w:uiPriority="20" w:semiHidden="0" w:name="Emphasis"/>
-    <w:lsdException w:qFormat="1" w:uiPriority="99" w:semiHidden="0" w:name="Document Map"/>
-    <w:lsdException w:uiPriority="99" w:name="Plain Text"/>
-    <w:lsdException w:uiPriority="99" w:name="E-mail Signature"/>
-    <w:lsdException w:uiPriority="99" w:name="Normal (Web)"/>
-    <w:lsdException w:uiPriority="99" w:name="HTML Acronym"/>
-    <w:lsdException w:uiPriority="99" w:name="HTML Address"/>
-    <w:lsdException w:uiPriority="99" w:name="HTML Cite"/>
-    <w:lsdException w:uiPriority="99" w:name="HTML Code"/>
-    <w:lsdException w:uiPriority="99" w:name="HTML Definition"/>
-    <w:lsdException w:uiPriority="99" w:name="HTML Keyboard"/>
-    <w:lsdException w:uiPriority="99" w:name="HTML Preformatted"/>
-    <w:lsdException w:uiPriority="99" w:name="HTML Sample"/>
-    <w:lsdException w:uiPriority="99" w:name="HTML Typewriter"/>
-    <w:lsdException w:uiPriority="99" w:name="HTML Variable"/>
-    <w:lsdException w:uiPriority="99" w:semiHidden="0" w:name="Normal Table"/>
-    <w:lsdException w:qFormat="1" w:uiPriority="99" w:semiHidden="0" w:name="annotation subject"/>
-    <w:lsdException w:uiPriority="99" w:name="Table Simple 1"/>
-    <w:lsdException w:uiPriority="99" w:name="Table Simple 2"/>
-    <w:lsdException w:uiPriority="99" w:name="Table Simple 3"/>
-    <w:lsdException w:uiPriority="99" w:name="Table Classic 1"/>
-    <w:lsdException w:uiPriority="99" w:name="Table Classic 2"/>
-    <w:lsdException w:uiPriority="99" w:name="Table Classic 3"/>
-    <w:lsdException w:uiPriority="99" w:name="Table Classic 4"/>
-    <w:lsdException w:uiPriority="99" w:name="Table Colorful 1"/>
-    <w:lsdException w:uiPriority="99" w:name="Table Colorful 2"/>
-    <w:lsdException w:uiPriority="99" w:name="Table Colorful 3"/>
-    <w:lsdException w:uiPriority="99" w:name="Table Columns 1"/>
-    <w:lsdException w:uiPriority="99" w:name="Table Columns 2"/>
-    <w:lsdException w:uiPriority="99" w:name="Table Columns 3"/>
-    <w:lsdException w:uiPriority="99" w:name="Table Columns 4"/>
-    <w:lsdException w:uiPriority="99" w:name="Table Columns 5"/>
-    <w:lsdException w:uiPriority="99" w:name="Table Grid 1"/>
-    <w:lsdException w:uiPriority="99" w:name="Table Grid 2"/>
-    <w:lsdException w:uiPriority="99" w:name="Table Grid 3"/>
-    <w:lsdException w:uiPriority="99" w:name="Table Grid 4"/>
-    <w:lsdException w:uiPriority="99" w:name="Table Grid 5"/>
-    <w:lsdException w:uiPriority="99" w:name="Table Grid 6"/>
-    <w:lsdException w:uiPriority="99" w:name="Table Grid 7"/>
-    <w:lsdException w:uiPriority="99" w:name="Table Grid 8"/>
-    <w:lsdException w:uiPriority="99" w:name="Table List 1"/>
-    <w:lsdException w:uiPriority="99" w:name="Table List 2"/>
-    <w:lsdException w:uiPriority="99" w:name="Table List 3"/>
-    <w:lsdException w:uiPriority="99" w:name="Table List 4"/>
-    <w:lsdException w:uiPriority="99" w:name="Table List 5"/>
-    <w:lsdException w:uiPriority="99" w:name="Table List 6"/>
-    <w:lsdException w:uiPriority="99" w:name="Table List 7"/>
-    <w:lsdException w:uiPriority="99" w:name="Table List 8"/>
-    <w:lsdException w:uiPriority="99" w:name="Table 3D effects 1"/>
-    <w:lsdException w:uiPriority="99" w:name="Table 3D effects 2"/>
-    <w:lsdException w:uiPriority="99" w:name="Table 3D effects 3"/>
-    <w:lsdException w:uiPriority="99" w:name="Table Contemporary"/>
-    <w:lsdException w:uiPriority="99" w:name="Table Elegant"/>
-    <w:lsdException w:uiPriority="99" w:name="Table Professional"/>
-    <w:lsdException w:uiPriority="99" w:name="Table Subtle 1"/>
-    <w:lsdException w:uiPriority="99" w:name="Table Subtle 2"/>
-    <w:lsdException w:uiPriority="99" w:name="Table Web 1"/>
-    <w:lsdException w:uiPriority="99" w:name="Table Web 2"/>
-    <w:lsdException w:uiPriority="99" w:name="Table Web 3"/>
-    <w:lsdException w:qFormat="1" w:uiPriority="99" w:semiHidden="0" w:name="Balloon Text"/>
-    <w:lsdException w:qFormat="1" w:unhideWhenUsed="0" w:uiPriority="59" w:semiHidden="0" w:name="Table Grid"/>
-    <w:lsdException w:uiPriority="99" w:name="Table Theme"/>
-    <w:lsdException w:unhideWhenUsed="0" w:uiPriority="60" w:semiHidden="0" w:name="Light Shading"/>
-    <w:lsdException w:unhideWhenUsed="0" w:uiPriority="61" w:semiHidden="0" w:name="Light List"/>
-    <w:lsdException w:unhideWhenUsed="0" w:uiPriority="62" w:semiHidden="0" w:name="Light Grid"/>
-    <w:lsdException w:unhideWhenUsed="0" w:uiPriority="63" w:semiHidden="0" w:name="Medium Shading 1"/>
-    <w:lsdException w:unhideWhenUsed="0" w:uiPriority="64" w:semiHidden="0" w:name="Medium Shading 2"/>
-    <w:lsdException w:unhideWhenUsed="0" w:uiPriority="65" w:semiHidden="0" w:name="Medium List 1"/>
-    <w:lsdException w:unhideWhenUsed="0" w:uiPriority="66" w:semiHidden="0" w:name="Medium List 2"/>
-    <w:lsdException w:unhideWhenUsed="0" w:uiPriority="67" w:semiHidden="0" w:name="Medium Grid 1"/>
-    <w:lsdException w:unhideWhenUsed="0" w:uiPriority="68" w:semiHidden="0" w:name="Medium Grid 2"/>
-    <w:lsdException w:unhideWhenUsed="0" w:uiPriority="69" w:semiHidden="0" w:name="Medium Grid 3"/>
-    <w:lsdException w:unhideWhenUsed="0" w:uiPriority="70" w:semiHidden="0" w:name="Dark List"/>
-    <w:lsdException w:unhideWhenUsed="0" w:uiPriority="71" w:semiHidden="0" w:name="Colorful Shading"/>
-    <w:lsdException w:unhideWhenUsed="0" w:uiPriority="72" w:semiHidden="0" w:name="Colorful List"/>
-    <w:lsdException w:unhideWhenUsed="0" w:uiPriority="73" w:semiHidden="0" w:name="Colorful Grid"/>
-    <w:lsdException w:unhideWhenUsed="0" w:uiPriority="60" w:semiHidden="0" w:name="Light Shading Accent 1"/>
-    <w:lsdException w:unhideWhenUsed="0" w:uiPriority="61" w:semiHidden="0" w:name="Light List Accent 1"/>
-    <w:lsdException w:unhideWhenUsed="0" w:uiPriority="62" w:semiHidden="0" w:name="Light Grid Accent 1"/>
-    <w:lsdException w:unhideWhenUsed="0" w:uiPriority="63" w:semiHidden="0" w:name="Medium Shading 1 Accent 1"/>
-    <w:lsdException w:unhideWhenUsed="0" w:uiPriority="64" w:semiHidden="0" w:name="Medium Shading 2 Accent 1"/>
-    <w:lsdException w:unhideWhenUsed="0" w:uiPriority="65" w:semiHidden="0" w:name="Medium List 1 Accent 1"/>
-    <w:lsdException w:unhideWhenUsed="0" w:uiPriority="66" w:semiHidden="0" w:name="Medium List 2 Accent 1"/>
-    <w:lsdException w:unhideWhenUsed="0" w:uiPriority="67" w:semiHidden="0" w:name="Medium Grid 1 Accent 1"/>
-    <w:lsdException w:unhideWhenUsed="0" w:uiPriority="68" w:semiHidden="0" w:name="Medium Grid 2 Accent 1"/>
-    <w:lsdException w:unhideWhenUsed="0" w:uiPriority="69" w:semiHidden="0" w:name="Medium Grid 3 Accent 1"/>
-    <w:lsdException w:unhideWhenUsed="0" w:uiPriority="70" w:semiHidden="0" w:name="Dark List Accent 1"/>
-    <w:lsdException w:unhideWhenUsed="0" w:uiPriority="71" w:semiHidden="0" w:name="Colorful Shading Accent 1"/>
-    <w:lsdException w:unhideWhenUsed="0" w:uiPriority="72" w:semiHidden="0" w:name="Colorful List Accent 1"/>
-    <w:lsdException w:unhideWhenUsed="0" w:uiPriority="73" w:semiHidden="0" w:name="Colorful Grid Accent 1"/>
-    <w:lsdException w:unhideWhenUsed="0" w:uiPriority="60" w:semiHidden="0" w:name="Light Shading Accent 2"/>
-    <w:lsdException w:unhideWhenUsed="0" w:uiPriority="61" w:semiHidden="0" w:name="Light List Accent 2"/>
-    <w:lsdException w:unhideWhenUsed="0" w:uiPriority="62" w:semiHidden="0" w:name="Light Grid Accent 2"/>
-    <w:lsdException w:unhideWhenUsed="0" w:uiPriority="63" w:semiHidden="0" w:name="Medium Shading 1 Accent 2"/>
-    <w:lsdException w:unhideWhenUsed="0" w:uiPriority="64" w:semiHidden="0" w:name="Medium Shading 2 Accent 2"/>
-    <w:lsdException w:unhideWhenUsed="0" w:uiPriority="65" w:semiHidden="0" w:name="Medium List 1 Accent 2"/>
-    <w:lsdException w:unhideWhenUsed="0" w:uiPriority="66" w:semiHidden="0" w:name="Medium List 2 Accent 2"/>
-    <w:lsdException w:unhideWhenUsed="0" w:uiPriority="67" w:semiHidden="0" w:name="Medium Grid 1 Accent 2"/>
-    <w:lsdException w:unhideWhenUsed="0" w:uiPriority="68" w:semiHidden="0" w:name="Medium Grid 2 Accent 2"/>
-    <w:lsdException w:unhideWhenUsed="0" w:uiPriority="69" w:semiHidden="0" w:name="Medium Grid 3 Accent 2"/>
-    <w:lsdException w:unhideWhenUsed="0" w:uiPriority="70" w:semiHidden="0" w:name="Dark List Accent 2"/>
-    <w:lsdException w:unhideWhenUsed="0" w:uiPriority="71" w:semiHidden="0" w:name="Colorful Shading Accent 2"/>
-    <w:lsdException w:unhideWhenUsed="0" w:uiPriority="72" w:semiHidden="0" w:name="Colorful List Accent 2"/>
-    <w:lsdException w:unhideWhenUsed="0" w:uiPriority="73" w:semiHidden="0" w:name="Colorful Grid Accent 2"/>
-    <w:lsdException w:unhideWhenUsed="0" w:uiPriority="60" w:semiHidden="0" w:name="Light Shading Accent 3"/>
-    <w:lsdException w:unhideWhenUsed="0" w:uiPriority="61" w:semiHidden="0" w:name="Light List Accent 3"/>
-    <w:lsdException w:unhideWhenUsed="0" w:uiPriority="62" w:semiHidden="0" w:name="Light Grid Accent 3"/>
-    <w:lsdException w:unhideWhenUsed="0" w:uiPriority="63" w:semiHidden="0" w:name="Medium Shading 1 Accent 3"/>
-    <w:lsdException w:unhideWhenUsed="0" w:uiPriority="64" w:semiHidden="0" w:name="Medium Shading 2 Accent 3"/>
-    <w:lsdException w:unhideWhenUsed="0" w:uiPriority="65" w:semiHidden="0" w:name="Medium List 1 Accent 3"/>
-    <w:lsdException w:unhideWhenUsed="0" w:uiPriority="66" w:semiHidden="0" w:name="Medium List 2 Accent 3"/>
-    <w:lsdException w:unhideWhenUsed="0" w:uiPriority="67" w:semiHidden="0" w:name="Medium Grid 1 Accent 3"/>
-    <w:lsdException w:unhideWhenUsed="0" w:uiPriority="68" w:semiHidden="0" w:name="Medium Grid 2 Accent 3"/>
-    <w:lsdException w:unhideWhenUsed="0" w:uiPriority="69" w:semiHidden="0" w:name="Medium Grid 3 Accent 3"/>
-    <w:lsdException w:unhideWhenUsed="0" w:uiPriority="70" w:semiHidden="0" w:name="Dark List Accent 3"/>
-    <w:lsdException w:unhideWhenUsed="0" w:uiPriority="71" w:semiHidden="0" w:name="Colorful Shading Accent 3"/>
-    <w:lsdException w:unhideWhenUsed="0" w:uiPriority="72" w:semiHidden="0" w:name="Colorful List Accent 3"/>
-    <w:lsdException w:unhideWhenUsed="0" w:uiPriority="73" w:semiHidden="0" w:name="Colorful Grid Accent 3"/>
-    <w:lsdException w:unhideWhenUsed="0" w:uiPriority="60" w:semiHidden="0" w:name="Light Shading Accent 4"/>
-    <w:lsdException w:unhideWhenUsed="0" w:uiPriority="61" w:semiHidden="0" w:name="Light List Accent 4"/>
-    <w:lsdException w:unhideWhenUsed="0" w:uiPriority="62" w:semiHidden="0" w:name="Light Grid Accent 4"/>
-    <w:lsdException w:unhideWhenUsed="0" w:uiPriority="63" w:semiHidden="0" w:name="Medium Shading 1 Accent 4"/>
-    <w:lsdException w:unhideWhenUsed="0" w:uiPriority="64" w:semiHidden="0" w:name="Medium Shading 2 Accent 4"/>
-    <w:lsdException w:unhideWhenUsed="0" w:uiPriority="65" w:semiHidden="0" w:name="Medium List 1 Accent 4"/>
-    <w:lsdException w:unhideWhenUsed="0" w:uiPriority="66" w:semiHidden="0" w:name="Medium List 2 Accent 4"/>
-    <w:lsdException w:unhideWhenUsed="0" w:uiPriority="67" w:semiHidden="0" w:name="Medium Grid 1 Accent 4"/>
-    <w:lsdException w:unhideWhenUsed="0" w:uiPriority="68" w:semiHidden="0" w:name="Medium Grid 2 Accent 4"/>
-    <w:lsdException w:unhideWhenUsed="0" w:uiPriority="69" w:semiHidden="0" w:name="Medium Grid 3 Accent 4"/>
-    <w:lsdException w:unhideWhenUsed="0" w:uiPriority="70" w:semiHidden="0" w:name="Dark List Accent 4"/>
-    <w:lsdException w:unhideWhenUsed="0" w:uiPriority="71" w:semiHidden="0" w:name="Colorful Shading Accent 4"/>
-    <w:lsdException w:unhideWhenUsed="0" w:uiPriority="72" w:semiHidden="0" w:name="Colorful List Accent 4"/>
-    <w:lsdException w:unhideWhenUsed="0" w:uiPriority="73" w:semiHidden="0" w:name="Colorful Grid Accent 4"/>
-    <w:lsdException w:unhideWhenUsed="0" w:uiPriority="60" w:semiHidden="0" w:name="Light Shading Accent 5"/>
-    <w:lsdException w:unhideWhenUsed="0" w:uiPriority="61" w:semiHidden="0" w:name="Light List Accent 5"/>
-    <w:lsdException w:unhideWhenUsed="0" w:uiPriority="62" w:semiHidden="0" w:name="Light Grid Accent 5"/>
-    <w:lsdException w:unhideWhenUsed="0" w:uiPriority="63" w:semiHidden="0" w:name="Medium Shading 1 Accent 5"/>
-    <w:lsdException w:unhideWhenUsed="0" w:uiPriority="64" w:semiHidden="0" w:name="Medium Shading 2 Accent 5"/>
-    <w:lsdException w:unhideWhenUsed="0" w:uiPriority="65" w:semiHidden="0" w:name="Medium List 1 Accent 5"/>
-    <w:lsdException w:unhideWhenUsed="0" w:uiPriority="66" w:semiHidden="0" w:name="Medium List 2 Accent 5"/>
-    <w:lsdException w:unhideWhenUsed="0" w:uiPriority="67" w:semiHidden="0" w:name="Medium Grid 1 Accent 5"/>
-    <w:lsdException w:unhideWhenUsed="0" w:uiPriority="68" w:semiHidden="0" w:name="Medium Grid 2 Accent 5"/>
-    <w:lsdException w:unhideWhenUsed="0" w:uiPriority="69" w:semiHidden="0" w:name="Medium Grid 3 Accent 5"/>
-    <w:lsdException w:unhideWhenUsed="0" w:uiPriority="70" w:semiHidden="0" w:name="Dark List Accent 5"/>
-    <w:lsdException w:unhideWhenUsed="0" w:uiPriority="71" w:semiHidden="0" w:name="Colorful Shading Accent 5"/>
-    <w:lsdException w:unhideWhenUsed="0" w:uiPriority="72" w:semiHidden="0" w:name="Colorful List Accent 5"/>
-    <w:lsdException w:unhideWhenUsed="0" w:uiPriority="73" w:semiHidden="0" w:name="Colorful Grid Accent 5"/>
-    <w:lsdException w:unhideWhenUsed="0" w:uiPriority="60" w:semiHidden="0" w:name="Light Shading Accent 6"/>
-    <w:lsdException w:unhideWhenUsed="0" w:uiPriority="61" w:semiHidden="0" w:name="Light List Accent 6"/>
-    <w:lsdException w:unhideWhenUsed="0" w:uiPriority="62" w:semiHidden="0" w:name="Light Grid Accent 6"/>
-    <w:lsdException w:unhideWhenUsed="0" w:uiPriority="63" w:semiHidden="0" w:name="Medium Shading 1 Accent 6"/>
-    <w:lsdException w:unhideWhenUsed="0" w:uiPriority="64" w:semiHidden="0" w:name="Medium Shading 2 Accent 6"/>
-    <w:lsdException w:unhideWhenUsed="0" w:uiPriority="65" w:semiHidden="0" w:name="Medium List 1 Accent 6"/>
-    <w:lsdException w:unhideWhenUsed="0" w:uiPriority="66" w:semiHidden="0" w:name="Medium List 2 Accent 6"/>
-    <w:lsdException w:unhideWhenUsed="0" w:uiPriority="67" w:semiHidden="0" w:name="Medium Grid 1 Accent 6"/>
-    <w:lsdException w:unhideWhenUsed="0" w:uiPriority="68" w:semiHidden="0" w:name="Medium Grid 2 Accent 6"/>
-    <w:lsdException w:unhideWhenUsed="0" w:uiPriority="69" w:semiHidden="0" w:name="Medium Grid 3 Accent 6"/>
-    <w:lsdException w:unhideWhenUsed="0" w:uiPriority="70" w:semiHidden="0" w:name="Dark List Accent 6"/>
-    <w:lsdException w:unhideWhenUsed="0" w:uiPriority="71" w:semiHidden="0" w:name="Colorful Shading Accent 6"/>
-    <w:lsdException w:unhideWhenUsed="0" w:uiPriority="72" w:semiHidden="0" w:name="Colorful List Accent 6"/>
-    <w:lsdException w:unhideWhenUsed="0" w:uiPriority="73" w:semiHidden="0" w:name="Colorful Grid Accent 6"/>
+  <w:latentStyles w:defLockedState="0" w:defUIPriority="99" w:defSemiHidden="1" w:defUnhideWhenUsed="1" w:defQFormat="0" w:count="260">
+    <w:lsdException w:name="Normal" w:semiHidden="0" w:uiPriority="0" w:unhideWhenUsed="0" w:qFormat="1"/>
+    <w:lsdException w:name="heading 1" w:semiHidden="0" w:uiPriority="9" w:unhideWhenUsed="0" w:qFormat="1"/>
+    <w:lsdException w:name="heading 2" w:semiHidden="0" w:uiPriority="9" w:qFormat="1"/>
+    <w:lsdException w:name="heading 3" w:semiHidden="0" w:uiPriority="9" w:qFormat="1"/>
+    <w:lsdException w:name="heading 4" w:semiHidden="0" w:uiPriority="9" w:qFormat="1"/>
+    <w:lsdException w:name="heading 5" w:uiPriority="9" w:qFormat="1"/>
+    <w:lsdException w:name="heading 6" w:uiPriority="9" w:qFormat="1"/>
+    <w:lsdException w:name="heading 7" w:uiPriority="9" w:qFormat="1"/>
+    <w:lsdException w:name="heading 8" w:uiPriority="9" w:qFormat="1"/>
+    <w:lsdException w:name="heading 9" w:uiPriority="9" w:qFormat="1"/>
+    <w:lsdException w:name="index 1"/>
+    <w:lsdException w:name="index 2"/>
+    <w:lsdException w:name="index 3"/>
+    <w:lsdException w:name="index 4"/>
+    <w:lsdException w:name="index 5"/>
+    <w:lsdException w:name="index 6"/>
+    <w:lsdException w:name="index 7"/>
+    <w:lsdException w:name="index 8"/>
+    <w:lsdException w:name="index 9"/>
+    <w:lsdException w:name="toc 1" w:semiHidden="0" w:uiPriority="39" w:qFormat="1"/>
+    <w:lsdException w:name="toc 2" w:semiHidden="0" w:uiPriority="39" w:qFormat="1"/>
+    <w:lsdException w:name="toc 3" w:semiHidden="0" w:uiPriority="39" w:qFormat="1"/>
+    <w:lsdException w:name="toc 4" w:uiPriority="39"/>
+    <w:lsdException w:name="toc 5" w:uiPriority="39"/>
+    <w:lsdException w:name="toc 6" w:uiPriority="39"/>
+    <w:lsdException w:name="toc 7" w:uiPriority="39"/>
+    <w:lsdException w:name="toc 8" w:uiPriority="39"/>
+    <w:lsdException w:name="toc 9" w:uiPriority="39"/>
+    <w:lsdException w:name="Normal Indent"/>
+    <w:lsdException w:name="footnote text"/>
+    <w:lsdException w:name="annotation text" w:semiHidden="0" w:qFormat="1"/>
+    <w:lsdException w:name="header" w:semiHidden="0" w:qFormat="1"/>
+    <w:lsdException w:name="footer" w:semiHidden="0" w:qFormat="1"/>
+    <w:lsdException w:name="index heading"/>
+    <w:lsdException w:name="caption" w:uiPriority="35" w:qFormat="1"/>
+    <w:lsdException w:name="table of figures"/>
+    <w:lsdException w:name="envelope address"/>
+    <w:lsdException w:name="envelope return"/>
+    <w:lsdException w:name="footnote reference"/>
+    <w:lsdException w:name="annotation reference" w:semiHidden="0" w:qFormat="1"/>
+    <w:lsdException w:name="line number"/>
+    <w:lsdException w:name="page number"/>
+    <w:lsdException w:name="endnote reference"/>
+    <w:lsdException w:name="endnote text"/>
+    <w:lsdException w:name="table of authorities"/>
+    <w:lsdException w:name="macro"/>
+    <w:lsdException w:name="toa heading"/>
+    <w:lsdException w:name="List"/>
+    <w:lsdException w:name="List Bullet"/>
+    <w:lsdException w:name="List Number"/>
+    <w:lsdException w:name="List 2"/>
+    <w:lsdException w:name="List 3"/>
+    <w:lsdException w:name="List 4"/>
+    <w:lsdException w:name="List 5"/>
+    <w:lsdException w:name="List Bullet 2"/>
+    <w:lsdException w:name="List Bullet 3"/>
+    <w:lsdException w:name="List Bullet 4"/>
+    <w:lsdException w:name="List Bullet 5"/>
+    <w:lsdException w:name="List Number 2"/>
+    <w:lsdException w:name="List Number 3"/>
+    <w:lsdException w:name="List Number 4"/>
+    <w:lsdException w:name="List Number 5"/>
+    <w:lsdException w:name="Title" w:semiHidden="0" w:uiPriority="10" w:unhideWhenUsed="0" w:qFormat="1"/>
+    <w:lsdException w:name="Closing"/>
+    <w:lsdException w:name="Signature"/>
+    <w:lsdException w:name="Default Paragraph Font" w:semiHidden="0" w:uiPriority="1"/>
+    <w:lsdException w:name="Body Text"/>
+    <w:lsdException w:name="Body Text Indent"/>
+    <w:lsdException w:name="List Continue"/>
+    <w:lsdException w:name="List Continue 2"/>
+    <w:lsdException w:name="List Continue 3"/>
+    <w:lsdException w:name="List Continue 4"/>
+    <w:lsdException w:name="List Continue 5"/>
+    <w:lsdException w:name="Message Header"/>
+    <w:lsdException w:name="Subtitle" w:semiHidden="0" w:uiPriority="11" w:unhideWhenUsed="0" w:qFormat="1"/>
+    <w:lsdException w:name="Salutation"/>
+    <w:lsdException w:name="Date"/>
+    <w:lsdException w:name="Body Text First Indent"/>
+    <w:lsdException w:name="Body Text First Indent 2"/>
+    <w:lsdException w:name="Body Text 2"/>
+    <w:lsdException w:name="Body Text 3"/>
+    <w:lsdException w:name="Body Text Indent 2"/>
+    <w:lsdException w:name="Body Text Indent 3"/>
+    <w:lsdException w:name="Block Text"/>
+    <w:lsdException w:name="Hyperlink" w:semiHidden="0" w:qFormat="1"/>
+    <w:lsdException w:name="FollowedHyperlink"/>
+    <w:lsdException w:name="Strong" w:semiHidden="0" w:uiPriority="22" w:unhideWhenUsed="0" w:qFormat="1"/>
+    <w:lsdException w:name="Emphasis" w:semiHidden="0" w:uiPriority="20" w:unhideWhenUsed="0" w:qFormat="1"/>
+    <w:lsdException w:name="Document Map" w:semiHidden="0" w:qFormat="1"/>
+    <w:lsdException w:name="Plain Text"/>
+    <w:lsdException w:name="E-mail Signature"/>
+    <w:lsdException w:name="Normal (Web)"/>
+    <w:lsdException w:name="HTML Acronym"/>
+    <w:lsdException w:name="HTML Address"/>
+    <w:lsdException w:name="HTML Cite"/>
+    <w:lsdException w:name="HTML Code"/>
+    <w:lsdException w:name="HTML Definition"/>
+    <w:lsdException w:name="HTML Keyboard"/>
+    <w:lsdException w:name="HTML Preformatted"/>
+    <w:lsdException w:name="HTML Sample"/>
+    <w:lsdException w:name="HTML Typewriter"/>
+    <w:lsdException w:name="HTML Variable"/>
+    <w:lsdException w:name="Normal Table" w:semiHidden="0"/>
+    <w:lsdException w:name="annotation subject" w:semiHidden="0" w:qFormat="1"/>
+    <w:lsdException w:name="Table Simple 1"/>
+    <w:lsdException w:name="Table Simple 2"/>
+    <w:lsdException w:name="Table Simple 3"/>
+    <w:lsdException w:name="Table Classic 1"/>
+    <w:lsdException w:name="Table Classic 2"/>
+    <w:lsdException w:name="Table Classic 3"/>
+    <w:lsdException w:name="Table Classic 4"/>
+    <w:lsdException w:name="Table Colorful 1"/>
+    <w:lsdException w:name="Table Colorful 2"/>
+    <w:lsdException w:name="Table Colorful 3"/>
+    <w:lsdException w:name="Table Columns 1"/>
+    <w:lsdException w:name="Table Columns 2"/>
+    <w:lsdException w:name="Table Columns 3"/>
+    <w:lsdException w:name="Table Columns 4"/>
+    <w:lsdException w:name="Table Columns 5"/>
+    <w:lsdException w:name="Table Grid 1"/>
+    <w:lsdException w:name="Table Grid 2"/>
+    <w:lsdException w:name="Table Grid 3"/>
+    <w:lsdException w:name="Table Grid 4"/>
+    <w:lsdException w:name="Table Grid 5"/>
+    <w:lsdException w:name="Table Grid 6"/>
+    <w:lsdException w:name="Table Grid 7"/>
+    <w:lsdException w:name="Table Grid 8"/>
+    <w:lsdException w:name="Table List 1"/>
+    <w:lsdException w:name="Table List 2"/>
+    <w:lsdException w:name="Table List 3"/>
+    <w:lsdException w:name="Table List 4"/>
+    <w:lsdException w:name="Table List 5"/>
+    <w:lsdException w:name="Table List 6"/>
+    <w:lsdException w:name="Table List 7"/>
+    <w:lsdException w:name="Table List 8"/>
+    <w:lsdException w:name="Table 3D effects 1"/>
+    <w:lsdException w:name="Table 3D effects 2"/>
+    <w:lsdException w:name="Table 3D effects 3"/>
+    <w:lsdException w:name="Table Contemporary"/>
+    <w:lsdException w:name="Table Elegant"/>
+    <w:lsdException w:name="Table Professional"/>
+    <w:lsdException w:name="Table Subtle 1"/>
+    <w:lsdException w:name="Table Subtle 2"/>
+    <w:lsdException w:name="Table Web 1"/>
+    <w:lsdException w:name="Table Web 2"/>
+    <w:lsdException w:name="Table Web 3"/>
+    <w:lsdException w:name="Balloon Text" w:semiHidden="0" w:qFormat="1"/>
+    <w:lsdException w:name="Table Grid" w:semiHidden="0" w:uiPriority="59" w:unhideWhenUsed="0" w:qFormat="1"/>
+    <w:lsdException w:name="Table Theme"/>
+    <w:lsdException w:name="Light Shading" w:semiHidden="0" w:uiPriority="60" w:unhideWhenUsed="0"/>
+    <w:lsdException w:name="Light List" w:semiHidden="0" w:uiPriority="61" w:unhideWhenUsed="0"/>
+    <w:lsdException w:name="Light Grid" w:semiHidden="0" w:uiPriority="62" w:unhideWhenUsed="0"/>
+    <w:lsdException w:name="Medium Shading 1" w:semiHidden="0" w:uiPriority="63" w:unhideWhenUsed="0"/>
+    <w:lsdException w:name="Medium Shading 2" w:semiHidden="0" w:uiPriority="64" w:unhideWhenUsed="0"/>
+    <w:lsdException w:name="Medium List 1" w:semiHidden="0" w:uiPriority="65" w:unhideWhenUsed="0"/>
+    <w:lsdException w:name="Medium List 2" w:semiHidden="0" w:uiPriority="66" w:unhideWhenUsed="0"/>
+    <w:lsdException w:name="Medium Grid 1" w:semiHidden="0" w:uiPriority="67" w:unhideWhenUsed="0"/>
+    <w:lsdException w:name="Medium Grid 2" w:semiHidden="0" w:uiPriority="68" w:unhideWhenUsed="0"/>
+    <w:lsdException w:name="Medium Grid 3" w:semiHidden="0" w:uiPriority="69" w:unhideWhenUsed="0"/>
+    <w:lsdException w:name="Dark List" w:semiHidden="0" w:uiPriority="70" w:unhideWhenUsed="0"/>
+    <w:lsdException w:name="Colorful Shading" w:semiHidden="0" w:uiPriority="71" w:unhideWhenUsed="0"/>
+    <w:lsdException w:name="Colorful List" w:semiHidden="0" w:uiPriority="72" w:unhideWhenUsed="0"/>
+    <w:lsdException w:name="Colorful Grid" w:semiHidden="0" w:uiPriority="73" w:unhideWhenUsed="0"/>
+    <w:lsdException w:name="Light Shading Accent 1" w:semiHidden="0" w:uiPriority="60" w:unhideWhenUsed="0"/>
+    <w:lsdException w:name="Light List Accent 1" w:semiHidden="0" w:uiPriority="61" w:unhideWhenUsed="0"/>
+    <w:lsdException w:name="Light Grid Accent 1" w:semiHidden="0" w:uiPriority="62" w:unhideWhenUsed="0"/>
+    <w:lsdException w:name="Medium Shading 1 Accent 1" w:semiHidden="0" w:uiPriority="63" w:unhideWhenUsed="0"/>
+    <w:lsdException w:name="Medium Shading 2 Accent 1" w:semiHidden="0" w:uiPriority="64" w:unhideWhenUsed="0"/>
+    <w:lsdException w:name="Medium List 1 Accent 1" w:semiHidden="0" w:uiPriority="65" w:unhideWhenUsed="0"/>
+    <w:lsdException w:name="Medium List 2 Accent 1" w:semiHidden="0" w:uiPriority="66" w:unhideWhenUsed="0"/>
+    <w:lsdException w:name="Medium Grid 1 Accent 1" w:semiHidden="0" w:uiPriority="67" w:unhideWhenUsed="0"/>
+    <w:lsdException w:name="Medium Grid 2 Accent 1" w:semiHidden="0" w:uiPriority="68" w:unhideWhenUsed="0"/>
+    <w:lsdException w:name="Medium Grid 3 Accent 1" w:semiHidden="0" w:uiPriority="69" w:unhideWhenUsed="0"/>
+    <w:lsdException w:name="Dark List Accent 1" w:semiHidden="0" w:uiPriority="70" w:unhideWhenUsed="0"/>
+    <w:lsdException w:name="Colorful Shading Accent 1" w:semiHidden="0" w:uiPriority="71" w:unhideWhenUsed="0"/>
+    <w:lsdException w:name="Colorful List Accent 1" w:semiHidden="0" w:uiPriority="72" w:unhideWhenUsed="0"/>
+    <w:lsdException w:name="Colorful Grid Accent 1" w:semiHidden="0" w:uiPriority="73" w:unhideWhenUsed="0"/>
+    <w:lsdException w:name="Light Shading Accent 2" w:semiHidden="0" w:uiPriority="60" w:unhideWhenUsed="0"/>
+    <w:lsdException w:name="Light List Accent 2" w:semiHidden="0" w:uiPriority="61" w:unhideWhenUsed="0"/>
+    <w:lsdException w:name="Light Grid Accent 2" w:semiHidden="0" w:uiPriority="62" w:unhideWhenUsed="0"/>
+    <w:lsdException w:name="Medium Shading 1 Accent 2" w:semiHidden="0" w:uiPriority="63" w:unhideWhenUsed="0"/>
+    <w:lsdException w:name="Medium Shading 2 Accent 2" w:semiHidden="0" w:uiPriority="64" w:unhideWhenUsed="0"/>
+    <w:lsdException w:name="Medium List 1 Accent 2" w:semiHidden="0" w:uiPriority="65" w:unhideWhenUsed="0"/>
+    <w:lsdException w:name="Medium List 2 Accent 2" w:semiHidden="0" w:uiPriority="66" w:unhideWhenUsed="0"/>
+    <w:lsdException w:name="Medium Grid 1 Accent 2" w:semiHidden="0" w:uiPriority="67" w:unhideWhenUsed="0"/>
+    <w:lsdException w:name="Medium Grid 2 Accent 2" w:semiHidden="0" w:uiPriority="68" w:unhideWhenUsed="0"/>
+    <w:lsdException w:name="Medium Grid 3 Accent 2" w:semiHidden="0" w:uiPriority="69" w:unhideWhenUsed="0"/>
+    <w:lsdException w:name="Dark List Accent 2" w:semiHidden="0" w:uiPriority="70" w:unhideWhenUsed="0"/>
+    <w:lsdException w:name="Colorful Shading Accent 2" w:semiHidden="0" w:uiPriority="71" w:unhideWhenUsed="0"/>
+    <w:lsdException w:name="Colorful List Accent 2" w:semiHidden="0" w:uiPriority="72" w:unhideWhenUsed="0"/>
+    <w:lsdException w:name="Colorful Grid Accent 2" w:semiHidden="0" w:uiPriority="73" w:unhideWhenUsed="0"/>
+    <w:lsdException w:name="Light Shading Accent 3" w:semiHidden="0" w:uiPriority="60" w:unhideWhenUsed="0"/>
+    <w:lsdException w:name="Light List Accent 3" w:semiHidden="0" w:uiPriority="61" w:unhideWhenUsed="0"/>
+    <w:lsdException w:name="Light Grid Accent 3" w:semiHidden="0" w:uiPriority="62" w:unhideWhenUsed="0"/>
+    <w:lsdException w:name="Medium Shading 1 Accent 3" w:semiHidden="0" w:uiPriority="63" w:unhideWhenUsed="0"/>
+    <w:lsdException w:name="Medium Shading 2 Accent 3" w:semiHidden="0" w:uiPriority="64" w:unhideWhenUsed="0"/>
+    <w:lsdException w:name="Medium List 1 Accent 3" w:semiHidden="0" w:uiPriority="65" w:unhideWhenUsed="0"/>
+    <w:lsdException w:name="Medium List 2 Accent 3" w:semiHidden="0" w:uiPriority="66" w:unhideWhenUsed="0"/>
+    <w:lsdException w:name="Medium Grid 1 Accent 3" w:semiHidden="0" w:uiPriority="67" w:unhideWhenUsed="0"/>
+    <w:lsdException w:name="Medium Grid 2 Accent 3" w:semiHidden="0" w:uiPriority="68" w:unhideWhenUsed="0"/>
+    <w:lsdException w:name="Medium Grid 3 Accent 3" w:semiHidden="0" w:uiPriority="69" w:unhideWhenUsed="0"/>
+    <w:lsdException w:name="Dark List Accent 3" w:semiHidden="0" w:uiPriority="70" w:unhideWhenUsed="0"/>
+    <w:lsdException w:name="Colorful Shading Accent 3" w:semiHidden="0" w:uiPriority="71" w:unhideWhenUsed="0"/>
+    <w:lsdException w:name="Colorful List Accent 3" w:semiHidden="0" w:uiPriority="72" w:unhideWhenUsed="0"/>
+    <w:lsdException w:name="Colorful Grid Accent 3" w:semiHidden="0" w:uiPriority="73" w:unhideWhenUsed="0"/>
+    <w:lsdException w:name="Light Shading Accent 4" w:semiHidden="0" w:uiPriority="60" w:unhideWhenUsed="0"/>
+    <w:lsdException w:name="Light List Accent 4" w:semiHidden="0" w:uiPriority="61" w:unhideWhenUsed="0"/>
+    <w:lsdException w:name="Light Grid Accent 4" w:semiHidden="0" w:uiPriority="62" w:unhideWhenUsed="0"/>
+    <w:lsdException w:name="Medium Shading 1 Accent 4" w:semiHidden="0" w:uiPriority="63" w:unhideWhenUsed="0"/>
+    <w:lsdException w:name="Medium Shading 2 Accent 4" w:semiHidden="0" w:uiPriority="64" w:unhideWhenUsed="0"/>
+    <w:lsdException w:name="Medium List 1 Accent 4" w:semiHidden="0" w:uiPriority="65" w:unhideWhenUsed="0"/>
+    <w:lsdException w:name="Medium List 2 Accent 4" w:semiHidden="0" w:uiPriority="66" w:unhideWhenUsed="0"/>
+    <w:lsdException w:name="Medium Grid 1 Accent 4" w:semiHidden="0" w:uiPriority="67" w:unhideWhenUsed="0"/>
+    <w:lsdException w:name="Medium Grid 2 Accent 4" w:semiHidden="0" w:uiPriority="68" w:unhideWhenUsed="0"/>
+    <w:lsdException w:name="Medium Grid 3 Accent 4" w:semiHidden="0" w:uiPriority="69" w:unhideWhenUsed="0"/>
+    <w:lsdException w:name="Dark List Accent 4" w:semiHidden="0" w:uiPriority="70" w:unhideWhenUsed="0"/>
+    <w:lsdException w:name="Colorful Shading Accent 4" w:semiHidden="0" w:uiPriority="71" w:unhideWhenUsed="0"/>
+    <w:lsdException w:name="Colorful List Accent 4" w:semiHidden="0" w:uiPriority="72" w:unhideWhenUsed="0"/>
+    <w:lsdException w:name="Colorful Grid Accent 4" w:semiHidden="0" w:uiPriority="73" w:unhideWhenUsed="0"/>
+    <w:lsdException w:name="Light Shading Accent 5" w:semiHidden="0" w:uiPriority="60" w:unhideWhenUsed="0"/>
+    <w:lsdException w:name="Light List Accent 5" w:semiHidden="0" w:uiPriority="61" w:unhideWhenUsed="0"/>
+    <w:lsdException w:name="Light Grid Accent 5" w:semiHidden="0" w:uiPriority="62" w:unhideWhenUsed="0"/>
+    <w:lsdException w:name="Medium Shading 1 Accent 5" w:semiHidden="0" w:uiPriority="63" w:unhideWhenUsed="0"/>
+    <w:lsdException w:name="Medium Shading 2 Accent 5" w:semiHidden="0" w:uiPriority="64" w:unhideWhenUsed="0"/>
+    <w:lsdException w:name="Medium List 1 Accent 5" w:semiHidden="0" w:uiPriority="65" w:unhideWhenUsed="0"/>
+    <w:lsdException w:name="Medium List 2 Accent 5" w:semiHidden="0" w:uiPriority="66" w:unhideWhenUsed="0"/>
+    <w:lsdException w:name="Medium Grid 1 Accent 5" w:semiHidden="0" w:uiPriority="67" w:unhideWhenUsed="0"/>
+    <w:lsdException w:name="Medium Grid 2 Accent 5" w:semiHidden="0" w:uiPriority="68" w:unhideWhenUsed="0"/>
+    <w:lsdException w:name="Medium Grid 3 Accent 5" w:semiHidden="0" w:uiPriority="69" w:unhideWhenUsed="0"/>
+    <w:lsdException w:name="Dark List Accent 5" w:semiHidden="0" w:uiPriority="70" w:unhideWhenUsed="0"/>
+    <w:lsdException w:name="Colorful Shading Accent 5" w:semiHidden="0" w:uiPriority="71" w:unhideWhenUsed="0"/>
+    <w:lsdException w:name="Colorful List Accent 5" w:semiHidden="0" w:uiPriority="72" w:unhideWhenUsed="0"/>
+    <w:lsdException w:name="Colorful Grid Accent 5" w:semiHidden="0" w:uiPriority="73" w:unhideWhenUsed="0"/>
+    <w:lsdException w:name="Light Shading Accent 6" w:semiHidden="0" w:uiPriority="60" w:unhideWhenUsed="0"/>
+    <w:lsdException w:name="Light List Accent 6" w:semiHidden="0" w:uiPriority="61" w:unhideWhenUsed="0"/>
+    <w:lsdException w:name="Light Grid Accent 6" w:semiHidden="0" w:uiPriority="62" w:unhideWhenUsed="0"/>
+    <w:lsdException w:name="Medium Shading 1 Accent 6" w:semiHidden="0" w:uiPriority="63" w:unhideWhenUsed="0"/>
+    <w:lsdException w:name="Medium Shading 2 Accent 6" w:semiHidden="0" w:uiPriority="64" w:unhideWhenUsed="0"/>
+    <w:lsdException w:name="Medium List 1 Accent 6" w:semiHidden="0" w:uiPriority="65" w:unhideWhenUsed="0"/>
+    <w:lsdException w:name="Medium List 2 Accent 6" w:semiHidden="0" w:uiPriority="66" w:unhideWhenUsed="0"/>
+    <w:lsdException w:name="Medium Grid 1 Accent 6" w:semiHidden="0" w:uiPriority="67" w:unhideWhenUsed="0"/>
+    <w:lsdException w:name="Medium Grid 2 Accent 6" w:semiHidden="0" w:uiPriority="68" w:unhideWhenUsed="0"/>
+    <w:lsdException w:name="Medium Grid 3 Accent 6" w:semiHidden="0" w:uiPriority="69" w:unhideWhenUsed="0"/>
+    <w:lsdException w:name="Dark List Accent 6" w:semiHidden="0" w:uiPriority="70" w:unhideWhenUsed="0"/>
+    <w:lsdException w:name="Colorful Shading Accent 6" w:semiHidden="0" w:uiPriority="71" w:unhideWhenUsed="0"/>
+    <w:lsdException w:name="Colorful List Accent 6" w:semiHidden="0" w:uiPriority="72" w:unhideWhenUsed="0"/>
+    <w:lsdException w:name="Colorful Grid Accent 6" w:semiHidden="0" w:uiPriority="73" w:unhideWhenUsed="0"/>
   </w:latentStyles>
-  <w:style w:type="paragraph" w:default="1" w:styleId="1">
+  <w:style w:type="paragraph" w:default="1" w:styleId="Normal">
     <w:name w:val="Normal"/>
     <w:qFormat/>
-    <w:uiPriority w:val="0"/>
     <w:pPr>
       <w:widowControl w:val="0"/>
       <w:jc w:val="both"/>
     </w:pPr>
     <w:rPr>
-      <w:rFonts w:ascii="Times New Roman" w:hAnsi="Times New Roman" w:eastAsia="宋体" w:cs="Times New Roman"/>
+      <w:rFonts w:ascii="Times New Roman" w:eastAsia="宋体" w:hAnsi="Times New Roman" w:cs="Times New Roman"/>
       <w:kern w:val="2"/>
       <w:sz w:val="21"/>
       <w:szCs w:val="24"/>
       <w:lang w:val="en-US" w:eastAsia="zh-CN" w:bidi="ar-SA"/>
     </w:rPr>
   </w:style>
-  <w:style w:type="paragraph" w:styleId="2">
+  <w:style w:type="paragraph" w:styleId="Heading1">
     <w:name w:val="heading 1"/>
-    <w:basedOn w:val="1"/>
-    <w:next w:val="1"/>
-    <w:link w:val="20"/>
+    <w:basedOn w:val="Normal"/>
+    <w:next w:val="Normal"/>
+    <w:link w:val="1"/>
+    <w:uiPriority w:val="9"/>
     <w:qFormat/>
-    <w:uiPriority w:val="9"/>
     <w:pPr>
       <w:keepNext/>
       <w:keepLines/>
@@ -6201,14 +6011,14 @@
       <w:szCs w:val="44"/>
     </w:rPr>
   </w:style>
-  <w:style w:type="paragraph" w:styleId="3">
+  <w:style w:type="paragraph" w:styleId="Heading2">
     <w:name w:val="heading 2"/>
-    <w:basedOn w:val="1"/>
-    <w:next w:val="4"/>
-    <w:link w:val="24"/>
+    <w:basedOn w:val="Normal"/>
+    <w:next w:val="TOC2"/>
+    <w:link w:val="2"/>
+    <w:uiPriority w:val="9"/>
     <w:unhideWhenUsed/>
     <w:qFormat/>
-    <w:uiPriority w:val="9"/>
     <w:pPr>
       <w:keepNext/>
       <w:keepLines/>
@@ -6216,21 +6026,21 @@
       <w:outlineLvl w:val="1"/>
     </w:pPr>
     <w:rPr>
-      <w:rFonts w:asciiTheme="majorHAnsi" w:hAnsiTheme="majorHAnsi" w:eastAsiaTheme="majorEastAsia" w:cstheme="majorBidi"/>
+      <w:rFonts w:asciiTheme="majorHAnsi" w:eastAsiaTheme="majorEastAsia" w:hAnsiTheme="majorHAnsi" w:cstheme="majorBidi"/>
       <w:b/>
       <w:bCs/>
       <w:sz w:val="24"/>
       <w:szCs w:val="32"/>
     </w:rPr>
   </w:style>
-  <w:style w:type="paragraph" w:styleId="5">
+  <w:style w:type="paragraph" w:styleId="Heading3">
     <w:name w:val="heading 3"/>
-    <w:basedOn w:val="1"/>
-    <w:next w:val="1"/>
-    <w:link w:val="27"/>
+    <w:basedOn w:val="Normal"/>
+    <w:next w:val="Normal"/>
+    <w:link w:val="3"/>
+    <w:uiPriority w:val="9"/>
     <w:unhideWhenUsed/>
     <w:qFormat/>
-    <w:uiPriority w:val="9"/>
     <w:pPr>
       <w:keepNext/>
       <w:keepLines/>
@@ -6244,14 +6054,14 @@
       <w:szCs w:val="32"/>
     </w:rPr>
   </w:style>
-  <w:style w:type="paragraph" w:styleId="6">
+  <w:style w:type="paragraph" w:styleId="Heading4">
     <w:name w:val="heading 4"/>
-    <w:basedOn w:val="1"/>
-    <w:next w:val="1"/>
-    <w:link w:val="28"/>
+    <w:basedOn w:val="Normal"/>
+    <w:next w:val="Normal"/>
+    <w:link w:val="4"/>
+    <w:uiPriority w:val="9"/>
     <w:unhideWhenUsed/>
     <w:qFormat/>
-    <w:uiPriority w:val="9"/>
     <w:pPr>
       <w:keepNext/>
       <w:keepLines/>
@@ -6259,22 +6069,22 @@
       <w:outlineLvl w:val="3"/>
     </w:pPr>
     <w:rPr>
-      <w:rFonts w:asciiTheme="majorHAnsi" w:hAnsiTheme="majorHAnsi" w:eastAsiaTheme="majorEastAsia" w:cstheme="majorBidi"/>
+      <w:rFonts w:asciiTheme="majorHAnsi" w:eastAsiaTheme="majorEastAsia" w:hAnsiTheme="majorHAnsi" w:cstheme="majorBidi"/>
       <w:b/>
       <w:bCs/>
       <w:sz w:val="28"/>
       <w:szCs w:val="28"/>
     </w:rPr>
   </w:style>
-  <w:style w:type="character" w:default="1" w:styleId="17">
+  <w:style w:type="character" w:default="1" w:styleId="DefaultParagraphFont">
     <w:name w:val="Default Paragraph Font"/>
+    <w:uiPriority w:val="1"/>
     <w:unhideWhenUsed/>
-    <w:uiPriority w:val="1"/>
   </w:style>
-  <w:style w:type="table" w:default="1" w:styleId="15">
+  <w:style w:type="table" w:default="1" w:styleId="TableNormal">
     <w:name w:val="Normal Table"/>
+    <w:uiPriority w:val="99"/>
     <w:unhideWhenUsed/>
-    <w:uiPriority w:val="99"/>
     <w:tblPr>
       <w:tblCellMar>
         <w:top w:w="0" w:type="dxa"/>
@@ -6284,71 +6094,71 @@
       </w:tblCellMar>
     </w:tblPr>
   </w:style>
-  <w:style w:type="paragraph" w:styleId="4">
+  <w:style w:type="paragraph" w:styleId="TOC2">
     <w:name w:val="toc 2"/>
-    <w:basedOn w:val="1"/>
-    <w:next w:val="1"/>
+    <w:basedOn w:val="Normal"/>
+    <w:next w:val="Normal"/>
+    <w:uiPriority w:val="39"/>
     <w:unhideWhenUsed/>
     <w:qFormat/>
-    <w:uiPriority w:val="39"/>
     <w:pPr>
       <w:ind w:left="420" w:leftChars="200"/>
     </w:pPr>
   </w:style>
-  <w:style w:type="paragraph" w:styleId="7">
+  <w:style w:type="paragraph" w:styleId="DocumentMap">
     <w:name w:val="Document Map"/>
-    <w:basedOn w:val="1"/>
-    <w:link w:val="32"/>
+    <w:basedOn w:val="Normal"/>
+    <w:link w:val="a4"/>
+    <w:uiPriority w:val="99"/>
     <w:unhideWhenUsed/>
     <w:qFormat/>
-    <w:uiPriority w:val="99"/>
     <w:rPr>
       <w:rFonts w:ascii="宋体"/>
       <w:sz w:val="18"/>
       <w:szCs w:val="18"/>
     </w:rPr>
   </w:style>
-  <w:style w:type="paragraph" w:styleId="8">
+  <w:style w:type="paragraph" w:styleId="CommentText">
     <w:name w:val="annotation text"/>
-    <w:basedOn w:val="1"/>
-    <w:link w:val="29"/>
+    <w:basedOn w:val="Normal"/>
+    <w:link w:val="a2"/>
+    <w:uiPriority w:val="99"/>
     <w:unhideWhenUsed/>
     <w:qFormat/>
-    <w:uiPriority w:val="99"/>
     <w:pPr>
       <w:jc w:val="left"/>
     </w:pPr>
   </w:style>
-  <w:style w:type="paragraph" w:styleId="9">
+  <w:style w:type="paragraph" w:styleId="TOC3">
     <w:name w:val="toc 3"/>
-    <w:basedOn w:val="1"/>
-    <w:next w:val="1"/>
+    <w:basedOn w:val="Normal"/>
+    <w:next w:val="Normal"/>
+    <w:uiPriority w:val="39"/>
     <w:unhideWhenUsed/>
     <w:qFormat/>
-    <w:uiPriority w:val="39"/>
     <w:pPr>
       <w:ind w:left="840" w:leftChars="400"/>
     </w:pPr>
   </w:style>
-  <w:style w:type="paragraph" w:styleId="10">
+  <w:style w:type="paragraph" w:styleId="BalloonText">
     <w:name w:val="Balloon Text"/>
-    <w:basedOn w:val="1"/>
-    <w:link w:val="22"/>
+    <w:basedOn w:val="Normal"/>
+    <w:link w:val="a"/>
+    <w:uiPriority w:val="99"/>
     <w:unhideWhenUsed/>
     <w:qFormat/>
-    <w:uiPriority w:val="99"/>
     <w:rPr>
       <w:sz w:val="18"/>
       <w:szCs w:val="18"/>
     </w:rPr>
   </w:style>
-  <w:style w:type="paragraph" w:styleId="11">
+  <w:style w:type="paragraph" w:styleId="Footer">
     <w:name w:val="footer"/>
-    <w:basedOn w:val="1"/>
-    <w:link w:val="26"/>
+    <w:basedOn w:val="Normal"/>
+    <w:link w:val="a1"/>
+    <w:uiPriority w:val="99"/>
     <w:unhideWhenUsed/>
     <w:qFormat/>
-    <w:uiPriority w:val="99"/>
     <w:pPr>
       <w:tabs>
         <w:tab w:val="center" w:pos="4153"/>
@@ -6362,16 +6172,16 @@
       <w:szCs w:val="18"/>
     </w:rPr>
   </w:style>
-  <w:style w:type="paragraph" w:styleId="12">
+  <w:style w:type="paragraph" w:styleId="Header">
     <w:name w:val="header"/>
-    <w:basedOn w:val="1"/>
-    <w:link w:val="25"/>
+    <w:basedOn w:val="Normal"/>
+    <w:link w:val="a0"/>
+    <w:uiPriority w:val="99"/>
     <w:unhideWhenUsed/>
     <w:qFormat/>
-    <w:uiPriority w:val="99"/>
     <w:pPr>
       <w:pBdr>
-        <w:bottom w:val="single" w:color="auto" w:sz="6" w:space="1"/>
+        <w:bottom w:val="single" w:sz="6" w:space="1" w:color="auto"/>
       </w:pBdr>
       <w:tabs>
         <w:tab w:val="center" w:pos="4153"/>
@@ -6385,13 +6195,13 @@
       <w:szCs w:val="18"/>
     </w:rPr>
   </w:style>
-  <w:style w:type="paragraph" w:styleId="13">
+  <w:style w:type="paragraph" w:styleId="TOC1">
     <w:name w:val="toc 1"/>
-    <w:basedOn w:val="1"/>
-    <w:next w:val="1"/>
+    <w:basedOn w:val="Normal"/>
+    <w:next w:val="Normal"/>
+    <w:uiPriority w:val="39"/>
     <w:unhideWhenUsed/>
     <w:qFormat/>
-    <w:uiPriority w:val="39"/>
     <w:pPr>
       <w:tabs>
         <w:tab w:val="right" w:leader="dot" w:pos="8302"/>
@@ -6399,70 +6209,65 @@
       <w:spacing w:line="360" w:lineRule="auto"/>
     </w:pPr>
   </w:style>
-  <w:style w:type="paragraph" w:styleId="14">
+  <w:style w:type="paragraph" w:styleId="CommentSubject">
     <w:name w:val="annotation subject"/>
-    <w:basedOn w:val="8"/>
-    <w:next w:val="8"/>
-    <w:link w:val="30"/>
+    <w:basedOn w:val="CommentText"/>
+    <w:next w:val="CommentText"/>
+    <w:link w:val="a3"/>
+    <w:uiPriority w:val="99"/>
     <w:unhideWhenUsed/>
     <w:qFormat/>
-    <w:uiPriority w:val="99"/>
     <w:rPr>
       <w:b/>
       <w:bCs/>
     </w:rPr>
   </w:style>
-  <w:style w:type="table" w:styleId="16">
+  <w:style w:type="table" w:styleId="TableGrid">
     <w:name w:val="Table Grid"/>
-    <w:basedOn w:val="15"/>
+    <w:basedOn w:val="TableNormal"/>
+    <w:uiPriority w:val="59"/>
     <w:qFormat/>
-    <w:uiPriority w:val="59"/>
     <w:tblPr>
       <w:tblBorders>
-        <w:top w:val="single" w:color="auto" w:sz="4" w:space="0"/>
-        <w:left w:val="single" w:color="auto" w:sz="4" w:space="0"/>
-        <w:bottom w:val="single" w:color="auto" w:sz="4" w:space="0"/>
-        <w:right w:val="single" w:color="auto" w:sz="4" w:space="0"/>
-        <w:insideH w:val="single" w:color="auto" w:sz="4" w:space="0"/>
-        <w:insideV w:val="single" w:color="auto" w:sz="4" w:space="0"/>
+        <w:top w:val="single" w:sz="4" w:space="0" w:color="auto"/>
+        <w:left w:val="single" w:sz="4" w:space="0" w:color="auto"/>
+        <w:bottom w:val="single" w:sz="4" w:space="0" w:color="auto"/>
+        <w:right w:val="single" w:sz="4" w:space="0" w:color="auto"/>
+        <w:insideH w:val="single" w:sz="4" w:space="0" w:color="auto"/>
+        <w:insideV w:val="single" w:sz="4" w:space="0" w:color="auto"/>
       </w:tblBorders>
     </w:tblPr>
   </w:style>
-  <w:style w:type="character" w:styleId="18">
+  <w:style w:type="character" w:styleId="Hyperlink">
     <w:name w:val="Hyperlink"/>
-    <w:basedOn w:val="17"/>
+    <w:basedOn w:val="DefaultParagraphFont"/>
+    <w:uiPriority w:val="99"/>
     <w:unhideWhenUsed/>
     <w:qFormat/>
-    <w:uiPriority w:val="99"/>
     <w:rPr>
       <w:color w:val="0000FF" w:themeColor="hyperlink"/>
       <w:u w:val="single"/>
-      <w14:textFill>
-        <w14:solidFill>
-          <w14:schemeClr w14:val="hlink"/>
-        </w14:solidFill>
-      </w14:textFill>
     </w:rPr>
   </w:style>
-  <w:style w:type="character" w:styleId="19">
+  <w:style w:type="character" w:styleId="CommentReference">
     <w:name w:val="annotation reference"/>
-    <w:basedOn w:val="17"/>
+    <w:basedOn w:val="DefaultParagraphFont"/>
+    <w:uiPriority w:val="99"/>
     <w:unhideWhenUsed/>
     <w:qFormat/>
-    <w:uiPriority w:val="99"/>
     <w:rPr>
       <w:sz w:val="21"/>
       <w:szCs w:val="21"/>
     </w:rPr>
   </w:style>
-  <w:style w:type="character" w:customStyle="1" w:styleId="20">
+  <w:style w:type="character" w:customStyle="1" w:styleId="1">
     <w:name w:val="标题 1 字符"/>
-    <w:basedOn w:val="17"/>
-    <w:link w:val="2"/>
+    <w:basedOn w:val="DefaultParagraphFont"/>
+    <w:link w:val="Heading1"/>
+    <w:uiPriority w:val="9"/>
     <w:qFormat/>
-    <w:uiPriority w:val="9"/>
     <w:rPr>
-      <w:rFonts w:ascii="Times New Roman" w:hAnsi="Times New Roman" w:eastAsia="宋体" w:cs="Times New Roman"/>
+      <w:rFonts w:ascii="Times New Roman" w:eastAsia="宋体" w:hAnsi="Times New Roman" w:cs="Times New Roman"/>
       <w:b/>
       <w:bCs/>
       <w:kern w:val="44"/>
@@ -6470,13 +6275,13 @@
       <w:szCs w:val="44"/>
     </w:rPr>
   </w:style>
-  <w:style w:type="paragraph" w:customStyle="1" w:styleId="21">
+  <w:style w:type="paragraph" w:customStyle="1" w:styleId="TOC10">
     <w:name w:val="TOC 标题1"/>
-    <w:basedOn w:val="2"/>
-    <w:next w:val="1"/>
+    <w:basedOn w:val="Heading1"/>
+    <w:next w:val="Normal"/>
+    <w:uiPriority w:val="39"/>
     <w:unhideWhenUsed/>
     <w:qFormat/>
-    <w:uiPriority w:val="39"/>
     <w:pPr>
       <w:widowControl/>
       <w:spacing w:before="480" w:after="0" w:line="276" w:lineRule="auto"/>
@@ -6484,150 +6289,150 @@
       <w:outlineLvl w:val="9"/>
     </w:pPr>
     <w:rPr>
-      <w:rFonts w:asciiTheme="majorHAnsi" w:hAnsiTheme="majorHAnsi" w:eastAsiaTheme="majorEastAsia" w:cstheme="majorBidi"/>
+      <w:rFonts w:asciiTheme="majorHAnsi" w:eastAsiaTheme="majorEastAsia" w:hAnsiTheme="majorHAnsi" w:cstheme="majorBidi"/>
       <w:color w:val="376092" w:themeColor="accent1" w:themeShade="BF"/>
       <w:kern w:val="0"/>
       <w:sz w:val="28"/>
       <w:szCs w:val="28"/>
     </w:rPr>
   </w:style>
-  <w:style w:type="character" w:customStyle="1" w:styleId="22">
+  <w:style w:type="character" w:customStyle="1" w:styleId="a">
     <w:name w:val="批注框文本 字符"/>
-    <w:basedOn w:val="17"/>
-    <w:link w:val="10"/>
+    <w:basedOn w:val="DefaultParagraphFont"/>
+    <w:link w:val="BalloonText"/>
+    <w:uiPriority w:val="99"/>
     <w:semiHidden/>
     <w:qFormat/>
-    <w:uiPriority w:val="99"/>
     <w:rPr>
-      <w:rFonts w:ascii="Times New Roman" w:hAnsi="Times New Roman" w:eastAsia="宋体" w:cs="Times New Roman"/>
+      <w:rFonts w:ascii="Times New Roman" w:eastAsia="宋体" w:hAnsi="Times New Roman" w:cs="Times New Roman"/>
       <w:sz w:val="18"/>
       <w:szCs w:val="18"/>
     </w:rPr>
   </w:style>
-  <w:style w:type="paragraph" w:customStyle="1" w:styleId="23">
+  <w:style w:type="paragraph" w:customStyle="1" w:styleId="ListParagraph">
     <w:name w:val="List Paragraph"/>
-    <w:basedOn w:val="1"/>
+    <w:basedOn w:val="Normal"/>
+    <w:uiPriority w:val="34"/>
     <w:qFormat/>
-    <w:uiPriority w:val="34"/>
     <w:pPr>
       <w:ind w:firstLine="420" w:firstLineChars="200"/>
     </w:pPr>
   </w:style>
-  <w:style w:type="character" w:customStyle="1" w:styleId="24">
+  <w:style w:type="character" w:customStyle="1" w:styleId="2">
     <w:name w:val="标题 2 字符"/>
-    <w:basedOn w:val="17"/>
-    <w:link w:val="3"/>
+    <w:basedOn w:val="DefaultParagraphFont"/>
+    <w:link w:val="Heading2"/>
+    <w:uiPriority w:val="9"/>
     <w:qFormat/>
-    <w:uiPriority w:val="9"/>
     <w:rPr>
-      <w:rFonts w:asciiTheme="majorHAnsi" w:hAnsiTheme="majorHAnsi" w:eastAsiaTheme="majorEastAsia" w:cstheme="majorBidi"/>
+      <w:rFonts w:asciiTheme="majorHAnsi" w:eastAsiaTheme="majorEastAsia" w:hAnsiTheme="majorHAnsi" w:cstheme="majorBidi"/>
       <w:b/>
       <w:bCs/>
       <w:sz w:val="24"/>
       <w:szCs w:val="32"/>
     </w:rPr>
   </w:style>
-  <w:style w:type="character" w:customStyle="1" w:styleId="25">
+  <w:style w:type="character" w:customStyle="1" w:styleId="a0">
     <w:name w:val="页眉 字符"/>
-    <w:basedOn w:val="17"/>
-    <w:link w:val="12"/>
+    <w:basedOn w:val="DefaultParagraphFont"/>
+    <w:link w:val="Header"/>
+    <w:uiPriority w:val="99"/>
     <w:qFormat/>
-    <w:uiPriority w:val="99"/>
     <w:rPr>
-      <w:rFonts w:ascii="Times New Roman" w:hAnsi="Times New Roman" w:eastAsia="宋体" w:cs="Times New Roman"/>
+      <w:rFonts w:ascii="Times New Roman" w:eastAsia="宋体" w:hAnsi="Times New Roman" w:cs="Times New Roman"/>
       <w:sz w:val="18"/>
       <w:szCs w:val="18"/>
     </w:rPr>
   </w:style>
-  <w:style w:type="character" w:customStyle="1" w:styleId="26">
+  <w:style w:type="character" w:customStyle="1" w:styleId="a1">
     <w:name w:val="页脚 字符"/>
-    <w:basedOn w:val="17"/>
-    <w:link w:val="11"/>
+    <w:basedOn w:val="DefaultParagraphFont"/>
+    <w:link w:val="Footer"/>
+    <w:uiPriority w:val="99"/>
     <w:qFormat/>
-    <w:uiPriority w:val="99"/>
     <w:rPr>
-      <w:rFonts w:ascii="Times New Roman" w:hAnsi="Times New Roman" w:eastAsia="宋体" w:cs="Times New Roman"/>
+      <w:rFonts w:ascii="Times New Roman" w:eastAsia="宋体" w:hAnsi="Times New Roman" w:cs="Times New Roman"/>
       <w:sz w:val="18"/>
       <w:szCs w:val="18"/>
     </w:rPr>
   </w:style>
-  <w:style w:type="character" w:customStyle="1" w:styleId="27">
+  <w:style w:type="character" w:customStyle="1" w:styleId="3">
     <w:name w:val="标题 3 字符"/>
-    <w:basedOn w:val="17"/>
-    <w:link w:val="5"/>
+    <w:basedOn w:val="DefaultParagraphFont"/>
+    <w:link w:val="Heading3"/>
+    <w:uiPriority w:val="9"/>
     <w:qFormat/>
-    <w:uiPriority w:val="9"/>
     <w:rPr>
-      <w:rFonts w:ascii="Times New Roman" w:hAnsi="Times New Roman" w:eastAsia="宋体" w:cs="Times New Roman"/>
+      <w:rFonts w:ascii="Times New Roman" w:eastAsia="宋体" w:hAnsi="Times New Roman" w:cs="Times New Roman"/>
       <w:b/>
       <w:bCs/>
       <w:sz w:val="24"/>
       <w:szCs w:val="32"/>
     </w:rPr>
   </w:style>
-  <w:style w:type="character" w:customStyle="1" w:styleId="28">
+  <w:style w:type="character" w:customStyle="1" w:styleId="4">
     <w:name w:val="标题 4 字符"/>
-    <w:basedOn w:val="17"/>
-    <w:link w:val="6"/>
+    <w:basedOn w:val="DefaultParagraphFont"/>
+    <w:link w:val="Heading4"/>
+    <w:uiPriority w:val="9"/>
     <w:qFormat/>
-    <w:uiPriority w:val="9"/>
     <w:rPr>
-      <w:rFonts w:asciiTheme="majorHAnsi" w:hAnsiTheme="majorHAnsi" w:eastAsiaTheme="majorEastAsia" w:cstheme="majorBidi"/>
+      <w:rFonts w:asciiTheme="majorHAnsi" w:eastAsiaTheme="majorEastAsia" w:hAnsiTheme="majorHAnsi" w:cstheme="majorBidi"/>
       <w:b/>
       <w:bCs/>
       <w:sz w:val="28"/>
       <w:szCs w:val="28"/>
     </w:rPr>
   </w:style>
-  <w:style w:type="character" w:customStyle="1" w:styleId="29">
+  <w:style w:type="character" w:customStyle="1" w:styleId="a2">
     <w:name w:val="批注文字 字符"/>
-    <w:basedOn w:val="17"/>
-    <w:link w:val="8"/>
+    <w:basedOn w:val="DefaultParagraphFont"/>
+    <w:link w:val="CommentText"/>
+    <w:uiPriority w:val="99"/>
     <w:semiHidden/>
     <w:qFormat/>
-    <w:uiPriority w:val="99"/>
     <w:rPr>
-      <w:rFonts w:ascii="Times New Roman" w:hAnsi="Times New Roman" w:eastAsia="宋体" w:cs="Times New Roman"/>
+      <w:rFonts w:ascii="Times New Roman" w:eastAsia="宋体" w:hAnsi="Times New Roman" w:cs="Times New Roman"/>
       <w:szCs w:val="24"/>
     </w:rPr>
   </w:style>
-  <w:style w:type="character" w:customStyle="1" w:styleId="30">
+  <w:style w:type="character" w:customStyle="1" w:styleId="a3">
     <w:name w:val="批注主题 字符"/>
-    <w:basedOn w:val="29"/>
-    <w:link w:val="14"/>
+    <w:basedOn w:val="a2"/>
+    <w:link w:val="CommentSubject"/>
+    <w:uiPriority w:val="99"/>
     <w:semiHidden/>
     <w:qFormat/>
-    <w:uiPriority w:val="99"/>
     <w:rPr>
-      <w:rFonts w:ascii="Times New Roman" w:hAnsi="Times New Roman" w:eastAsia="宋体" w:cs="Times New Roman"/>
+      <w:rFonts w:ascii="Times New Roman" w:eastAsia="宋体" w:hAnsi="Times New Roman" w:cs="Times New Roman"/>
       <w:b/>
       <w:bCs/>
       <w:szCs w:val="24"/>
     </w:rPr>
   </w:style>
-  <w:style w:type="paragraph" w:customStyle="1" w:styleId="31">
+  <w:style w:type="paragraph" w:customStyle="1" w:styleId="10">
     <w:name w:val="修订1"/>
     <w:hidden/>
+    <w:uiPriority w:val="99"/>
     <w:semiHidden/>
     <w:qFormat/>
-    <w:uiPriority w:val="99"/>
     <w:rPr>
-      <w:rFonts w:ascii="Times New Roman" w:hAnsi="Times New Roman" w:eastAsia="宋体" w:cs="Times New Roman"/>
+      <w:rFonts w:ascii="Times New Roman" w:eastAsia="宋体" w:hAnsi="Times New Roman" w:cs="Times New Roman"/>
       <w:kern w:val="2"/>
       <w:sz w:val="21"/>
       <w:szCs w:val="24"/>
       <w:lang w:val="en-US" w:eastAsia="zh-CN" w:bidi="ar-SA"/>
     </w:rPr>
   </w:style>
-  <w:style w:type="character" w:customStyle="1" w:styleId="32">
+  <w:style w:type="character" w:customStyle="1" w:styleId="a4">
     <w:name w:val="文档结构图 字符"/>
-    <w:basedOn w:val="17"/>
-    <w:link w:val="7"/>
+    <w:basedOn w:val="DefaultParagraphFont"/>
+    <w:link w:val="DocumentMap"/>
+    <w:uiPriority w:val="99"/>
     <w:semiHidden/>
     <w:qFormat/>
-    <w:uiPriority w:val="99"/>
     <w:rPr>
-      <w:rFonts w:ascii="宋体" w:hAnsi="Times New Roman" w:eastAsia="宋体" w:cs="Times New Roman"/>
+      <w:rFonts w:ascii="宋体" w:eastAsia="宋体" w:hAnsi="Times New Roman" w:cs="Times New Roman"/>
       <w:sz w:val="18"/>
       <w:szCs w:val="18"/>
     </w:rPr>
